--- a/practice/docs/individual2_np.docx
+++ b/practice/docs/individual2_np.docx
@@ -34,7 +34,7 @@
       </w:r>
       <w:r>
         <w:rPr>
-          <w:rFonts w:ascii="Times New Roman" w:hAnsi="Times New Roman" w:eastAsia="Times New Roman" w:cs="Times New Roman"/>
+          <w:rFonts w:ascii="Times New Roman" w:hAnsi="Times New Roman" w:cs="Times New Roman"/>
           <w:caps/>
           <w:sz w:val="24"/>
           <w:szCs w:val="24"/>
@@ -70,42 +70,42 @@
       </w:r>
       <w:r>
         <w:rPr>
+          <w:rFonts w:ascii="Times New Roman" w:hAnsi="Times New Roman" w:cs="Times New Roman"/>
+          <w:sz w:val="24"/>
+          <w:szCs w:val="24"/>
+        </w:rPr>
+      </w:r>
+    </w:p>
+    <w:p>
+      <w:pPr>
+        <w:pBdr/>
+        <w:spacing w:after="0" w:line="240" w:lineRule="auto"/>
+        <w:ind/>
+        <w:jc w:val="center"/>
+        <w:rPr>
+          <w:rFonts w:ascii="Times New Roman" w:hAnsi="Times New Roman" w:cs="Times New Roman"/>
+          <w:sz w:val="24"/>
+          <w:szCs w:val="24"/>
+        </w:rPr>
+      </w:pPr>
+      <w:r>
+        <w:rPr>
           <w:rFonts w:ascii="Times New Roman" w:hAnsi="Times New Roman" w:eastAsia="Times New Roman" w:cs="Times New Roman"/>
           <w:sz w:val="24"/>
           <w:szCs w:val="24"/>
         </w:rPr>
-      </w:r>
-    </w:p>
-    <w:p>
-      <w:pPr>
-        <w:pBdr/>
-        <w:spacing w:after="0" w:line="240" w:lineRule="auto"/>
-        <w:ind/>
-        <w:jc w:val="center"/>
-        <w:rPr>
-          <w:rFonts w:ascii="Times New Roman" w:hAnsi="Times New Roman" w:cs="Times New Roman"/>
-          <w:sz w:val="24"/>
-          <w:szCs w:val="24"/>
-        </w:rPr>
-      </w:pPr>
+        <w:t xml:space="preserve">высшего образования</w:t>
+      </w:r>
       <w:r>
         <w:rPr>
           <w:rFonts w:ascii="Times New Roman" w:hAnsi="Times New Roman" w:eastAsia="Times New Roman" w:cs="Times New Roman"/>
           <w:sz w:val="24"/>
           <w:szCs w:val="24"/>
         </w:rPr>
-        <w:t xml:space="preserve">высшего образования</w:t>
-      </w:r>
-      <w:r>
-        <w:rPr>
-          <w:rFonts w:ascii="Times New Roman" w:hAnsi="Times New Roman" w:eastAsia="Times New Roman" w:cs="Times New Roman"/>
-          <w:sz w:val="24"/>
-          <w:szCs w:val="24"/>
-        </w:rPr>
-      </w:r>
-      <w:r>
-        <w:rPr>
-          <w:rFonts w:ascii="Times New Roman" w:hAnsi="Times New Roman" w:eastAsia="Times New Roman" w:cs="Times New Roman"/>
+      </w:r>
+      <w:r>
+        <w:rPr>
+          <w:rFonts w:ascii="Times New Roman" w:hAnsi="Times New Roman" w:cs="Times New Roman"/>
           <w:sz w:val="24"/>
           <w:szCs w:val="24"/>
         </w:rPr>
@@ -146,20 +146,48 @@
       </w:r>
       <w:r>
         <w:rPr>
+          <w:rFonts w:ascii="Times New Roman" w:hAnsi="Times New Roman" w:cs="Times New Roman"/>
+          <w:b/>
+          <w:bCs/>
+          <w:sz w:val="28"/>
+          <w:szCs w:val="28"/>
+        </w:rPr>
+      </w:r>
+    </w:p>
+    <w:p>
+      <w:pPr>
+        <w:pBdr/>
+        <w:spacing w:after="0" w:line="240" w:lineRule="auto"/>
+        <w:ind/>
+        <w:jc w:val="center"/>
+        <w:rPr>
+          <w:rFonts w:ascii="Times New Roman" w:hAnsi="Times New Roman" w:cs="Times New Roman"/>
+          <w:b/>
+          <w:bCs/>
+          <w:sz w:val="28"/>
+          <w:szCs w:val="28"/>
+        </w:rPr>
+      </w:pPr>
+      <w:r>
+        <w:rPr>
           <w:rFonts w:ascii="Times New Roman" w:hAnsi="Times New Roman" w:eastAsia="Times New Roman" w:cs="Times New Roman"/>
           <w:b/>
           <w:bCs/>
           <w:sz w:val="28"/>
           <w:szCs w:val="28"/>
         </w:rPr>
-      </w:r>
-    </w:p>
-    <w:p>
-      <w:pPr>
-        <w:pBdr/>
-        <w:spacing w:after="0" w:line="240" w:lineRule="auto"/>
-        <w:ind/>
-        <w:jc w:val="center"/>
+        <w:t xml:space="preserve">(ФГБОУ ВО «КубГУ»)</w:t>
+      </w:r>
+      <w:r>
+        <w:rPr>
+          <w:rFonts w:ascii="Times New Roman" w:hAnsi="Times New Roman" w:eastAsia="Times New Roman" w:cs="Times New Roman"/>
+          <w:b/>
+          <w:bCs/>
+          <w:sz w:val="28"/>
+          <w:szCs w:val="28"/>
+        </w:rPr>
+      </w:r>
+      <w:r>
         <w:rPr>
           <w:rFonts w:ascii="Times New Roman" w:hAnsi="Times New Roman" w:cs="Times New Roman"/>
           <w:b/>
@@ -167,6 +195,63 @@
           <w:sz w:val="28"/>
           <w:szCs w:val="28"/>
         </w:rPr>
+      </w:r>
+    </w:p>
+    <w:p>
+      <w:pPr>
+        <w:pBdr/>
+        <w:spacing w:after="0" w:line="240" w:lineRule="auto"/>
+        <w:ind/>
+        <w:jc w:val="center"/>
+        <w:rPr>
+          <w:rFonts w:ascii="Times New Roman" w:hAnsi="Times New Roman" w:cs="Times New Roman"/>
+          <w:b/>
+          <w:bCs/>
+          <w:sz w:val="32"/>
+          <w:szCs w:val="32"/>
+        </w:rPr>
+      </w:pPr>
+      <w:r>
+        <w:rPr>
+          <w:rFonts w:ascii="Times New Roman" w:hAnsi="Times New Roman" w:eastAsia="Times New Roman" w:cs="Times New Roman"/>
+          <w:b/>
+          <w:bCs/>
+          <w:sz w:val="32"/>
+          <w:szCs w:val="32"/>
+        </w:rPr>
+      </w:r>
+      <w:r>
+        <w:rPr>
+          <w:rFonts w:ascii="Times New Roman" w:hAnsi="Times New Roman" w:eastAsia="Times New Roman" w:cs="Times New Roman"/>
+          <w:b/>
+          <w:bCs/>
+          <w:sz w:val="32"/>
+          <w:szCs w:val="32"/>
+        </w:rPr>
+      </w:r>
+      <w:r>
+        <w:rPr>
+          <w:rFonts w:ascii="Times New Roman" w:hAnsi="Times New Roman" w:cs="Times New Roman"/>
+          <w:b/>
+          <w:bCs/>
+          <w:sz w:val="32"/>
+          <w:szCs w:val="32"/>
+        </w:rPr>
+      </w:r>
+    </w:p>
+    <w:p>
+      <w:pPr>
+        <w:pBdr/>
+        <w:spacing w:after="0" w:line="240" w:lineRule="auto"/>
+        <w:ind/>
+        <w:jc w:val="center"/>
+        <w:rPr>
+          <w:rFonts w:ascii="Times New Roman" w:hAnsi="Times New Roman" w:cs="Times New Roman"/>
+          <w:b/>
+          <w:bCs/>
+          <w:sz w:val="28"/>
+          <w:szCs w:val="28"/>
+        </w:rPr>
       </w:pPr>
       <w:r>
         <w:rPr>
@@ -176,7 +261,7 @@
           <w:sz w:val="28"/>
           <w:szCs w:val="28"/>
         </w:rPr>
-        <w:t xml:space="preserve">(ФГБОУ ВО «КубГУ»)</w:t>
+        <w:t xml:space="preserve">Факультет компьютерных технологий и прикладной математики</w:t>
       </w:r>
       <w:r>
         <w:rPr>
@@ -189,62 +274,48 @@
       </w:r>
       <w:r>
         <w:rPr>
+          <w:rFonts w:ascii="Times New Roman" w:hAnsi="Times New Roman" w:cs="Times New Roman"/>
+          <w:b/>
+          <w:bCs/>
+          <w:sz w:val="28"/>
+          <w:szCs w:val="28"/>
+        </w:rPr>
+      </w:r>
+    </w:p>
+    <w:p>
+      <w:pPr>
+        <w:pBdr/>
+        <w:spacing w:after="0" w:line="240" w:lineRule="auto"/>
+        <w:ind/>
+        <w:jc w:val="center"/>
+        <w:rPr>
+          <w:rFonts w:ascii="Times New Roman" w:hAnsi="Times New Roman" w:cs="Times New Roman"/>
+          <w:b/>
+          <w:bCs/>
+          <w:sz w:val="28"/>
+          <w:szCs w:val="28"/>
+        </w:rPr>
+      </w:pPr>
+      <w:r>
+        <w:rPr>
           <w:rFonts w:ascii="Times New Roman" w:hAnsi="Times New Roman" w:eastAsia="Times New Roman" w:cs="Times New Roman"/>
           <w:b/>
           <w:bCs/>
           <w:sz w:val="28"/>
           <w:szCs w:val="28"/>
         </w:rPr>
-      </w:r>
-    </w:p>
-    <w:p>
-      <w:pPr>
-        <w:pBdr/>
-        <w:spacing w:after="0" w:line="240" w:lineRule="auto"/>
-        <w:ind/>
-        <w:jc w:val="center"/>
-        <w:rPr>
-          <w:rFonts w:ascii="Times New Roman" w:hAnsi="Times New Roman" w:cs="Times New Roman"/>
-          <w:b/>
-          <w:bCs/>
-          <w:sz w:val="32"/>
-          <w:szCs w:val="32"/>
-        </w:rPr>
-      </w:pPr>
+        <w:t xml:space="preserve">Кафедра вычислительных технологий</w:t>
+      </w:r>
       <w:r>
         <w:rPr>
           <w:rFonts w:ascii="Times New Roman" w:hAnsi="Times New Roman" w:eastAsia="Times New Roman" w:cs="Times New Roman"/>
           <w:b/>
           <w:bCs/>
-          <w:sz w:val="32"/>
-          <w:szCs w:val="32"/>
-        </w:rPr>
-      </w:r>
-      <w:r>
-        <w:rPr>
-          <w:rFonts w:ascii="Times New Roman" w:hAnsi="Times New Roman" w:eastAsia="Times New Roman" w:cs="Times New Roman"/>
-          <w:b/>
-          <w:bCs/>
-          <w:sz w:val="32"/>
-          <w:szCs w:val="32"/>
-        </w:rPr>
-      </w:r>
-      <w:r>
-        <w:rPr>
-          <w:rFonts w:ascii="Times New Roman" w:hAnsi="Times New Roman" w:eastAsia="Times New Roman" w:cs="Times New Roman"/>
-          <w:b/>
-          <w:bCs/>
-          <w:sz w:val="32"/>
-          <w:szCs w:val="32"/>
-        </w:rPr>
-      </w:r>
-    </w:p>
-    <w:p>
-      <w:pPr>
-        <w:pBdr/>
-        <w:spacing w:after="0" w:line="240" w:lineRule="auto"/>
-        <w:ind/>
-        <w:jc w:val="center"/>
+          <w:sz w:val="28"/>
+          <w:szCs w:val="28"/>
+        </w:rPr>
+      </w:r>
+      <w:r>
         <w:rPr>
           <w:rFonts w:ascii="Times New Roman" w:hAnsi="Times New Roman" w:cs="Times New Roman"/>
           <w:b/>
@@ -252,6 +323,21 @@
           <w:sz w:val="28"/>
           <w:szCs w:val="28"/>
         </w:rPr>
+      </w:r>
+    </w:p>
+    <w:p>
+      <w:pPr>
+        <w:pBdr/>
+        <w:spacing w:after="0" w:line="240" w:lineRule="auto"/>
+        <w:ind/>
+        <w:jc w:val="center"/>
+        <w:rPr>
+          <w:rFonts w:ascii="Times New Roman" w:hAnsi="Times New Roman" w:cs="Times New Roman"/>
+          <w:b/>
+          <w:bCs/>
+          <w:sz w:val="28"/>
+          <w:szCs w:val="28"/>
+        </w:rPr>
       </w:pPr>
       <w:r>
         <w:rPr>
@@ -261,7 +347,6 @@
           <w:sz w:val="28"/>
           <w:szCs w:val="28"/>
         </w:rPr>
-        <w:t xml:space="preserve">Факультет компьютерных технологий и прикладной математики</w:t>
       </w:r>
       <w:r>
         <w:rPr>
@@ -274,6 +359,30 @@
       </w:r>
       <w:r>
         <w:rPr>
+          <w:rFonts w:ascii="Times New Roman" w:hAnsi="Times New Roman" w:cs="Times New Roman"/>
+          <w:b/>
+          <w:bCs/>
+          <w:sz w:val="28"/>
+          <w:szCs w:val="28"/>
+        </w:rPr>
+      </w:r>
+    </w:p>
+    <w:p>
+      <w:pPr>
+        <w:pBdr/>
+        <w:spacing w:after="0" w:line="240" w:lineRule="auto"/>
+        <w:ind/>
+        <w:jc w:val="center"/>
+        <w:rPr>
+          <w:rFonts w:ascii="Times New Roman" w:hAnsi="Times New Roman" w:cs="Times New Roman"/>
+          <w:b/>
+          <w:bCs/>
+          <w:sz w:val="28"/>
+          <w:szCs w:val="28"/>
+        </w:rPr>
+      </w:pPr>
+      <w:r>
+        <w:rPr>
           <w:rFonts w:ascii="Times New Roman" w:hAnsi="Times New Roman" w:eastAsia="Times New Roman" w:cs="Times New Roman"/>
           <w:b/>
           <w:bCs/>
@@ -281,13 +390,16 @@
           <w:szCs w:val="28"/>
         </w:rPr>
       </w:r>
-    </w:p>
-    <w:p>
-      <w:pPr>
-        <w:pBdr/>
-        <w:spacing w:after="0" w:line="240" w:lineRule="auto"/>
-        <w:ind/>
-        <w:jc w:val="center"/>
+      <w:r>
+        <w:rPr>
+          <w:rFonts w:ascii="Times New Roman" w:hAnsi="Times New Roman" w:eastAsia="Times New Roman" w:cs="Times New Roman"/>
+          <w:b/>
+          <w:bCs/>
+          <w:sz w:val="28"/>
+          <w:szCs w:val="28"/>
+        </w:rPr>
+      </w:r>
+      <w:r>
         <w:rPr>
           <w:rFonts w:ascii="Times New Roman" w:hAnsi="Times New Roman" w:cs="Times New Roman"/>
           <w:b/>
@@ -295,6 +407,21 @@
           <w:sz w:val="28"/>
           <w:szCs w:val="28"/>
         </w:rPr>
+      </w:r>
+    </w:p>
+    <w:p>
+      <w:pPr>
+        <w:pBdr/>
+        <w:spacing w:after="0" w:line="240" w:lineRule="auto"/>
+        <w:ind/>
+        <w:jc w:val="center"/>
+        <w:rPr>
+          <w:rFonts w:ascii="Times New Roman" w:hAnsi="Times New Roman" w:cs="Times New Roman"/>
+          <w:b/>
+          <w:bCs/>
+          <w:sz w:val="28"/>
+          <w:szCs w:val="28"/>
+        </w:rPr>
       </w:pPr>
       <w:r>
         <w:rPr>
@@ -304,7 +431,6 @@
           <w:sz w:val="28"/>
           <w:szCs w:val="28"/>
         </w:rPr>
-        <w:t xml:space="preserve">Кафедра вычислительных технологий</w:t>
       </w:r>
       <w:r>
         <w:rPr>
@@ -317,6 +443,30 @@
       </w:r>
       <w:r>
         <w:rPr>
+          <w:rFonts w:ascii="Times New Roman" w:hAnsi="Times New Roman" w:cs="Times New Roman"/>
+          <w:b/>
+          <w:bCs/>
+          <w:sz w:val="28"/>
+          <w:szCs w:val="28"/>
+        </w:rPr>
+      </w:r>
+    </w:p>
+    <w:p>
+      <w:pPr>
+        <w:pBdr/>
+        <w:spacing w:after="0" w:line="240" w:lineRule="auto"/>
+        <w:ind/>
+        <w:jc w:val="center"/>
+        <w:rPr>
+          <w:rFonts w:ascii="Times New Roman" w:hAnsi="Times New Roman" w:cs="Times New Roman"/>
+          <w:b/>
+          <w:bCs/>
+          <w:sz w:val="28"/>
+          <w:szCs w:val="28"/>
+        </w:rPr>
+      </w:pPr>
+      <w:r>
+        <w:rPr>
           <w:rFonts w:ascii="Times New Roman" w:hAnsi="Times New Roman" w:eastAsia="Times New Roman" w:cs="Times New Roman"/>
           <w:b/>
           <w:bCs/>
@@ -324,13 +474,16 @@
           <w:szCs w:val="28"/>
         </w:rPr>
       </w:r>
-    </w:p>
-    <w:p>
-      <w:pPr>
-        <w:pBdr/>
-        <w:spacing w:after="0" w:line="240" w:lineRule="auto"/>
-        <w:ind/>
-        <w:jc w:val="center"/>
+      <w:r>
+        <w:rPr>
+          <w:rFonts w:ascii="Times New Roman" w:hAnsi="Times New Roman" w:eastAsia="Times New Roman" w:cs="Times New Roman"/>
+          <w:b/>
+          <w:bCs/>
+          <w:sz w:val="28"/>
+          <w:szCs w:val="28"/>
+        </w:rPr>
+      </w:r>
+      <w:r>
         <w:rPr>
           <w:rFonts w:ascii="Times New Roman" w:hAnsi="Times New Roman" w:cs="Times New Roman"/>
           <w:b/>
@@ -338,6 +491,21 @@
           <w:sz w:val="28"/>
           <w:szCs w:val="28"/>
         </w:rPr>
+      </w:r>
+    </w:p>
+    <w:p>
+      <w:pPr>
+        <w:pBdr/>
+        <w:spacing w:after="0" w:line="240" w:lineRule="auto"/>
+        <w:ind/>
+        <w:jc w:val="center"/>
+        <w:rPr>
+          <w:rFonts w:ascii="Times New Roman" w:hAnsi="Times New Roman" w:cs="Times New Roman"/>
+          <w:b/>
+          <w:bCs/>
+          <w:sz w:val="28"/>
+          <w:szCs w:val="28"/>
+        </w:rPr>
       </w:pPr>
       <w:r>
         <w:rPr>
@@ -359,175 +527,7 @@
       </w:r>
       <w:r>
         <w:rPr>
-          <w:rFonts w:ascii="Times New Roman" w:hAnsi="Times New Roman" w:eastAsia="Times New Roman" w:cs="Times New Roman"/>
-          <w:b/>
-          <w:bCs/>
-          <w:sz w:val="28"/>
-          <w:szCs w:val="28"/>
-        </w:rPr>
-      </w:r>
-    </w:p>
-    <w:p>
-      <w:pPr>
-        <w:pBdr/>
-        <w:spacing w:after="0" w:line="240" w:lineRule="auto"/>
-        <w:ind/>
-        <w:jc w:val="center"/>
-        <w:rPr>
           <w:rFonts w:ascii="Times New Roman" w:hAnsi="Times New Roman" w:cs="Times New Roman"/>
-          <w:b/>
-          <w:bCs/>
-          <w:sz w:val="28"/>
-          <w:szCs w:val="28"/>
-        </w:rPr>
-      </w:pPr>
-      <w:r>
-        <w:rPr>
-          <w:rFonts w:ascii="Times New Roman" w:hAnsi="Times New Roman" w:eastAsia="Times New Roman" w:cs="Times New Roman"/>
-          <w:b/>
-          <w:bCs/>
-          <w:sz w:val="28"/>
-          <w:szCs w:val="28"/>
-        </w:rPr>
-      </w:r>
-      <w:r>
-        <w:rPr>
-          <w:rFonts w:ascii="Times New Roman" w:hAnsi="Times New Roman" w:eastAsia="Times New Roman" w:cs="Times New Roman"/>
-          <w:b/>
-          <w:bCs/>
-          <w:sz w:val="28"/>
-          <w:szCs w:val="28"/>
-        </w:rPr>
-      </w:r>
-      <w:r>
-        <w:rPr>
-          <w:rFonts w:ascii="Times New Roman" w:hAnsi="Times New Roman" w:eastAsia="Times New Roman" w:cs="Times New Roman"/>
-          <w:b/>
-          <w:bCs/>
-          <w:sz w:val="28"/>
-          <w:szCs w:val="28"/>
-        </w:rPr>
-      </w:r>
-    </w:p>
-    <w:p>
-      <w:pPr>
-        <w:pBdr/>
-        <w:spacing w:after="0" w:line="240" w:lineRule="auto"/>
-        <w:ind/>
-        <w:jc w:val="center"/>
-        <w:rPr>
-          <w:rFonts w:ascii="Times New Roman" w:hAnsi="Times New Roman" w:cs="Times New Roman"/>
-          <w:b/>
-          <w:bCs/>
-          <w:sz w:val="28"/>
-          <w:szCs w:val="28"/>
-        </w:rPr>
-      </w:pPr>
-      <w:r>
-        <w:rPr>
-          <w:rFonts w:ascii="Times New Roman" w:hAnsi="Times New Roman" w:eastAsia="Times New Roman" w:cs="Times New Roman"/>
-          <w:b/>
-          <w:bCs/>
-          <w:sz w:val="28"/>
-          <w:szCs w:val="28"/>
-        </w:rPr>
-      </w:r>
-      <w:r>
-        <w:rPr>
-          <w:rFonts w:ascii="Times New Roman" w:hAnsi="Times New Roman" w:eastAsia="Times New Roman" w:cs="Times New Roman"/>
-          <w:b/>
-          <w:bCs/>
-          <w:sz w:val="28"/>
-          <w:szCs w:val="28"/>
-        </w:rPr>
-      </w:r>
-      <w:r>
-        <w:rPr>
-          <w:rFonts w:ascii="Times New Roman" w:hAnsi="Times New Roman" w:eastAsia="Times New Roman" w:cs="Times New Roman"/>
-          <w:b/>
-          <w:bCs/>
-          <w:sz w:val="28"/>
-          <w:szCs w:val="28"/>
-        </w:rPr>
-      </w:r>
-    </w:p>
-    <w:p>
-      <w:pPr>
-        <w:pBdr/>
-        <w:spacing w:after="0" w:line="240" w:lineRule="auto"/>
-        <w:ind/>
-        <w:jc w:val="center"/>
-        <w:rPr>
-          <w:rFonts w:ascii="Times New Roman" w:hAnsi="Times New Roman" w:cs="Times New Roman"/>
-          <w:b/>
-          <w:bCs/>
-          <w:sz w:val="28"/>
-          <w:szCs w:val="28"/>
-        </w:rPr>
-      </w:pPr>
-      <w:r>
-        <w:rPr>
-          <w:rFonts w:ascii="Times New Roman" w:hAnsi="Times New Roman" w:eastAsia="Times New Roman" w:cs="Times New Roman"/>
-          <w:b/>
-          <w:bCs/>
-          <w:sz w:val="28"/>
-          <w:szCs w:val="28"/>
-        </w:rPr>
-      </w:r>
-      <w:r>
-        <w:rPr>
-          <w:rFonts w:ascii="Times New Roman" w:hAnsi="Times New Roman" w:eastAsia="Times New Roman" w:cs="Times New Roman"/>
-          <w:b/>
-          <w:bCs/>
-          <w:sz w:val="28"/>
-          <w:szCs w:val="28"/>
-        </w:rPr>
-      </w:r>
-      <w:r>
-        <w:rPr>
-          <w:rFonts w:ascii="Times New Roman" w:hAnsi="Times New Roman" w:eastAsia="Times New Roman" w:cs="Times New Roman"/>
-          <w:b/>
-          <w:bCs/>
-          <w:sz w:val="28"/>
-          <w:szCs w:val="28"/>
-        </w:rPr>
-      </w:r>
-    </w:p>
-    <w:p>
-      <w:pPr>
-        <w:pBdr/>
-        <w:spacing w:after="0" w:line="240" w:lineRule="auto"/>
-        <w:ind/>
-        <w:jc w:val="center"/>
-        <w:rPr>
-          <w:rFonts w:ascii="Times New Roman" w:hAnsi="Times New Roman" w:cs="Times New Roman"/>
-          <w:b/>
-          <w:bCs/>
-          <w:sz w:val="28"/>
-          <w:szCs w:val="28"/>
-        </w:rPr>
-      </w:pPr>
-      <w:r>
-        <w:rPr>
-          <w:rFonts w:ascii="Times New Roman" w:hAnsi="Times New Roman" w:eastAsia="Times New Roman" w:cs="Times New Roman"/>
-          <w:b/>
-          <w:bCs/>
-          <w:sz w:val="28"/>
-          <w:szCs w:val="28"/>
-        </w:rPr>
-      </w:r>
-      <w:r>
-        <w:rPr>
-          <w:rFonts w:ascii="Times New Roman" w:hAnsi="Times New Roman" w:eastAsia="Times New Roman" w:cs="Times New Roman"/>
-          <w:b/>
-          <w:bCs/>
-          <w:sz w:val="28"/>
-          <w:szCs w:val="28"/>
-        </w:rPr>
-      </w:r>
-      <w:r>
-        <w:rPr>
-          <w:rFonts w:ascii="Times New Roman" w:hAnsi="Times New Roman" w:eastAsia="Times New Roman" w:cs="Times New Roman"/>
           <w:b/>
           <w:bCs/>
           <w:sz w:val="28"/>
@@ -585,7 +585,7 @@
       </w:r>
       <w:r>
         <w:rPr>
-          <w:rFonts w:ascii="Times New Roman" w:hAnsi="Times New Roman" w:eastAsia="Times New Roman" w:cs="Times New Roman"/>
+          <w:rFonts w:ascii="Times New Roman" w:hAnsi="Times New Roman" w:cs="Times New Roman"/>
           <w:b/>
           <w:bCs/>
           <w:color w:val="auto"/>
@@ -644,7 +644,7 @@
       </w:r>
       <w:r>
         <w:rPr>
-          <w:rFonts w:ascii="Times New Roman" w:hAnsi="Times New Roman" w:eastAsia="Times New Roman" w:cs="Times New Roman"/>
+          <w:rFonts w:ascii="Times New Roman" w:hAnsi="Times New Roman" w:cs="Times New Roman"/>
           <w:b/>
           <w:bCs/>
           <w:color w:val="auto"/>
@@ -681,7 +681,7 @@
       </w:r>
       <w:r>
         <w:rPr>
-          <w:rFonts w:ascii="Times New Roman" w:hAnsi="Times New Roman" w:eastAsia="Times New Roman" w:cs="Times New Roman"/>
+          <w:rFonts w:ascii="Times New Roman" w:hAnsi="Times New Roman" w:cs="Times New Roman"/>
           <w:sz w:val="28"/>
           <w:szCs w:val="28"/>
         </w:rPr>
@@ -721,6 +721,30 @@
       </w:r>
       <w:r>
         <w:rPr>
+          <w:rFonts w:ascii="Times New Roman" w:hAnsi="Times New Roman" w:cs="Times New Roman"/>
+          <w:b/>
+          <w:bCs/>
+          <w:sz w:val="28"/>
+          <w:szCs w:val="28"/>
+        </w:rPr>
+      </w:r>
+    </w:p>
+    <w:p>
+      <w:pPr>
+        <w:pBdr/>
+        <w:spacing w:after="0" w:line="240" w:lineRule="auto"/>
+        <w:ind/>
+        <w:jc w:val="center"/>
+        <w:rPr>
+          <w:rFonts w:ascii="Times New Roman" w:hAnsi="Times New Roman" w:cs="Times New Roman"/>
+          <w:b/>
+          <w:bCs/>
+          <w:sz w:val="28"/>
+          <w:szCs w:val="28"/>
+        </w:rPr>
+      </w:pPr>
+      <w:r>
+        <w:rPr>
           <w:rFonts w:ascii="Times New Roman" w:hAnsi="Times New Roman" w:eastAsia="Times New Roman" w:cs="Times New Roman"/>
           <w:b/>
           <w:bCs/>
@@ -728,13 +752,16 @@
           <w:szCs w:val="28"/>
         </w:rPr>
       </w:r>
-    </w:p>
-    <w:p>
-      <w:pPr>
-        <w:pBdr/>
-        <w:spacing w:after="0" w:line="240" w:lineRule="auto"/>
-        <w:ind/>
-        <w:jc w:val="center"/>
+      <w:r>
+        <w:rPr>
+          <w:rFonts w:ascii="Times New Roman" w:hAnsi="Times New Roman" w:eastAsia="Times New Roman" w:cs="Times New Roman"/>
+          <w:b/>
+          <w:bCs/>
+          <w:sz w:val="28"/>
+          <w:szCs w:val="28"/>
+        </w:rPr>
+      </w:r>
+      <w:r>
         <w:rPr>
           <w:rFonts w:ascii="Times New Roman" w:hAnsi="Times New Roman" w:cs="Times New Roman"/>
           <w:b/>
@@ -742,6 +769,21 @@
           <w:sz w:val="28"/>
           <w:szCs w:val="28"/>
         </w:rPr>
+      </w:r>
+    </w:p>
+    <w:p>
+      <w:pPr>
+        <w:pBdr/>
+        <w:spacing w:after="0" w:line="240" w:lineRule="auto"/>
+        <w:ind/>
+        <w:jc w:val="center"/>
+        <w:rPr>
+          <w:rFonts w:ascii="Times New Roman" w:hAnsi="Times New Roman" w:cs="Times New Roman"/>
+          <w:b/>
+          <w:bCs/>
+          <w:sz w:val="28"/>
+          <w:szCs w:val="28"/>
+        </w:rPr>
       </w:pPr>
       <w:r>
         <w:rPr>
@@ -763,6 +805,30 @@
       </w:r>
       <w:r>
         <w:rPr>
+          <w:rFonts w:ascii="Times New Roman" w:hAnsi="Times New Roman" w:cs="Times New Roman"/>
+          <w:b/>
+          <w:bCs/>
+          <w:sz w:val="28"/>
+          <w:szCs w:val="28"/>
+        </w:rPr>
+      </w:r>
+    </w:p>
+    <w:p>
+      <w:pPr>
+        <w:pBdr/>
+        <w:spacing w:after="0" w:line="240" w:lineRule="auto"/>
+        <w:ind/>
+        <w:jc w:val="center"/>
+        <w:rPr>
+          <w:rFonts w:ascii="Times New Roman" w:hAnsi="Times New Roman" w:cs="Times New Roman"/>
+          <w:b/>
+          <w:bCs/>
+          <w:sz w:val="28"/>
+          <w:szCs w:val="28"/>
+        </w:rPr>
+      </w:pPr>
+      <w:r>
+        <w:rPr>
           <w:rFonts w:ascii="Times New Roman" w:hAnsi="Times New Roman" w:eastAsia="Times New Roman" w:cs="Times New Roman"/>
           <w:b/>
           <w:bCs/>
@@ -770,13 +836,16 @@
           <w:szCs w:val="28"/>
         </w:rPr>
       </w:r>
-    </w:p>
-    <w:p>
-      <w:pPr>
-        <w:pBdr/>
-        <w:spacing w:after="0" w:line="240" w:lineRule="auto"/>
-        <w:ind/>
-        <w:jc w:val="center"/>
+      <w:r>
+        <w:rPr>
+          <w:rFonts w:ascii="Times New Roman" w:hAnsi="Times New Roman" w:eastAsia="Times New Roman" w:cs="Times New Roman"/>
+          <w:b/>
+          <w:bCs/>
+          <w:sz w:val="28"/>
+          <w:szCs w:val="28"/>
+        </w:rPr>
+      </w:r>
+      <w:r>
         <w:rPr>
           <w:rFonts w:ascii="Times New Roman" w:hAnsi="Times New Roman" w:cs="Times New Roman"/>
           <w:b/>
@@ -784,6 +853,21 @@
           <w:sz w:val="28"/>
           <w:szCs w:val="28"/>
         </w:rPr>
+      </w:r>
+    </w:p>
+    <w:p>
+      <w:pPr>
+        <w:pBdr/>
+        <w:spacing w:after="0" w:line="240" w:lineRule="auto"/>
+        <w:ind/>
+        <w:jc w:val="center"/>
+        <w:rPr>
+          <w:rFonts w:ascii="Times New Roman" w:hAnsi="Times New Roman" w:cs="Times New Roman"/>
+          <w:b/>
+          <w:bCs/>
+          <w:sz w:val="28"/>
+          <w:szCs w:val="28"/>
+        </w:rPr>
       </w:pPr>
       <w:r>
         <w:rPr>
@@ -805,96 +889,12 @@
       </w:r>
       <w:r>
         <w:rPr>
-          <w:rFonts w:ascii="Times New Roman" w:hAnsi="Times New Roman" w:eastAsia="Times New Roman" w:cs="Times New Roman"/>
-          <w:b/>
-          <w:bCs/>
-          <w:sz w:val="28"/>
-          <w:szCs w:val="28"/>
-        </w:rPr>
-      </w:r>
-    </w:p>
-    <w:p>
-      <w:pPr>
-        <w:pBdr/>
-        <w:spacing w:after="0" w:line="240" w:lineRule="auto"/>
-        <w:ind/>
-        <w:jc w:val="center"/>
-        <w:rPr>
           <w:rFonts w:ascii="Times New Roman" w:hAnsi="Times New Roman" w:cs="Times New Roman"/>
           <w:b/>
           <w:bCs/>
           <w:sz w:val="28"/>
           <w:szCs w:val="28"/>
         </w:rPr>
-      </w:pPr>
-      <w:r>
-        <w:rPr>
-          <w:rFonts w:ascii="Times New Roman" w:hAnsi="Times New Roman" w:eastAsia="Times New Roman" w:cs="Times New Roman"/>
-          <w:b/>
-          <w:bCs/>
-          <w:sz w:val="28"/>
-          <w:szCs w:val="28"/>
-        </w:rPr>
-      </w:r>
-      <w:r>
-        <w:rPr>
-          <w:rFonts w:ascii="Times New Roman" w:hAnsi="Times New Roman" w:eastAsia="Times New Roman" w:cs="Times New Roman"/>
-          <w:b/>
-          <w:bCs/>
-          <w:sz w:val="28"/>
-          <w:szCs w:val="28"/>
-        </w:rPr>
-      </w:r>
-      <w:r>
-        <w:rPr>
-          <w:rFonts w:ascii="Times New Roman" w:hAnsi="Times New Roman" w:eastAsia="Times New Roman" w:cs="Times New Roman"/>
-          <w:b/>
-          <w:bCs/>
-          <w:sz w:val="28"/>
-          <w:szCs w:val="28"/>
-        </w:rPr>
-      </w:r>
-    </w:p>
-    <w:p>
-      <w:pPr>
-        <w:pBdr/>
-        <w:spacing w:after="0" w:line="240" w:lineRule="auto"/>
-        <w:ind/>
-        <w:jc w:val="center"/>
-        <w:rPr>
-          <w:rFonts w:ascii="Times New Roman" w:hAnsi="Times New Roman" w:cs="Times New Roman"/>
-          <w:b/>
-          <w:bCs/>
-          <w:sz w:val="28"/>
-          <w:szCs w:val="28"/>
-        </w:rPr>
-      </w:pPr>
-      <w:r>
-        <w:rPr>
-          <w:rFonts w:ascii="Times New Roman" w:hAnsi="Times New Roman" w:eastAsia="Times New Roman" w:cs="Times New Roman"/>
-          <w:b/>
-          <w:bCs/>
-          <w:sz w:val="28"/>
-          <w:szCs w:val="28"/>
-        </w:rPr>
-      </w:r>
-      <w:r>
-        <w:rPr>
-          <w:rFonts w:ascii="Times New Roman" w:hAnsi="Times New Roman" w:eastAsia="Times New Roman" w:cs="Times New Roman"/>
-          <w:b/>
-          <w:bCs/>
-          <w:sz w:val="28"/>
-          <w:szCs w:val="28"/>
-        </w:rPr>
-      </w:r>
-      <w:r>
-        <w:rPr>
-          <w:rFonts w:ascii="Times New Roman" w:hAnsi="Times New Roman" w:eastAsia="Times New Roman" w:cs="Times New Roman"/>
-          <w:b/>
-          <w:bCs/>
-          <w:sz w:val="28"/>
-          <w:szCs w:val="28"/>
-        </w:rPr>
       </w:r>
     </w:p>
     <w:p>
@@ -1048,7 +1048,7 @@
       </w:r>
       <w:r>
         <w:rPr>
-          <w:rFonts w:ascii="Times New Roman" w:hAnsi="Times New Roman" w:eastAsia="Times New Roman" w:cs="Times New Roman"/>
+          <w:rFonts w:ascii="Times New Roman" w:hAnsi="Times New Roman" w:cs="Times New Roman"/>
           <w:color w:val="auto"/>
           <w:sz w:val="28"/>
           <w:szCs w:val="28"/>
@@ -1086,25 +1086,63 @@
       </w:r>
       <w:r>
         <w:rPr>
+          <w:rFonts w:ascii="Times New Roman" w:hAnsi="Times New Roman" w:cs="Times New Roman"/>
+          <w:color w:val="ff0000"/>
+          <w:sz w:val="28"/>
+          <w:szCs w:val="28"/>
+        </w:rPr>
+      </w:r>
+    </w:p>
+    <w:p>
+      <w:pPr>
+        <w:pBdr/>
+        <w:spacing w:after="0" w:line="240" w:lineRule="auto"/>
+        <w:ind/>
+        <w:jc w:val="both"/>
+        <w:rPr>
+          <w:rFonts w:ascii="Times New Roman" w:hAnsi="Times New Roman" w:cs="Times New Roman"/>
+          <w:color w:val="ff0000"/>
+          <w:sz w:val="28"/>
+          <w:szCs w:val="28"/>
+        </w:rPr>
+      </w:pPr>
+      <w:r>
+        <w:rPr>
           <w:rFonts w:ascii="Times New Roman" w:hAnsi="Times New Roman" w:eastAsia="Times New Roman" w:cs="Times New Roman"/>
           <w:color w:val="ff0000"/>
           <w:sz w:val="28"/>
           <w:szCs w:val="28"/>
         </w:rPr>
       </w:r>
-    </w:p>
-    <w:p>
-      <w:pPr>
-        <w:pBdr/>
-        <w:spacing w:after="0" w:line="240" w:lineRule="auto"/>
-        <w:ind/>
-        <w:jc w:val="both"/>
+      <w:r>
+        <w:rPr>
+          <w:rFonts w:ascii="Times New Roman" w:hAnsi="Times New Roman" w:eastAsia="Times New Roman" w:cs="Times New Roman"/>
+          <w:color w:val="ff0000"/>
+          <w:sz w:val="28"/>
+          <w:szCs w:val="28"/>
+        </w:rPr>
+      </w:r>
+      <w:r>
         <w:rPr>
           <w:rFonts w:ascii="Times New Roman" w:hAnsi="Times New Roman" w:cs="Times New Roman"/>
           <w:color w:val="ff0000"/>
           <w:sz w:val="28"/>
           <w:szCs w:val="28"/>
         </w:rPr>
+      </w:r>
+    </w:p>
+    <w:p>
+      <w:pPr>
+        <w:pBdr/>
+        <w:spacing w:after="0" w:line="240" w:lineRule="auto"/>
+        <w:ind/>
+        <w:jc w:val="both"/>
+        <w:rPr>
+          <w:rFonts w:ascii="Times New Roman" w:hAnsi="Times New Roman" w:cs="Times New Roman"/>
+          <w:color w:val="ff0000"/>
+          <w:sz w:val="28"/>
+          <w:szCs w:val="28"/>
+        </w:rPr>
       </w:pPr>
       <w:r>
         <w:rPr>
@@ -1124,87 +1162,49 @@
       </w:r>
       <w:r>
         <w:rPr>
+          <w:rFonts w:ascii="Times New Roman" w:hAnsi="Times New Roman" w:cs="Times New Roman"/>
+          <w:color w:val="ff0000"/>
+          <w:sz w:val="28"/>
+          <w:szCs w:val="28"/>
+        </w:rPr>
+      </w:r>
+    </w:p>
+    <w:p>
+      <w:pPr>
+        <w:pBdr/>
+        <w:spacing w:after="0" w:line="240" w:lineRule="auto"/>
+        <w:ind/>
+        <w:jc w:val="both"/>
+        <w:rPr>
+          <w:rFonts w:ascii="Times New Roman" w:hAnsi="Times New Roman" w:cs="Times New Roman"/>
+          <w:color w:val="ff0000"/>
+          <w:sz w:val="28"/>
+          <w:szCs w:val="28"/>
+        </w:rPr>
+      </w:pPr>
+      <w:r>
+        <w:rPr>
           <w:rFonts w:ascii="Times New Roman" w:hAnsi="Times New Roman" w:eastAsia="Times New Roman" w:cs="Times New Roman"/>
           <w:color w:val="ff0000"/>
           <w:sz w:val="28"/>
           <w:szCs w:val="28"/>
         </w:rPr>
       </w:r>
-    </w:p>
-    <w:p>
-      <w:pPr>
-        <w:pBdr/>
-        <w:spacing w:after="0" w:line="240" w:lineRule="auto"/>
-        <w:ind/>
-        <w:jc w:val="both"/>
+      <w:r>
+        <w:rPr>
+          <w:rFonts w:ascii="Times New Roman" w:hAnsi="Times New Roman" w:eastAsia="Times New Roman" w:cs="Times New Roman"/>
+          <w:color w:val="ff0000"/>
+          <w:sz w:val="28"/>
+          <w:szCs w:val="28"/>
+        </w:rPr>
+      </w:r>
+      <w:r>
         <w:rPr>
           <w:rFonts w:ascii="Times New Roman" w:hAnsi="Times New Roman" w:cs="Times New Roman"/>
           <w:color w:val="ff0000"/>
           <w:sz w:val="28"/>
           <w:szCs w:val="28"/>
         </w:rPr>
-      </w:pPr>
-      <w:r>
-        <w:rPr>
-          <w:rFonts w:ascii="Times New Roman" w:hAnsi="Times New Roman" w:eastAsia="Times New Roman" w:cs="Times New Roman"/>
-          <w:color w:val="ff0000"/>
-          <w:sz w:val="28"/>
-          <w:szCs w:val="28"/>
-        </w:rPr>
-      </w:r>
-      <w:r>
-        <w:rPr>
-          <w:rFonts w:ascii="Times New Roman" w:hAnsi="Times New Roman" w:eastAsia="Times New Roman" w:cs="Times New Roman"/>
-          <w:color w:val="ff0000"/>
-          <w:sz w:val="28"/>
-          <w:szCs w:val="28"/>
-        </w:rPr>
-      </w:r>
-      <w:r>
-        <w:rPr>
-          <w:rFonts w:ascii="Times New Roman" w:hAnsi="Times New Roman" w:eastAsia="Times New Roman" w:cs="Times New Roman"/>
-          <w:color w:val="ff0000"/>
-          <w:sz w:val="28"/>
-          <w:szCs w:val="28"/>
-        </w:rPr>
-      </w:r>
-    </w:p>
-    <w:p>
-      <w:pPr>
-        <w:pBdr/>
-        <w:spacing w:after="0" w:line="240" w:lineRule="auto"/>
-        <w:ind/>
-        <w:jc w:val="both"/>
-        <w:rPr>
-          <w:rFonts w:ascii="Times New Roman" w:hAnsi="Times New Roman" w:cs="Times New Roman"/>
-          <w:color w:val="ff0000"/>
-          <w:sz w:val="28"/>
-          <w:szCs w:val="28"/>
-        </w:rPr>
-      </w:pPr>
-      <w:r>
-        <w:rPr>
-          <w:rFonts w:ascii="Times New Roman" w:hAnsi="Times New Roman" w:eastAsia="Times New Roman" w:cs="Times New Roman"/>
-          <w:color w:val="ff0000"/>
-          <w:sz w:val="28"/>
-          <w:szCs w:val="28"/>
-        </w:rPr>
-      </w:r>
-      <w:r>
-        <w:rPr>
-          <w:rFonts w:ascii="Times New Roman" w:hAnsi="Times New Roman" w:eastAsia="Times New Roman" w:cs="Times New Roman"/>
-          <w:color w:val="ff0000"/>
-          <w:sz w:val="28"/>
-          <w:szCs w:val="28"/>
-        </w:rPr>
-      </w:r>
-      <w:r>
-        <w:rPr>
-          <w:rFonts w:ascii="Times New Roman" w:hAnsi="Times New Roman" w:eastAsia="Times New Roman" w:cs="Times New Roman"/>
-          <w:color w:val="ff0000"/>
-          <w:sz w:val="28"/>
-          <w:szCs w:val="28"/>
-        </w:rPr>
       </w:r>
     </w:p>
     <w:p>
@@ -1272,23 +1272,57 @@
       </w:r>
       <w:r>
         <w:rPr>
+          <w:rFonts w:ascii="Times New Roman" w:hAnsi="Times New Roman" w:cs="Times New Roman"/>
+          <w:sz w:val="28"/>
+          <w:szCs w:val="28"/>
+        </w:rPr>
+      </w:r>
+    </w:p>
+    <w:p>
+      <w:pPr>
+        <w:pBdr/>
+        <w:spacing w:after="0" w:line="240" w:lineRule="auto"/>
+        <w:ind/>
+        <w:jc w:val="both"/>
+        <w:rPr>
+          <w:rFonts w:ascii="Times New Roman" w:hAnsi="Times New Roman" w:cs="Times New Roman"/>
+          <w:sz w:val="28"/>
+          <w:szCs w:val="28"/>
+        </w:rPr>
+      </w:pPr>
+      <w:r>
+        <w:rPr>
           <w:rFonts w:ascii="Times New Roman" w:hAnsi="Times New Roman" w:eastAsia="Times New Roman" w:cs="Times New Roman"/>
           <w:sz w:val="28"/>
           <w:szCs w:val="28"/>
         </w:rPr>
       </w:r>
-    </w:p>
-    <w:p>
-      <w:pPr>
-        <w:pBdr/>
-        <w:spacing w:after="0" w:line="240" w:lineRule="auto"/>
-        <w:ind/>
-        <w:jc w:val="both"/>
+      <w:r>
+        <w:rPr>
+          <w:rFonts w:ascii="Times New Roman" w:hAnsi="Times New Roman" w:eastAsia="Times New Roman" w:cs="Times New Roman"/>
+          <w:sz w:val="28"/>
+          <w:szCs w:val="28"/>
+        </w:rPr>
+      </w:r>
+      <w:r>
         <w:rPr>
           <w:rFonts w:ascii="Times New Roman" w:hAnsi="Times New Roman" w:cs="Times New Roman"/>
           <w:sz w:val="28"/>
           <w:szCs w:val="28"/>
         </w:rPr>
+      </w:r>
+    </w:p>
+    <w:p>
+      <w:pPr>
+        <w:pBdr/>
+        <w:spacing w:after="0" w:line="240" w:lineRule="auto"/>
+        <w:ind/>
+        <w:jc w:val="both"/>
+        <w:rPr>
+          <w:rFonts w:ascii="Times New Roman" w:hAnsi="Times New Roman" w:cs="Times New Roman"/>
+          <w:sz w:val="28"/>
+          <w:szCs w:val="28"/>
+        </w:rPr>
       </w:pPr>
       <w:r>
         <w:rPr>
@@ -1306,23 +1340,57 @@
       </w:r>
       <w:r>
         <w:rPr>
+          <w:rFonts w:ascii="Times New Roman" w:hAnsi="Times New Roman" w:cs="Times New Roman"/>
+          <w:sz w:val="28"/>
+          <w:szCs w:val="28"/>
+        </w:rPr>
+      </w:r>
+    </w:p>
+    <w:p>
+      <w:pPr>
+        <w:pBdr/>
+        <w:spacing w:after="0" w:line="240" w:lineRule="auto"/>
+        <w:ind/>
+        <w:jc w:val="both"/>
+        <w:rPr>
+          <w:rFonts w:ascii="Times New Roman" w:hAnsi="Times New Roman" w:cs="Times New Roman"/>
+          <w:sz w:val="28"/>
+          <w:szCs w:val="28"/>
+        </w:rPr>
+      </w:pPr>
+      <w:r>
+        <w:rPr>
           <w:rFonts w:ascii="Times New Roman" w:hAnsi="Times New Roman" w:eastAsia="Times New Roman" w:cs="Times New Roman"/>
           <w:sz w:val="28"/>
           <w:szCs w:val="28"/>
         </w:rPr>
       </w:r>
-    </w:p>
-    <w:p>
-      <w:pPr>
-        <w:pBdr/>
-        <w:spacing w:after="0" w:line="240" w:lineRule="auto"/>
-        <w:ind/>
-        <w:jc w:val="both"/>
+      <w:r>
+        <w:rPr>
+          <w:rFonts w:ascii="Times New Roman" w:hAnsi="Times New Roman" w:eastAsia="Times New Roman" w:cs="Times New Roman"/>
+          <w:sz w:val="28"/>
+          <w:szCs w:val="28"/>
+        </w:rPr>
+      </w:r>
+      <w:r>
         <w:rPr>
           <w:rFonts w:ascii="Times New Roman" w:hAnsi="Times New Roman" w:cs="Times New Roman"/>
           <w:sz w:val="28"/>
           <w:szCs w:val="28"/>
         </w:rPr>
+      </w:r>
+    </w:p>
+    <w:p>
+      <w:pPr>
+        <w:pBdr/>
+        <w:spacing w:after="0" w:line="240" w:lineRule="auto"/>
+        <w:ind/>
+        <w:jc w:val="both"/>
+        <w:rPr>
+          <w:rFonts w:ascii="Times New Roman" w:hAnsi="Times New Roman" w:cs="Times New Roman"/>
+          <w:sz w:val="28"/>
+          <w:szCs w:val="28"/>
+        </w:rPr>
       </w:pPr>
       <w:r>
         <w:rPr>
@@ -1340,75 +1408,7 @@
       </w:r>
       <w:r>
         <w:rPr>
-          <w:rFonts w:ascii="Times New Roman" w:hAnsi="Times New Roman" w:eastAsia="Times New Roman" w:cs="Times New Roman"/>
-          <w:sz w:val="28"/>
-          <w:szCs w:val="28"/>
-        </w:rPr>
-      </w:r>
-    </w:p>
-    <w:p>
-      <w:pPr>
-        <w:pBdr/>
-        <w:spacing w:after="0" w:line="240" w:lineRule="auto"/>
-        <w:ind/>
-        <w:jc w:val="both"/>
-        <w:rPr>
           <w:rFonts w:ascii="Times New Roman" w:hAnsi="Times New Roman" w:cs="Times New Roman"/>
-          <w:sz w:val="28"/>
-          <w:szCs w:val="28"/>
-        </w:rPr>
-      </w:pPr>
-      <w:r>
-        <w:rPr>
-          <w:rFonts w:ascii="Times New Roman" w:hAnsi="Times New Roman" w:eastAsia="Times New Roman" w:cs="Times New Roman"/>
-          <w:sz w:val="28"/>
-          <w:szCs w:val="28"/>
-        </w:rPr>
-      </w:r>
-      <w:r>
-        <w:rPr>
-          <w:rFonts w:ascii="Times New Roman" w:hAnsi="Times New Roman" w:eastAsia="Times New Roman" w:cs="Times New Roman"/>
-          <w:sz w:val="28"/>
-          <w:szCs w:val="28"/>
-        </w:rPr>
-      </w:r>
-      <w:r>
-        <w:rPr>
-          <w:rFonts w:ascii="Times New Roman" w:hAnsi="Times New Roman" w:eastAsia="Times New Roman" w:cs="Times New Roman"/>
-          <w:sz w:val="28"/>
-          <w:szCs w:val="28"/>
-        </w:rPr>
-      </w:r>
-    </w:p>
-    <w:p>
-      <w:pPr>
-        <w:pBdr/>
-        <w:spacing w:after="0" w:line="240" w:lineRule="auto"/>
-        <w:ind/>
-        <w:jc w:val="both"/>
-        <w:rPr>
-          <w:rFonts w:ascii="Times New Roman" w:hAnsi="Times New Roman" w:cs="Times New Roman"/>
-          <w:sz w:val="28"/>
-          <w:szCs w:val="28"/>
-        </w:rPr>
-      </w:pPr>
-      <w:r>
-        <w:rPr>
-          <w:rFonts w:ascii="Times New Roman" w:hAnsi="Times New Roman" w:eastAsia="Times New Roman" w:cs="Times New Roman"/>
-          <w:sz w:val="28"/>
-          <w:szCs w:val="28"/>
-        </w:rPr>
-      </w:r>
-      <w:r>
-        <w:rPr>
-          <w:rFonts w:ascii="Times New Roman" w:hAnsi="Times New Roman" w:eastAsia="Times New Roman" w:cs="Times New Roman"/>
-          <w:sz w:val="28"/>
-          <w:szCs w:val="28"/>
-        </w:rPr>
-      </w:r>
-      <w:r>
-        <w:rPr>
-          <w:rFonts w:ascii="Times New Roman" w:hAnsi="Times New Roman" w:eastAsia="Times New Roman" w:cs="Times New Roman"/>
           <w:sz w:val="28"/>
           <w:szCs w:val="28"/>
         </w:rPr>
@@ -1460,7 +1460,7 @@
       </w:r>
       <w:r>
         <w:rPr>
-          <w:rFonts w:ascii="Times New Roman" w:hAnsi="Times New Roman" w:eastAsia="Times New Roman" w:cs="Times New Roman"/>
+          <w:rFonts w:ascii="Times New Roman" w:hAnsi="Times New Roman" w:cs="Times New Roman"/>
           <w:sz w:val="28"/>
           <w:szCs w:val="28"/>
         </w:rPr>
@@ -1485,6 +1485,11 @@
           <w:rFonts w:ascii="Times New Roman" w:hAnsi="Times New Roman" w:eastAsia="Times New Roman" w:cs="Times New Roman"/>
         </w:rPr>
       </w:r>
+      <w:r>
+        <w:rPr>
+          <w:rFonts w:ascii="Times New Roman" w:hAnsi="Times New Roman" w:cs="Times New Roman"/>
+        </w:rPr>
+      </w:r>
     </w:p>
     <w:p>
       <w:pPr>
@@ -1505,6 +1510,11 @@
           <w:rFonts w:ascii="Times New Roman" w:hAnsi="Times New Roman" w:eastAsia="Times New Roman" w:cs="Times New Roman"/>
         </w:rPr>
       </w:r>
+      <w:r>
+        <w:rPr>
+          <w:rFonts w:ascii="Times New Roman" w:hAnsi="Times New Roman" w:cs="Times New Roman"/>
+        </w:rPr>
+      </w:r>
     </w:p>
     <w:p>
       <w:pPr>
@@ -1525,6 +1535,11 @@
           <w:rFonts w:ascii="Times New Roman" w:hAnsi="Times New Roman" w:eastAsia="Times New Roman" w:cs="Times New Roman"/>
         </w:rPr>
       </w:r>
+      <w:r>
+        <w:rPr>
+          <w:rFonts w:ascii="Times New Roman" w:hAnsi="Times New Roman" w:cs="Times New Roman"/>
+        </w:rPr>
+      </w:r>
     </w:p>
     <w:p>
       <w:pPr>
@@ -1545,6 +1560,11 @@
           <w:rFonts w:ascii="Times New Roman" w:hAnsi="Times New Roman" w:eastAsia="Times New Roman" w:cs="Times New Roman"/>
         </w:rPr>
       </w:r>
+      <w:r>
+        <w:rPr>
+          <w:rFonts w:ascii="Times New Roman" w:hAnsi="Times New Roman" w:cs="Times New Roman"/>
+        </w:rPr>
+      </w:r>
     </w:p>
     <w:p>
       <w:pPr>
@@ -1565,6 +1585,11 @@
           <w:rFonts w:ascii="Times New Roman" w:hAnsi="Times New Roman" w:eastAsia="Times New Roman" w:cs="Times New Roman"/>
         </w:rPr>
       </w:r>
+      <w:r>
+        <w:rPr>
+          <w:rFonts w:ascii="Times New Roman" w:hAnsi="Times New Roman" w:cs="Times New Roman"/>
+        </w:rPr>
+      </w:r>
     </w:p>
     <w:p>
       <w:pPr>
@@ -1583,6 +1608,11 @@
       <w:r>
         <w:rPr>
           <w:rFonts w:ascii="Times New Roman" w:hAnsi="Times New Roman" w:eastAsia="Times New Roman" w:cs="Times New Roman"/>
+        </w:rPr>
+      </w:r>
+      <w:r>
+        <w:rPr>
+          <w:rFonts w:ascii="Times New Roman" w:hAnsi="Times New Roman" w:cs="Times New Roman"/>
         </w:rPr>
       </w:r>
     </w:p>
@@ -1625,11 +1655,10 @@
       <w:r>
         <w:rPr>
           <w:rFonts w:ascii="Liberation Serif" w:hAnsi="Liberation Serif" w:eastAsia="Liberation Serif" w:cs="Liberation Serif"/>
+          <w:bCs w:val="0"/>
           <w:i w:val="0"/>
-          <w:iCs w:val="0"/>
           <w:sz w:val="28"/>
           <w:szCs w:val="28"/>
-          <w:highlight w:val="none"/>
           <w:lang w:val="ru-RU"/>
         </w:rPr>
       </w:r>
@@ -1723,12 +1752,12 @@
       </w:r>
       <w:r>
         <w:rPr>
-          <w:rFonts w:ascii="Times New Roman" w:hAnsi="Times New Roman" w:eastAsia="Times New Roman" w:cs="Times New Roman"/>
+          <w:rFonts w:ascii="Times New Roman" w:hAnsi="Times New Roman" w:cs="Times New Roman"/>
           <w:bCs w:val="0"/>
           <w:i w:val="0"/>
           <w:sz w:val="28"/>
           <w:szCs w:val="28"/>
-          <w:lang w:val="ru-RU"/>
+          <w:highlight w:val="none"/>
         </w:rPr>
       </w:r>
     </w:p>
@@ -1872,7 +1901,6 @@
         </w:rPr>
         <w:t xml:space="preserve">.</w:t>
       </w:r>
-      <w:r/>
       <w:r>
         <w:rPr>
           <w:rFonts w:ascii="Times New Roman" w:hAnsi="Times New Roman" w:eastAsia="Times New Roman" w:cs="Times New Roman"/>
@@ -1884,6 +1912,11 @@
           <w:lang w:val="en-US"/>
         </w:rPr>
       </w:r>
+      <w:r>
+        <w:rPr>
+          <w:highlight w:val="none"/>
+        </w:rPr>
+      </w:r>
     </w:p>
     <w:p>
       <w:pPr>
@@ -1910,11 +1943,16 @@
       <w:r>
         <w:rPr>
           <w:highlight w:val="none"/>
-          <w:lang w:val="en-US" w:bidi="en-US"/>
-        </w:rPr>
-      </w:r>
-      <w:r>
-        <w:rPr>
+          <w:lang w:val="en-US"/>
+        </w:rPr>
+      </w:r>
+      <w:r>
+        <w:rPr>
+          <w:rFonts w:ascii="Times New Roman" w:hAnsi="Times New Roman" w:eastAsia="Times New Roman" w:cs="Times New Roman"/>
+          <w:bCs w:val="0"/>
+          <w:i w:val="0"/>
+          <w:sz w:val="28"/>
+          <w:szCs w:val="28"/>
           <w:highlight w:val="none"/>
           <w:lang w:val="en-US"/>
         </w:rPr>
@@ -2365,18 +2403,18 @@
           <w:i w:val="0"/>
           <w:sz w:val="28"/>
           <w:szCs w:val="28"/>
-          <w:highlight w:val="yellow"/>
-        </w:rPr>
-      </w:r>
-      <w:r>
-        <w:rPr>
-          <w:rFonts w:ascii="Times New Roman" w:hAnsi="Times New Roman" w:eastAsia="Times New Roman" w:cs="Times New Roman"/>
+          <w:highlight w:val="none"/>
+          <w:lang w:val="ru-RU"/>
+        </w:rPr>
+      </w:r>
+      <w:r>
+        <w:rPr>
+          <w:rFonts w:ascii="Times New Roman" w:hAnsi="Times New Roman" w:cs="Times New Roman"/>
           <w:bCs w:val="0"/>
           <w:i w:val="0"/>
           <w:sz w:val="28"/>
           <w:szCs w:val="28"/>
           <w:highlight w:val="none"/>
-          <w:lang w:val="ru-RU"/>
         </w:rPr>
       </w:r>
     </w:p>
@@ -2404,6 +2442,11 @@
       <w:r>
         <w:rPr>
           <w:rFonts w:ascii="Times New Roman" w:hAnsi="Times New Roman" w:eastAsia="Times New Roman" w:cs="Times New Roman"/>
+        </w:rPr>
+      </w:r>
+      <w:r>
+        <w:rPr>
+          <w:rFonts w:ascii="Times New Roman" w:hAnsi="Times New Roman" w:cs="Times New Roman"/>
         </w:rPr>
       </w:r>
     </w:p>
@@ -2444,11 +2487,6 @@
       </w:r>
       <w:r>
         <w:rPr>
-          <w:rFonts w:ascii="Times New Roman" w:hAnsi="Times New Roman" w:eastAsia="Times New Roman" w:cs="Times New Roman"/>
-        </w:rPr>
-      </w:r>
-      <w:r>
-        <w:rPr>
           <w:rFonts w:ascii="Times New Roman" w:hAnsi="Times New Roman" w:cs="Times New Roman"/>
           <w:bCs w:val="0"/>
           <w:i w:val="0"/>
@@ -2457,6 +2495,22 @@
           <w:highlight w:val="none"/>
         </w:rPr>
       </w:r>
+      <w:r>
+        <w:rPr>
+          <w:rFonts w:ascii="Times New Roman" w:hAnsi="Times New Roman" w:cs="Times New Roman"/>
+        </w:rPr>
+      </w:r>
+    </w:p>
+    <w:p>
+      <w:pPr>
+        <w:pBdr/>
+        <w:spacing w:after="0" w:line="240" w:lineRule="auto"/>
+        <w:ind w:firstLine="708"/>
+        <w:jc w:val="both"/>
+        <w:rPr>
+          <w:rFonts w:ascii="Times New Roman" w:hAnsi="Times New Roman" w:cs="Times New Roman"/>
+        </w:rPr>
+      </w:pPr>
       <w:r>
         <w:rPr>
           <w:rFonts w:ascii="Times New Roman" w:hAnsi="Times New Roman" w:eastAsia="Times New Roman" w:cs="Times New Roman"/>
@@ -2467,11 +2521,7 @@
           <w:highlight w:val="none"/>
           <w:lang w:val="ru-RU" w:bidi="ru-RU"/>
         </w:rPr>
-      </w:r>
-      <w:r>
-        <w:rPr>
-          <w:rFonts w:ascii="Times New Roman" w:hAnsi="Times New Roman" w:eastAsia="Times New Roman" w:cs="Times New Roman"/>
-        </w:rPr>
+        <w:t xml:space="preserve">Недетерминированный двухэтапный процесс решения:</w:t>
       </w:r>
       <w:r>
         <w:rPr>
@@ -2483,58 +2533,9 @@
           <w:highlight w:val="none"/>
         </w:rPr>
       </w:r>
-    </w:p>
-    <w:p>
-      <w:pPr>
-        <w:pBdr/>
-        <w:spacing w:after="0" w:line="240" w:lineRule="auto"/>
-        <w:ind w:firstLine="708"/>
-        <w:jc w:val="both"/>
+      <w:r>
         <w:rPr>
           <w:rFonts w:ascii="Times New Roman" w:hAnsi="Times New Roman" w:cs="Times New Roman"/>
-        </w:rPr>
-      </w:pPr>
-      <w:r>
-        <w:rPr>
-          <w:rFonts w:ascii="Times New Roman" w:hAnsi="Times New Roman" w:eastAsia="Times New Roman" w:cs="Times New Roman"/>
-          <w:bCs w:val="0"/>
-          <w:i w:val="0"/>
-          <w:sz w:val="28"/>
-          <w:szCs w:val="28"/>
-          <w:highlight w:val="none"/>
-          <w:lang w:val="ru-RU" w:bidi="ru-RU"/>
-        </w:rPr>
-        <w:t xml:space="preserve">Недетерминированный двухэтапный процесс решения:</w:t>
-      </w:r>
-      <w:r>
-        <w:rPr>
-          <w:rFonts w:ascii="Times New Roman" w:hAnsi="Times New Roman" w:eastAsia="Times New Roman" w:cs="Times New Roman"/>
-        </w:rPr>
-      </w:r>
-      <w:r>
-        <w:rPr>
-          <w:rFonts w:ascii="Times New Roman" w:hAnsi="Times New Roman" w:eastAsia="Times New Roman" w:cs="Times New Roman"/>
-          <w:bCs w:val="0"/>
-          <w:i w:val="0"/>
-          <w:sz w:val="28"/>
-          <w:szCs w:val="28"/>
-          <w:highlight w:val="none"/>
-          <w:lang w:val="ru-RU" w:bidi="ru-RU"/>
-        </w:rPr>
-      </w:r>
-      <w:r>
-        <w:rPr>
-          <w:rFonts w:ascii="Times New Roman" w:hAnsi="Times New Roman" w:eastAsia="Times New Roman" w:cs="Times New Roman"/>
-        </w:rPr>
-      </w:r>
-      <w:r>
-        <w:rPr>
-          <w:rFonts w:ascii="Times New Roman" w:hAnsi="Times New Roman" w:cs="Times New Roman"/>
-          <w:bCs w:val="0"/>
-          <w:i w:val="0"/>
-          <w:sz w:val="28"/>
-          <w:szCs w:val="28"/>
-          <w:highlight w:val="none"/>
         </w:rPr>
       </w:r>
     </w:p>
@@ -2613,6 +2614,17 @@
           <w:highlight w:val="none"/>
         </w:rPr>
       </w:r>
+      <w:r>
+        <w:rPr>
+          <w:rFonts w:ascii="Times New Roman" w:hAnsi="Times New Roman" w:eastAsia="Times New Roman" w:cs="Times New Roman"/>
+          <w:bCs w:val="0"/>
+          <w:i w:val="0"/>
+          <w:sz w:val="28"/>
+          <w:szCs w:val="28"/>
+          <w:highlight w:val="none"/>
+          <w:lang w:val="ru-RU" w:bidi="ru-RU"/>
+        </w:rPr>
+      </w:r>
     </w:p>
     <w:p>
       <w:pPr>
@@ -2737,8 +2749,23 @@
           <w:highlight w:val="none"/>
         </w:rPr>
       </w:r>
-      <w:r/>
-      <w:r>
+      <w:r>
+        <w:rPr>
+          <w:rFonts w:ascii="Times New Roman" w:hAnsi="Times New Roman" w:cs="Times New Roman"/>
+          <w:bCs w:val="0"/>
+          <w:i w:val="0"/>
+          <w:sz w:val="28"/>
+          <w:szCs w:val="28"/>
+          <w:highlight w:val="none"/>
+        </w:rPr>
+      </w:r>
+    </w:p>
+    <w:p>
+      <w:pPr>
+        <w:pBdr/>
+        <w:spacing w:after="0" w:line="240" w:lineRule="auto"/>
+        <w:ind w:firstLine="708"/>
+        <w:jc w:val="both"/>
         <w:rPr>
           <w:rFonts w:ascii="Times New Roman" w:hAnsi="Times New Roman" w:eastAsia="Times New Roman" w:cs="Times New Roman"/>
           <w:bCs w:val="0"/>
@@ -2748,29 +2775,8 @@
           <w:highlight w:val="none"/>
           <w:lang w:val="ru-RU" w:bidi="ru-RU"/>
         </w:rPr>
-      </w:r>
-      <w:r>
-        <w:rPr>
-          <w:rFonts w:ascii="Times New Roman" w:hAnsi="Times New Roman" w:eastAsia="Times New Roman" w:cs="Times New Roman"/>
-        </w:rPr>
-      </w:r>
-      <w:r>
-        <w:rPr>
-          <w:rFonts w:ascii="Times New Roman" w:hAnsi="Times New Roman" w:cs="Times New Roman"/>
-          <w:bCs w:val="0"/>
-          <w:i w:val="0"/>
-          <w:sz w:val="28"/>
-          <w:szCs w:val="28"/>
-          <w:highlight w:val="none"/>
-        </w:rPr>
-      </w:r>
-    </w:p>
-    <w:p>
-      <w:pPr>
-        <w:pBdr/>
-        <w:spacing w:after="0" w:line="240" w:lineRule="auto"/>
-        <w:ind w:firstLine="708"/>
-        <w:jc w:val="both"/>
+      </w:pPr>
+      <w:r>
         <w:rPr>
           <w:rFonts w:ascii="Times New Roman" w:hAnsi="Times New Roman" w:eastAsia="Times New Roman" w:cs="Times New Roman"/>
           <w:bCs w:val="0"/>
@@ -2780,7 +2786,8 @@
           <w:highlight w:val="none"/>
           <w:lang w:val="ru-RU" w:bidi="ru-RU"/>
         </w:rPr>
-      </w:pPr>
+        <w:t xml:space="preserve">2. Детерминированный этап проверки (верификация): </w:t>
+      </w:r>
       <w:r>
         <w:rPr>
           <w:rFonts w:ascii="Times New Roman" w:hAnsi="Times New Roman" w:eastAsia="Times New Roman" w:cs="Times New Roman"/>
@@ -2791,7 +2798,17 @@
           <w:highlight w:val="none"/>
           <w:lang w:val="ru-RU" w:bidi="ru-RU"/>
         </w:rPr>
-        <w:t xml:space="preserve">2. Детерминированный этап проверки (верификация): </w:t>
+        <w:t xml:space="preserve">вычисляем время завершения для каждой работы в предложенном порядке:</w:t>
+      </w:r>
+      <w:r>
+        <w:rPr>
+          <w:rFonts w:ascii="Times New Roman" w:hAnsi="Times New Roman" w:cs="Times New Roman"/>
+          <w:bCs w:val="0"/>
+          <w:i w:val="0"/>
+          <w:sz w:val="28"/>
+          <w:szCs w:val="28"/>
+          <w:highlight w:val="none"/>
+        </w:rPr>
       </w:r>
       <w:r>
         <w:rPr>
@@ -2802,17 +2819,6 @@
           <w:szCs w:val="28"/>
           <w:highlight w:val="none"/>
           <w:lang w:val="ru-RU" w:bidi="ru-RU"/>
-        </w:rPr>
-        <w:t xml:space="preserve">вычисляем время завершения для каждой работы в предложенном порядке:</w:t>
-      </w:r>
-      <w:r>
-        <w:rPr>
-          <w:rFonts w:ascii="Times New Roman" w:hAnsi="Times New Roman" w:cs="Times New Roman"/>
-          <w:bCs w:val="0"/>
-          <w:i w:val="0"/>
-          <w:sz w:val="28"/>
-          <w:szCs w:val="28"/>
-          <w:highlight w:val="none"/>
         </w:rPr>
       </w:r>
     </w:p>
@@ -2866,6 +2872,17 @@
           <w:highlight w:val="none"/>
         </w:rPr>
       </w:r>
+      <w:r>
+        <w:rPr>
+          <w:rFonts w:ascii="Times New Roman" w:hAnsi="Times New Roman" w:eastAsia="Times New Roman" w:cs="Times New Roman"/>
+          <w:bCs w:val="0"/>
+          <w:i w:val="0"/>
+          <w:sz w:val="28"/>
+          <w:szCs w:val="28"/>
+          <w:highlight w:val="none"/>
+          <w:lang w:val="ru-RU" w:bidi="ru-RU"/>
+        </w:rPr>
+      </w:r>
     </w:p>
     <w:p>
       <w:pPr>
@@ -2941,6 +2958,17 @@
           <w:highlight w:val="none"/>
         </w:rPr>
       </w:r>
+      <w:r>
+        <w:rPr>
+          <w:rFonts w:ascii="Times New Roman" w:hAnsi="Times New Roman" w:eastAsia="Times New Roman" w:cs="Times New Roman"/>
+          <w:bCs w:val="0"/>
+          <w:i w:val="0"/>
+          <w:sz w:val="28"/>
+          <w:szCs w:val="28"/>
+          <w:highlight w:val="none"/>
+          <w:lang w:val="ru-RU" w:bidi="ru-RU"/>
+        </w:rPr>
+      </w:r>
     </w:p>
     <w:p>
       <w:pPr>
@@ -2992,6 +3020,16 @@
           <w:highlight w:val="none"/>
         </w:rPr>
       </w:r>
+      <w:r>
+        <w:rPr>
+          <w:rFonts w:ascii="Times New Roman" w:hAnsi="Times New Roman" w:eastAsia="Times New Roman" w:cs="Times New Roman"/>
+          <w:bCs/>
+          <w:i/>
+          <w:sz w:val="28"/>
+          <w:szCs w:val="28"/>
+          <w:highlight w:val="none"/>
+        </w:rPr>
+      </w:r>
     </w:p>
     <w:p>
       <w:pPr>
@@ -3035,19 +3073,18 @@
       </w:r>
       <w:r>
         <w:rPr>
-          <w:rFonts w:ascii="Times New Roman" w:hAnsi="Times New Roman" w:cs="Times New Roman"/>
-          <w:bCs w:val="0"/>
           <w:i/>
           <w:iCs/>
+        </w:rPr>
+      </w:r>
+      <w:r>
+        <w:rPr>
+          <w:rFonts w:ascii="Times New Roman" w:hAnsi="Times New Roman" w:cs="Times New Roman"/>
+          <w:bCs/>
+          <w:i/>
           <w:sz w:val="28"/>
           <w:szCs w:val="28"/>
           <w:highlight w:val="none"/>
-        </w:rPr>
-      </w:r>
-      <w:r>
-        <w:rPr>
-          <w:i/>
-          <w:iCs/>
         </w:rPr>
       </w:r>
     </w:p>
@@ -3078,7 +3115,7 @@
           <w:highlight w:val="none"/>
           <w:lang w:val="ru-RU" w:bidi="ru-RU"/>
         </w:rPr>
-        <w:t xml:space="preserve">if C[j] &gt; d[j]:л</w:t>
+        <w:t xml:space="preserve">if C[j] &gt; d[j]:</w:t>
       </w:r>
       <w:r>
         <w:rPr>
@@ -3088,6 +3125,17 @@
           <w:sz w:val="28"/>
           <w:szCs w:val="28"/>
           <w:highlight w:val="none"/>
+        </w:rPr>
+      </w:r>
+      <w:r>
+        <w:rPr>
+          <w:rFonts w:ascii="Times New Roman" w:hAnsi="Times New Roman" w:eastAsia="Times New Roman" w:cs="Times New Roman"/>
+          <w:bCs/>
+          <w:i/>
+          <w:sz w:val="28"/>
+          <w:szCs w:val="28"/>
+          <w:highlight w:val="none"/>
+          <w:lang w:val="ru-RU" w:bidi="ru-RU"/>
         </w:rPr>
       </w:r>
     </w:p>
@@ -3130,6 +3178,17 @@
           <w:highlight w:val="none"/>
         </w:rPr>
       </w:r>
+      <w:r>
+        <w:rPr>
+          <w:rFonts w:ascii="Times New Roman" w:hAnsi="Times New Roman" w:eastAsia="Times New Roman" w:cs="Times New Roman"/>
+          <w:bCs/>
+          <w:i/>
+          <w:sz w:val="28"/>
+          <w:szCs w:val="28"/>
+          <w:highlight w:val="none"/>
+          <w:lang w:val="ru-RU" w:bidi="ru-RU"/>
+        </w:rPr>
+      </w:r>
     </w:p>
     <w:p>
       <w:pPr>
@@ -3219,6 +3278,17 @@
           <w:highlight w:val="none"/>
         </w:rPr>
       </w:r>
+      <w:r>
+        <w:rPr>
+          <w:rFonts w:ascii="Times New Roman" w:hAnsi="Times New Roman" w:eastAsia="Times New Roman" w:cs="Times New Roman"/>
+          <w:bCs w:val="0"/>
+          <w:i w:val="0"/>
+          <w:sz w:val="28"/>
+          <w:szCs w:val="28"/>
+          <w:highlight w:val="none"/>
+          <w:lang w:val="ru-RU" w:bidi="ru-RU"/>
+        </w:rPr>
+      </w:r>
     </w:p>
     <w:p>
       <w:pPr>
@@ -3286,7 +3356,12 @@
       </w:r>
       <w:r>
         <w:rPr>
-          <w:rFonts w:ascii="Times New Roman" w:hAnsi="Times New Roman" w:eastAsia="Times New Roman" w:cs="Times New Roman"/>
+          <w:rFonts w:ascii="Times New Roman" w:hAnsi="Times New Roman" w:cs="Times New Roman"/>
+          <w:bCs w:val="0"/>
+          <w:i w:val="0"/>
+          <w:sz w:val="28"/>
+          <w:szCs w:val="28"/>
+          <w:highlight w:val="none"/>
         </w:rPr>
       </w:r>
       <w:r>
@@ -3324,6 +3399,11 @@
       <w:r>
         <w:rPr>
           <w:rFonts w:ascii="Times New Roman" w:hAnsi="Times New Roman" w:eastAsia="Times New Roman" w:cs="Times New Roman"/>
+        </w:rPr>
+      </w:r>
+      <w:r>
+        <w:rPr>
+          <w:rFonts w:ascii="Times New Roman" w:hAnsi="Times New Roman" w:cs="Times New Roman"/>
         </w:rPr>
       </w:r>
     </w:p>
@@ -3364,11 +3444,6 @@
       </w:r>
       <w:r>
         <w:rPr>
-          <w:rFonts w:ascii="Times New Roman" w:hAnsi="Times New Roman" w:eastAsia="Times New Roman" w:cs="Times New Roman"/>
-        </w:rPr>
-      </w:r>
-      <w:r>
-        <w:rPr>
           <w:rFonts w:ascii="Times New Roman" w:hAnsi="Times New Roman" w:cs="Times New Roman"/>
           <w:bCs w:val="0"/>
           <w:i w:val="0"/>
@@ -3379,28 +3454,7 @@
       </w:r>
       <w:r>
         <w:rPr>
-          <w:rFonts w:ascii="Times New Roman" w:hAnsi="Times New Roman" w:eastAsia="Times New Roman" w:cs="Times New Roman"/>
-          <w:bCs w:val="0"/>
-          <w:i w:val="0"/>
-          <w:sz w:val="28"/>
-          <w:szCs w:val="28"/>
-          <w:highlight w:val="none"/>
-          <w:lang w:val="ru-RU" w:bidi="ru-RU"/>
-        </w:rPr>
-      </w:r>
-      <w:r>
-        <w:rPr>
-          <w:rFonts w:ascii="Times New Roman" w:hAnsi="Times New Roman" w:eastAsia="Times New Roman" w:cs="Times New Roman"/>
-        </w:rPr>
-      </w:r>
-      <w:r>
-        <w:rPr>
           <w:rFonts w:ascii="Times New Roman" w:hAnsi="Times New Roman" w:cs="Times New Roman"/>
-          <w:bCs w:val="0"/>
-          <w:i w:val="0"/>
-          <w:sz w:val="28"/>
-          <w:szCs w:val="28"/>
-          <w:highlight w:val="none"/>
         </w:rPr>
       </w:r>
     </w:p>
@@ -3471,16 +3525,6 @@
       </w:r>
       <w:r>
         <w:rPr>
-          <w:rFonts w:ascii="Times New Roman" w:hAnsi="Times New Roman" w:cs="Times New Roman"/>
-          <w:bCs w:val="0"/>
-          <w:i w:val="0"/>
-          <w:sz w:val="28"/>
-          <w:szCs w:val="28"/>
-          <w:highlight w:val="none"/>
-        </w:rPr>
-      </w:r>
-      <w:r>
-        <w:rPr>
           <w:rFonts w:ascii="Times New Roman" w:hAnsi="Times New Roman" w:eastAsia="Times New Roman" w:cs="Times New Roman"/>
           <w:bCs w:val="0"/>
           <w:i w:val="0"/>
@@ -3501,7 +3545,13 @@
           <w:lang w:val="ru-RU" w:bidi="ru-RU"/>
         </w:rPr>
       </w:r>
-      <w:r>
+    </w:p>
+    <w:p>
+      <w:pPr>
+        <w:pBdr/>
+        <w:spacing w:after="0" w:line="240" w:lineRule="auto"/>
+        <w:ind w:firstLine="708"/>
+        <w:jc w:val="both"/>
         <w:rPr>
           <w:rFonts w:ascii="Times New Roman" w:hAnsi="Times New Roman" w:eastAsia="Times New Roman" w:cs="Times New Roman"/>
           <w:bCs w:val="0"/>
@@ -3511,7 +3561,7 @@
           <w:highlight w:val="none"/>
           <w:lang w:val="ru-RU" w:bidi="ru-RU"/>
         </w:rPr>
-      </w:r>
+      </w:pPr>
       <w:r>
         <w:rPr>
           <w:rFonts w:ascii="Times New Roman" w:hAnsi="Times New Roman" w:eastAsia="Times New Roman" w:cs="Times New Roman"/>
@@ -3523,13 +3573,7 @@
           <w:lang w:val="ru-RU" w:bidi="ru-RU"/>
         </w:rPr>
       </w:r>
-    </w:p>
-    <w:p>
-      <w:pPr>
-        <w:pBdr/>
-        <w:spacing w:after="0" w:line="240" w:lineRule="auto"/>
-        <w:ind w:firstLine="708"/>
-        <w:jc w:val="both"/>
+      <w:r>
         <w:rPr>
           <w:rFonts w:ascii="Times New Roman" w:hAnsi="Times New Roman" w:eastAsia="Times New Roman" w:cs="Times New Roman"/>
           <w:bCs w:val="0"/>
@@ -3539,7 +3583,7 @@
           <w:highlight w:val="none"/>
           <w:lang w:val="ru-RU" w:bidi="ru-RU"/>
         </w:rPr>
-      </w:pPr>
+      </w:r>
       <w:r>
         <w:rPr>
           <w:rFonts w:ascii="Times New Roman" w:hAnsi="Times New Roman" w:eastAsia="Times New Roman" w:cs="Times New Roman"/>
@@ -3551,7 +3595,13 @@
           <w:lang w:val="ru-RU" w:bidi="ru-RU"/>
         </w:rPr>
       </w:r>
-      <w:r>
+    </w:p>
+    <w:p>
+      <w:pPr>
+        <w:pBdr/>
+        <w:spacing w:after="0" w:line="240" w:lineRule="auto"/>
+        <w:ind w:firstLine="0"/>
+        <w:jc w:val="both"/>
         <w:rPr>
           <w:rFonts w:ascii="Times New Roman" w:hAnsi="Times New Roman" w:eastAsia="Times New Roman" w:cs="Times New Roman"/>
           <w:bCs w:val="0"/>
@@ -3561,7 +3611,7 @@
           <w:highlight w:val="none"/>
           <w:lang w:val="ru-RU" w:bidi="ru-RU"/>
         </w:rPr>
-      </w:r>
+      </w:pPr>
       <w:r>
         <w:rPr>
           <w:rFonts w:ascii="Times New Roman" w:hAnsi="Times New Roman" w:eastAsia="Times New Roman" w:cs="Times New Roman"/>
@@ -3573,13 +3623,7 @@
           <w:lang w:val="ru-RU" w:bidi="ru-RU"/>
         </w:rPr>
       </w:r>
-    </w:p>
-    <w:p>
-      <w:pPr>
-        <w:pBdr/>
-        <w:spacing w:after="0" w:line="240" w:lineRule="auto"/>
-        <w:ind w:firstLine="0"/>
-        <w:jc w:val="both"/>
+      <w:r>
         <w:rPr>
           <w:rFonts w:ascii="Times New Roman" w:hAnsi="Times New Roman" w:eastAsia="Times New Roman" w:cs="Times New Roman"/>
           <w:bCs w:val="0"/>
@@ -3589,7 +3633,7 @@
           <w:highlight w:val="none"/>
           <w:lang w:val="ru-RU" w:bidi="ru-RU"/>
         </w:rPr>
-      </w:pPr>
+      </w:r>
       <w:r>
         <w:rPr>
           <w:rFonts w:ascii="Times New Roman" w:hAnsi="Times New Roman" w:eastAsia="Times New Roman" w:cs="Times New Roman"/>
@@ -3601,32 +3645,10 @@
           <w:lang w:val="ru-RU" w:bidi="ru-RU"/>
         </w:rPr>
       </w:r>
-      <w:r>
-        <w:rPr>
-          <w:rFonts w:ascii="Times New Roman" w:hAnsi="Times New Roman" w:eastAsia="Times New Roman" w:cs="Times New Roman"/>
-          <w:bCs w:val="0"/>
-          <w:i w:val="0"/>
-          <w:sz w:val="28"/>
-          <w:szCs w:val="28"/>
-          <w:highlight w:val="none"/>
-          <w:lang w:val="ru-RU" w:bidi="ru-RU"/>
-        </w:rPr>
-      </w:r>
-      <w:r>
-        <w:rPr>
-          <w:rFonts w:ascii="Times New Roman" w:hAnsi="Times New Roman" w:eastAsia="Times New Roman" w:cs="Times New Roman"/>
-          <w:bCs w:val="0"/>
-          <w:i w:val="0"/>
-          <w:sz w:val="28"/>
-          <w:szCs w:val="28"/>
-          <w:highlight w:val="none"/>
-          <w:lang w:val="ru-RU" w:bidi="ru-RU"/>
-        </w:rPr>
-      </w:r>
     </w:p>
     <w:p>
       <w:pPr>
-        <w:pStyle w:val="868"/>
+        <w:pStyle w:val="887"/>
         <w:pBdr>
           <w:top w:val="none" w:color="000000" w:sz="4" w:space="0"/>
           <w:left w:val="none" w:color="000000" w:sz="4" w:space="0"/>
@@ -3700,10 +3722,8 @@
       <w:r>
         <w:rPr>
           <w:rFonts w:ascii="Times New Roman" w:hAnsi="Times New Roman" w:eastAsia="Times New Roman" w:cs="Times New Roman"/>
-          <w:b/>
-          <w:color w:val="000000"/>
           <w:sz w:val="24"/>
-          <w:highlight w:val="none"/>
+          <w:szCs w:val="24"/>
         </w:rPr>
       </w:r>
     </w:p>
@@ -3743,10 +3763,21 @@
           <w:bCs w:val="0"/>
         </w:rPr>
       </w:r>
+      <w:r>
+        <w:rPr>
+          <w:rFonts w:ascii="Times New Roman" w:hAnsi="Times New Roman" w:eastAsia="Times New Roman" w:cs="Times New Roman"/>
+          <w:b w:val="0"/>
+          <w:bCs w:val="0"/>
+          <w:color w:val="000000"/>
+          <w:sz w:val="24"/>
+          <w:szCs w:val="24"/>
+          <w:highlight w:val="none"/>
+        </w:rPr>
+      </w:r>
     </w:p>
     <w:p>
       <w:pPr>
-        <w:pStyle w:val="929"/>
+        <w:pStyle w:val="948"/>
         <w:numPr>
           <w:ilvl w:val="0"/>
           <w:numId w:val="1"/>
@@ -3780,10 +3811,16 @@
           <w:bCs w:val="0"/>
         </w:rPr>
       </w:r>
+      <w:r>
+        <w:rPr>
+          <w:b w:val="0"/>
+          <w:bCs w:val="0"/>
+        </w:rPr>
+      </w:r>
     </w:p>
     <w:p>
       <w:pPr>
-        <w:pStyle w:val="929"/>
+        <w:pStyle w:val="948"/>
         <w:numPr>
           <w:ilvl w:val="0"/>
           <w:numId w:val="1"/>
@@ -3837,6 +3874,12 @@
           <w:bCs w:val="0"/>
         </w:rPr>
       </w:r>
+      <w:r>
+        <w:rPr>
+          <w:b w:val="0"/>
+          <w:bCs w:val="0"/>
+        </w:rPr>
+      </w:r>
     </w:p>
     <w:p>
       <w:pPr>
@@ -3890,6 +3933,12 @@
           <w:bCs w:val="0"/>
         </w:rPr>
       </w:r>
+      <w:r>
+        <w:rPr>
+          <w:b w:val="0"/>
+          <w:bCs w:val="0"/>
+        </w:rPr>
+      </w:r>
     </w:p>
     <w:p>
       <w:pPr>
@@ -3942,10 +3991,16 @@
           <w:bCs w:val="0"/>
         </w:rPr>
       </w:r>
+      <w:r>
+        <w:rPr>
+          <w:b w:val="0"/>
+          <w:bCs w:val="0"/>
+        </w:rPr>
+      </w:r>
     </w:p>
     <w:p>
       <w:pPr>
-        <w:pStyle w:val="929"/>
+        <w:pStyle w:val="948"/>
         <w:numPr>
           <w:ilvl w:val="0"/>
           <w:numId w:val="2"/>
@@ -3989,10 +4044,16 @@
           <w:bCs w:val="0"/>
         </w:rPr>
       </w:r>
+      <w:r>
+        <w:rPr>
+          <w:b w:val="0"/>
+          <w:bCs w:val="0"/>
+        </w:rPr>
+      </w:r>
     </w:p>
     <w:p>
       <w:pPr>
-        <w:pStyle w:val="929"/>
+        <w:pStyle w:val="948"/>
         <w:numPr>
           <w:ilvl w:val="1"/>
           <w:numId w:val="3"/>
@@ -4026,10 +4087,16 @@
           <w:bCs w:val="0"/>
         </w:rPr>
       </w:r>
+      <w:r>
+        <w:rPr>
+          <w:b w:val="0"/>
+          <w:bCs w:val="0"/>
+        </w:rPr>
+      </w:r>
     </w:p>
     <w:p>
       <w:pPr>
-        <w:pStyle w:val="929"/>
+        <w:pStyle w:val="948"/>
         <w:numPr>
           <w:ilvl w:val="1"/>
           <w:numId w:val="3"/>
@@ -4063,10 +4130,16 @@
           <w:bCs w:val="0"/>
         </w:rPr>
       </w:r>
+      <w:r>
+        <w:rPr>
+          <w:b w:val="0"/>
+          <w:bCs w:val="0"/>
+        </w:rPr>
+      </w:r>
     </w:p>
     <w:p>
       <w:pPr>
-        <w:pStyle w:val="929"/>
+        <w:pStyle w:val="948"/>
         <w:numPr>
           <w:ilvl w:val="1"/>
           <w:numId w:val="3"/>
@@ -4142,10 +4215,16 @@
           <w:bCs w:val="0"/>
         </w:rPr>
       </w:r>
+      <w:r>
+        <w:rPr>
+          <w:b w:val="0"/>
+          <w:bCs w:val="0"/>
+        </w:rPr>
+      </w:r>
     </w:p>
     <w:p>
       <w:pPr>
-        <w:pStyle w:val="929"/>
+        <w:pStyle w:val="948"/>
         <w:numPr>
           <w:ilvl w:val="0"/>
           <w:numId w:val="2"/>
@@ -4189,10 +4268,16 @@
           <w:bCs w:val="0"/>
         </w:rPr>
       </w:r>
+      <w:r>
+        <w:rPr>
+          <w:b w:val="0"/>
+          <w:bCs w:val="0"/>
+        </w:rPr>
+      </w:r>
     </w:p>
     <w:p>
       <w:pPr>
-        <w:pStyle w:val="929"/>
+        <w:pStyle w:val="948"/>
         <w:numPr>
           <w:ilvl w:val="1"/>
           <w:numId w:val="4"/>
@@ -4226,10 +4311,16 @@
           <w:bCs w:val="0"/>
         </w:rPr>
       </w:r>
+      <w:r>
+        <w:rPr>
+          <w:b w:val="0"/>
+          <w:bCs w:val="0"/>
+        </w:rPr>
+      </w:r>
     </w:p>
     <w:p>
       <w:pPr>
-        <w:pStyle w:val="929"/>
+        <w:pStyle w:val="948"/>
         <w:numPr>
           <w:ilvl w:val="1"/>
           <w:numId w:val="4"/>
@@ -4263,10 +4354,16 @@
           <w:bCs w:val="0"/>
         </w:rPr>
       </w:r>
+      <w:r>
+        <w:rPr>
+          <w:b w:val="0"/>
+          <w:bCs w:val="0"/>
+        </w:rPr>
+      </w:r>
     </w:p>
     <w:p>
       <w:pPr>
-        <w:pStyle w:val="929"/>
+        <w:pStyle w:val="948"/>
         <w:numPr>
           <w:ilvl w:val="1"/>
           <w:numId w:val="4"/>
@@ -4321,6 +4418,12 @@
           <w:bCs w:val="0"/>
         </w:rPr>
       </w:r>
+      <w:r>
+        <w:rPr>
+          <w:b w:val="0"/>
+          <w:bCs w:val="0"/>
+        </w:rPr>
+      </w:r>
     </w:p>
     <w:p>
       <w:pPr>
@@ -4359,16 +4462,16 @@
       </w:r>
       <w:r>
         <w:rPr>
-          <w:b w:val="0"/>
-          <w:bCs w:val="0"/>
-        </w:rPr>
-      </w:r>
-      <w:r>
-        <w:rPr>
           <w:rFonts w:ascii="Times New Roman" w:hAnsi="Times New Roman" w:eastAsia="Times New Roman" w:cs="Times New Roman"/>
           <w:b w:val="0"/>
           <w:bCs w:val="0"/>
           <w:sz w:val="24"/>
+        </w:rPr>
+      </w:r>
+      <w:r>
+        <w:rPr>
+          <w:b w:val="0"/>
+          <w:bCs w:val="0"/>
         </w:rPr>
       </w:r>
     </w:p>
@@ -4456,10 +4559,16 @@
           <w:bCs w:val="0"/>
         </w:rPr>
       </w:r>
+      <w:r>
+        <w:rPr>
+          <w:b w:val="0"/>
+          <w:bCs w:val="0"/>
+        </w:rPr>
+      </w:r>
     </w:p>
     <w:p>
       <w:pPr>
-        <w:pStyle w:val="929"/>
+        <w:pStyle w:val="948"/>
         <w:numPr>
           <w:ilvl w:val="0"/>
           <w:numId w:val="5"/>
@@ -4493,10 +4602,16 @@
           <w:bCs w:val="0"/>
         </w:rPr>
       </w:r>
+      <w:r>
+        <w:rPr>
+          <w:b w:val="0"/>
+          <w:bCs w:val="0"/>
+        </w:rPr>
+      </w:r>
     </w:p>
     <w:p>
       <w:pPr>
-        <w:pStyle w:val="929"/>
+        <w:pStyle w:val="948"/>
         <w:numPr>
           <w:ilvl w:val="0"/>
           <w:numId w:val="5"/>
@@ -4550,10 +4665,16 @@
           <w:bCs w:val="0"/>
         </w:rPr>
       </w:r>
+      <w:r>
+        <w:rPr>
+          <w:b w:val="0"/>
+          <w:bCs w:val="0"/>
+        </w:rPr>
+      </w:r>
     </w:p>
     <w:p>
       <w:pPr>
-        <w:pStyle w:val="929"/>
+        <w:pStyle w:val="948"/>
         <w:numPr>
           <w:ilvl w:val="0"/>
           <w:numId w:val="5"/>
@@ -4587,10 +4708,16 @@
           <w:bCs w:val="0"/>
         </w:rPr>
       </w:r>
+      <w:r>
+        <w:rPr>
+          <w:b w:val="0"/>
+          <w:bCs w:val="0"/>
+        </w:rPr>
+      </w:r>
     </w:p>
     <w:p>
       <w:pPr>
-        <w:pStyle w:val="929"/>
+        <w:pStyle w:val="948"/>
         <w:numPr>
           <w:ilvl w:val="0"/>
           <w:numId w:val="5"/>
@@ -4624,10 +4751,16 @@
           <w:bCs w:val="0"/>
         </w:rPr>
       </w:r>
+      <w:r>
+        <w:rPr>
+          <w:b w:val="0"/>
+          <w:bCs w:val="0"/>
+        </w:rPr>
+      </w:r>
     </w:p>
     <w:p>
       <w:pPr>
-        <w:pStyle w:val="929"/>
+        <w:pStyle w:val="948"/>
         <w:numPr>
           <w:ilvl w:val="0"/>
           <w:numId w:val="5"/>
@@ -4660,14 +4793,13 @@
           <w:rFonts w:ascii="Times New Roman" w:hAnsi="Times New Roman" w:eastAsia="Times New Roman" w:cs="Times New Roman"/>
           <w:b w:val="0"/>
           <w:bCs w:val="0"/>
-        </w:rPr>
-      </w:r>
-      <w:r>
-        <w:rPr>
-          <w:rFonts w:ascii="Times New Roman" w:hAnsi="Times New Roman" w:eastAsia="Times New Roman" w:cs="Times New Roman"/>
+          <w:sz w:val="24"/>
+        </w:rPr>
+      </w:r>
+      <w:r>
+        <w:rPr>
           <w:b w:val="0"/>
           <w:bCs w:val="0"/>
-          <w:sz w:val="24"/>
         </w:rPr>
       </w:r>
     </w:p>
@@ -4805,6 +4937,13 @@
           <w:highlight w:val="none"/>
         </w:rPr>
       </w:r>
+      <w:r>
+        <w:rPr>
+          <w:rFonts w:ascii="Times New Roman" w:hAnsi="Times New Roman" w:eastAsia="Times New Roman" w:cs="Times New Roman"/>
+          <w:highlight w:val="none"/>
+          <w:lang w:val="ru-RU"/>
+        </w:rPr>
+      </w:r>
     </w:p>
     <w:p>
       <w:pPr>
@@ -4845,13 +4984,12 @@
       </w:r>
       <w:r>
         <w:rPr>
-          <w:rFonts w:ascii="Times New Roman" w:hAnsi="Times New Roman" w:eastAsia="Times New Roman" w:cs="Times New Roman"/>
+          <w:rFonts w:ascii="Times New Roman" w:hAnsi="Times New Roman" w:cs="Times New Roman"/>
           <w:bCs w:val="0"/>
           <w:i w:val="0"/>
           <w:sz w:val="28"/>
           <w:szCs w:val="28"/>
           <w:highlight w:val="none"/>
-          <w:lang w:val="ru-RU" w:bidi="ru-RU"/>
         </w:rPr>
       </w:r>
     </w:p>
@@ -4887,11 +5025,6 @@
       <w:r>
         <w:rPr>
           <w:rFonts w:ascii="Times New Roman" w:hAnsi="Times New Roman" w:eastAsia="Times New Roman" w:cs="Times New Roman"/>
-        </w:rPr>
-      </w:r>
-      <w:r>
-        <w:rPr>
-          <w:rFonts w:ascii="Times New Roman" w:hAnsi="Times New Roman" w:eastAsia="Times New Roman" w:cs="Times New Roman"/>
           <w:bCs w:val="0"/>
           <w:i w:val="0"/>
           <w:sz w:val="28"/>
@@ -4941,16 +5074,12 @@
       <w:r>
         <w:rPr>
           <w:rFonts w:ascii="Times New Roman" w:hAnsi="Times New Roman" w:eastAsia="Times New Roman" w:cs="Times New Roman"/>
-        </w:rPr>
-      </w:r>
-      <w:r>
-        <w:rPr>
-          <w:rFonts w:ascii="Times New Roman" w:hAnsi="Times New Roman" w:cs="Times New Roman"/>
           <w:bCs w:val="0"/>
           <w:i w:val="0"/>
           <w:sz w:val="28"/>
           <w:szCs w:val="28"/>
           <w:highlight w:val="none"/>
+          <w:lang w:val="ru-RU" w:bidi="ru-RU"/>
         </w:rPr>
       </w:r>
       <w:r>
@@ -4964,21 +5093,17 @@
           <w:lang w:val="ru-RU" w:bidi="ru-RU"/>
         </w:rPr>
       </w:r>
-      <w:r>
-        <w:rPr>
-          <w:rFonts w:ascii="Times New Roman" w:hAnsi="Times New Roman" w:eastAsia="Times New Roman" w:cs="Times New Roman"/>
-        </w:rPr>
-      </w:r>
-      <w:r>
+    </w:p>
+    <w:p>
+      <w:pPr>
+        <w:pBdr/>
+        <w:spacing w:after="0" w:line="240" w:lineRule="auto"/>
+        <w:ind w:firstLine="708"/>
+        <w:jc w:val="both"/>
         <w:rPr>
           <w:rFonts w:ascii="Times New Roman" w:hAnsi="Times New Roman" w:cs="Times New Roman"/>
-          <w:bCs w:val="0"/>
-          <w:i w:val="0"/>
-          <w:sz w:val="28"/>
-          <w:szCs w:val="28"/>
-          <w:highlight w:val="none"/>
-        </w:rPr>
-      </w:r>
+        </w:rPr>
+      </w:pPr>
       <w:r>
         <w:rPr>
           <w:rFonts w:ascii="Times New Roman" w:hAnsi="Times New Roman" w:eastAsia="Times New Roman" w:cs="Times New Roman"/>
@@ -4989,50 +5114,7 @@
           <w:highlight w:val="none"/>
           <w:lang w:val="ru-RU" w:bidi="ru-RU"/>
         </w:rPr>
-      </w:r>
-    </w:p>
-    <w:p>
-      <w:pPr>
-        <w:pBdr/>
-        <w:spacing w:after="0" w:line="240" w:lineRule="auto"/>
-        <w:ind w:firstLine="708"/>
-        <w:jc w:val="both"/>
-        <w:rPr>
-          <w:rFonts w:ascii="Times New Roman" w:hAnsi="Times New Roman" w:cs="Times New Roman"/>
-        </w:rPr>
-      </w:pPr>
-      <w:r>
-        <w:rPr>
-          <w:rFonts w:ascii="Times New Roman" w:hAnsi="Times New Roman" w:eastAsia="Times New Roman" w:cs="Times New Roman"/>
-          <w:bCs w:val="0"/>
-          <w:i w:val="0"/>
-          <w:sz w:val="28"/>
-          <w:szCs w:val="28"/>
-          <w:highlight w:val="none"/>
-          <w:lang w:val="ru-RU" w:bidi="ru-RU"/>
-        </w:rPr>
         <w:t xml:space="preserve">Эвристические алгоритмы:</w:t>
-      </w:r>
-      <w:r>
-        <w:rPr>
-          <w:rFonts w:ascii="Times New Roman" w:hAnsi="Times New Roman" w:eastAsia="Times New Roman" w:cs="Times New Roman"/>
-        </w:rPr>
-      </w:r>
-      <w:r>
-        <w:rPr>
-          <w:rFonts w:ascii="Times New Roman" w:hAnsi="Times New Roman" w:eastAsia="Times New Roman" w:cs="Times New Roman"/>
-          <w:bCs w:val="0"/>
-          <w:i w:val="0"/>
-          <w:sz w:val="28"/>
-          <w:szCs w:val="28"/>
-          <w:highlight w:val="none"/>
-          <w:lang w:val="ru-RU" w:bidi="ru-RU"/>
-        </w:rPr>
-      </w:r>
-      <w:r>
-        <w:rPr>
-          <w:rFonts w:ascii="Times New Roman" w:hAnsi="Times New Roman" w:eastAsia="Times New Roman" w:cs="Times New Roman"/>
-        </w:rPr>
       </w:r>
       <w:r>
         <w:rPr>
@@ -5042,6 +5124,11 @@
           <w:sz w:val="28"/>
           <w:szCs w:val="28"/>
           <w:highlight w:val="none"/>
+        </w:rPr>
+      </w:r>
+      <w:r>
+        <w:rPr>
+          <w:rFonts w:ascii="Times New Roman" w:hAnsi="Times New Roman" w:cs="Times New Roman"/>
         </w:rPr>
       </w:r>
     </w:p>
@@ -5106,17 +5193,17 @@
       </w:r>
       <w:r>
         <w:rPr>
-          <w:rFonts w:ascii="Times New Roman" w:hAnsi="Times New Roman" w:eastAsia="Times New Roman" w:cs="Times New Roman"/>
-        </w:rPr>
-      </w:r>
-      <w:r>
-        <w:rPr>
           <w:rFonts w:ascii="Times New Roman" w:hAnsi="Times New Roman" w:cs="Times New Roman"/>
           <w:bCs w:val="0"/>
           <w:i w:val="0"/>
           <w:sz w:val="28"/>
           <w:szCs w:val="28"/>
           <w:highlight w:val="none"/>
+        </w:rPr>
+      </w:r>
+      <w:r>
+        <w:rPr>
+          <w:rFonts w:ascii="Times New Roman" w:hAnsi="Times New Roman" w:cs="Times New Roman"/>
         </w:rPr>
       </w:r>
     </w:p>
@@ -5220,11 +5307,6 @@
       </w:r>
       <w:r>
         <w:rPr>
-          <w:rFonts w:ascii="Times New Roman" w:hAnsi="Times New Roman" w:eastAsia="Times New Roman" w:cs="Times New Roman"/>
-        </w:rPr>
-      </w:r>
-      <w:r>
-        <w:rPr>
           <w:rFonts w:ascii="Times New Roman" w:hAnsi="Times New Roman" w:cs="Times New Roman"/>
           <w:bCs w:val="0"/>
           <w:i w:val="0"/>
@@ -5235,28 +5317,7 @@
       </w:r>
       <w:r>
         <w:rPr>
-          <w:rFonts w:ascii="Times New Roman" w:hAnsi="Times New Roman" w:eastAsia="Times New Roman" w:cs="Times New Roman"/>
-          <w:bCs w:val="0"/>
-          <w:i w:val="0"/>
-          <w:sz w:val="28"/>
-          <w:szCs w:val="28"/>
-          <w:highlight w:val="none"/>
-          <w:lang w:val="ru-RU" w:bidi="ru-RU"/>
-        </w:rPr>
-      </w:r>
-      <w:r>
-        <w:rPr>
-          <w:rFonts w:ascii="Times New Roman" w:hAnsi="Times New Roman" w:eastAsia="Times New Roman" w:cs="Times New Roman"/>
-        </w:rPr>
-      </w:r>
-      <w:r>
-        <w:rPr>
           <w:rFonts w:ascii="Times New Roman" w:hAnsi="Times New Roman" w:cs="Times New Roman"/>
-          <w:bCs w:val="0"/>
-          <w:i w:val="0"/>
-          <w:sz w:val="28"/>
-          <w:szCs w:val="28"/>
-          <w:highlight w:val="none"/>
         </w:rPr>
       </w:r>
     </w:p>
@@ -5347,11 +5408,6 @@
       </w:r>
       <w:r>
         <w:rPr>
-          <w:rFonts w:ascii="Times New Roman" w:hAnsi="Times New Roman" w:eastAsia="Times New Roman" w:cs="Times New Roman"/>
-        </w:rPr>
-      </w:r>
-      <w:r>
-        <w:rPr>
           <w:rFonts w:ascii="Times New Roman" w:hAnsi="Times New Roman" w:cs="Times New Roman"/>
           <w:bCs w:val="0"/>
           <w:i w:val="0"/>
@@ -5360,6 +5416,257 @@
           <w:highlight w:val="none"/>
         </w:rPr>
       </w:r>
+      <w:r>
+        <w:rPr>
+          <w:rFonts w:ascii="Times New Roman" w:hAnsi="Times New Roman" w:cs="Times New Roman"/>
+        </w:rPr>
+      </w:r>
+    </w:p>
+    <w:p>
+      <w:pPr>
+        <w:pBdr/>
+        <w:spacing w:after="0" w:line="240" w:lineRule="auto"/>
+        <w:ind w:firstLine="0"/>
+        <w:jc w:val="both"/>
+        <w:rPr>
+          <w:rFonts w:ascii="Times New Roman" w:hAnsi="Times New Roman" w:cs="Times New Roman"/>
+          <w:bCs w:val="0"/>
+          <w:i w:val="0"/>
+          <w:sz w:val="28"/>
+          <w:szCs w:val="28"/>
+          <w:highlight w:val="none"/>
+        </w:rPr>
+      </w:pPr>
+      <w:r>
+        <w:rPr>
+          <w:rFonts w:ascii="Times New Roman" w:hAnsi="Times New Roman" w:cs="Times New Roman"/>
+          <w:bCs w:val="0"/>
+          <w:i w:val="0"/>
+          <w:sz w:val="28"/>
+          <w:szCs w:val="28"/>
+          <w:highlight w:val="none"/>
+        </w:rPr>
+      </w:r>
+      <w:r>
+        <w:rPr>
+          <w:rFonts w:ascii="Times New Roman" w:hAnsi="Times New Roman" w:cs="Times New Roman"/>
+          <w:bCs w:val="0"/>
+          <w:i w:val="0"/>
+          <w:sz w:val="28"/>
+          <w:szCs w:val="28"/>
+          <w:highlight w:val="none"/>
+        </w:rPr>
+      </w:r>
+      <w:r>
+        <w:rPr>
+          <w:rFonts w:ascii="Times New Roman" w:hAnsi="Times New Roman" w:cs="Times New Roman"/>
+          <w:bCs w:val="0"/>
+          <w:i w:val="0"/>
+          <w:sz w:val="28"/>
+          <w:szCs w:val="28"/>
+          <w:highlight w:val="none"/>
+        </w:rPr>
+      </w:r>
+    </w:p>
+    <w:p>
+      <w:pPr>
+        <w:pBdr/>
+        <w:spacing w:after="0" w:line="240" w:lineRule="auto"/>
+        <w:ind w:firstLine="0"/>
+        <w:jc w:val="both"/>
+        <w:rPr>
+          <w:rFonts w:ascii="Times New Roman" w:hAnsi="Times New Roman" w:cs="Times New Roman"/>
+          <w:bCs w:val="0"/>
+          <w:i w:val="0"/>
+          <w:sz w:val="28"/>
+          <w:szCs w:val="28"/>
+          <w:highlight w:val="none"/>
+        </w:rPr>
+      </w:pPr>
+      <w:r>
+        <w:rPr>
+          <w:rFonts w:ascii="Times New Roman" w:hAnsi="Times New Roman" w:cs="Times New Roman"/>
+          <w:bCs w:val="0"/>
+          <w:i w:val="0"/>
+          <w:sz w:val="28"/>
+          <w:szCs w:val="28"/>
+          <w:highlight w:val="none"/>
+        </w:rPr>
+      </w:r>
+      <w:r>
+        <w:rPr>
+          <w:rFonts w:ascii="Times New Roman" w:hAnsi="Times New Roman" w:cs="Times New Roman"/>
+          <w:bCs w:val="0"/>
+          <w:i w:val="0"/>
+          <w:sz w:val="28"/>
+          <w:szCs w:val="28"/>
+          <w:highlight w:val="none"/>
+        </w:rPr>
+      </w:r>
+      <w:r>
+        <w:rPr>
+          <w:rFonts w:ascii="Times New Roman" w:hAnsi="Times New Roman" w:cs="Times New Roman"/>
+          <w:bCs w:val="0"/>
+          <w:i w:val="0"/>
+          <w:sz w:val="28"/>
+          <w:szCs w:val="28"/>
+          <w:highlight w:val="none"/>
+        </w:rPr>
+      </w:r>
+    </w:p>
+    <w:p>
+      <w:pPr>
+        <w:pBdr/>
+        <w:spacing w:after="0" w:line="240" w:lineRule="auto"/>
+        <w:ind w:firstLine="0"/>
+        <w:jc w:val="both"/>
+        <w:rPr>
+          <w:rFonts w:ascii="Times New Roman" w:hAnsi="Times New Roman" w:cs="Times New Roman"/>
+          <w:bCs w:val="0"/>
+          <w:i w:val="0"/>
+          <w:sz w:val="28"/>
+          <w:szCs w:val="28"/>
+          <w:highlight w:val="none"/>
+        </w:rPr>
+      </w:pPr>
+      <w:r>
+        <w:rPr>
+          <w:rFonts w:ascii="Times New Roman" w:hAnsi="Times New Roman" w:cs="Times New Roman"/>
+          <w:bCs w:val="0"/>
+          <w:i w:val="0"/>
+          <w:sz w:val="28"/>
+          <w:szCs w:val="28"/>
+          <w:highlight w:val="none"/>
+        </w:rPr>
+      </w:r>
+      <w:r>
+        <w:rPr>
+          <w:rFonts w:ascii="Times New Roman" w:hAnsi="Times New Roman" w:cs="Times New Roman"/>
+          <w:bCs w:val="0"/>
+          <w:i w:val="0"/>
+          <w:sz w:val="28"/>
+          <w:szCs w:val="28"/>
+          <w:highlight w:val="none"/>
+        </w:rPr>
+      </w:r>
+      <w:r>
+        <w:rPr>
+          <w:rFonts w:ascii="Times New Roman" w:hAnsi="Times New Roman" w:cs="Times New Roman"/>
+          <w:bCs w:val="0"/>
+          <w:i w:val="0"/>
+          <w:sz w:val="28"/>
+          <w:szCs w:val="28"/>
+          <w:highlight w:val="none"/>
+        </w:rPr>
+      </w:r>
+    </w:p>
+    <w:p>
+      <w:pPr>
+        <w:pBdr/>
+        <w:spacing w:after="0" w:line="240" w:lineRule="auto"/>
+        <w:ind w:firstLine="0"/>
+        <w:jc w:val="both"/>
+        <w:rPr>
+          <w:rFonts w:ascii="Times New Roman" w:hAnsi="Times New Roman" w:cs="Times New Roman"/>
+          <w:bCs w:val="0"/>
+          <w:i w:val="0"/>
+          <w:sz w:val="28"/>
+          <w:szCs w:val="28"/>
+          <w:highlight w:val="none"/>
+        </w:rPr>
+      </w:pPr>
+      <w:r>
+        <w:rPr>
+          <w:rFonts w:ascii="Times New Roman" w:hAnsi="Times New Roman" w:cs="Times New Roman"/>
+          <w:bCs w:val="0"/>
+          <w:i w:val="0"/>
+          <w:sz w:val="28"/>
+          <w:szCs w:val="28"/>
+          <w:highlight w:val="none"/>
+        </w:rPr>
+      </w:r>
+      <w:r>
+        <w:rPr>
+          <w:rFonts w:ascii="Times New Roman" w:hAnsi="Times New Roman" w:cs="Times New Roman"/>
+          <w:bCs w:val="0"/>
+          <w:i w:val="0"/>
+          <w:sz w:val="28"/>
+          <w:szCs w:val="28"/>
+          <w:highlight w:val="none"/>
+        </w:rPr>
+      </w:r>
+      <w:r>
+        <w:rPr>
+          <w:rFonts w:ascii="Times New Roman" w:hAnsi="Times New Roman" w:cs="Times New Roman"/>
+          <w:bCs w:val="0"/>
+          <w:i w:val="0"/>
+          <w:sz w:val="28"/>
+          <w:szCs w:val="28"/>
+          <w:highlight w:val="none"/>
+        </w:rPr>
+      </w:r>
+    </w:p>
+    <w:p>
+      <w:pPr>
+        <w:pBdr/>
+        <w:spacing w:after="0" w:line="240" w:lineRule="auto"/>
+        <w:ind w:firstLine="0"/>
+        <w:jc w:val="both"/>
+        <w:rPr>
+          <w:rFonts w:ascii="Times New Roman" w:hAnsi="Times New Roman" w:cs="Times New Roman"/>
+          <w:bCs w:val="0"/>
+          <w:i w:val="0"/>
+          <w:sz w:val="28"/>
+          <w:szCs w:val="28"/>
+          <w:highlight w:val="none"/>
+        </w:rPr>
+      </w:pPr>
+      <w:r>
+        <w:rPr>
+          <w:rFonts w:ascii="Times New Roman" w:hAnsi="Times New Roman" w:cs="Times New Roman"/>
+          <w:bCs w:val="0"/>
+          <w:i w:val="0"/>
+          <w:sz w:val="28"/>
+          <w:szCs w:val="28"/>
+          <w:highlight w:val="none"/>
+        </w:rPr>
+      </w:r>
+      <w:r>
+        <w:rPr>
+          <w:rFonts w:ascii="Times New Roman" w:hAnsi="Times New Roman" w:cs="Times New Roman"/>
+          <w:bCs w:val="0"/>
+          <w:i w:val="0"/>
+          <w:sz w:val="28"/>
+          <w:szCs w:val="28"/>
+          <w:highlight w:val="none"/>
+        </w:rPr>
+      </w:r>
+      <w:r>
+        <w:rPr>
+          <w:rFonts w:ascii="Times New Roman" w:hAnsi="Times New Roman" w:cs="Times New Roman"/>
+          <w:bCs w:val="0"/>
+          <w:i w:val="0"/>
+          <w:sz w:val="28"/>
+          <w:szCs w:val="28"/>
+          <w:highlight w:val="none"/>
+        </w:rPr>
+      </w:r>
+    </w:p>
+    <w:p>
+      <w:pPr>
+        <w:pBdr/>
+        <w:spacing w:after="0" w:line="240" w:lineRule="auto"/>
+        <w:ind w:firstLine="0"/>
+        <w:jc w:val="both"/>
+        <w:rPr>
+          <w:rFonts w:ascii="Times New Roman" w:hAnsi="Times New Roman" w:cs="Times New Roman"/>
+          <w:bCs w:val="0"/>
+          <w:i w:val="0"/>
+          <w:sz w:val="28"/>
+          <w:szCs w:val="28"/>
+          <w:highlight w:val="none"/>
+        </w:rPr>
+      </w:pPr>
       <w:r>
         <w:rPr>
           <w:rFonts w:ascii="Times New Roman" w:hAnsi="Times New Roman" w:eastAsia="Times New Roman" w:cs="Times New Roman"/>
@@ -5384,268 +5691,6 @@
           <w:sz w:val="28"/>
           <w:szCs w:val="28"/>
           <w:highlight w:val="none"/>
-        </w:rPr>
-      </w:r>
-    </w:p>
-    <w:p>
-      <w:pPr>
-        <w:pBdr/>
-        <w:spacing w:after="0" w:line="240" w:lineRule="auto"/>
-        <w:ind w:firstLine="0"/>
-        <w:jc w:val="both"/>
-        <w:rPr>
-          <w:rFonts w:ascii="Times New Roman" w:hAnsi="Times New Roman" w:cs="Times New Roman"/>
-          <w:bCs w:val="0"/>
-          <w:i w:val="0"/>
-          <w:sz w:val="28"/>
-          <w:szCs w:val="28"/>
-          <w:highlight w:val="none"/>
-        </w:rPr>
-      </w:pPr>
-      <w:r>
-        <w:rPr>
-          <w:rFonts w:ascii="Times New Roman" w:hAnsi="Times New Roman" w:cs="Times New Roman"/>
-          <w:bCs w:val="0"/>
-          <w:i w:val="0"/>
-          <w:sz w:val="28"/>
-          <w:szCs w:val="28"/>
-          <w:highlight w:val="none"/>
-        </w:rPr>
-      </w:r>
-      <w:r>
-        <w:rPr>
-          <w:rFonts w:ascii="Times New Roman" w:hAnsi="Times New Roman" w:cs="Times New Roman"/>
-          <w:bCs w:val="0"/>
-          <w:i w:val="0"/>
-          <w:sz w:val="28"/>
-          <w:szCs w:val="28"/>
-          <w:highlight w:val="none"/>
-        </w:rPr>
-      </w:r>
-      <w:r>
-        <w:rPr>
-          <w:rFonts w:ascii="Times New Roman" w:hAnsi="Times New Roman" w:cs="Times New Roman"/>
-          <w:bCs w:val="0"/>
-          <w:i w:val="0"/>
-          <w:sz w:val="28"/>
-          <w:szCs w:val="28"/>
-          <w:highlight w:val="none"/>
-        </w:rPr>
-      </w:r>
-    </w:p>
-    <w:p>
-      <w:pPr>
-        <w:pBdr/>
-        <w:spacing w:after="0" w:line="240" w:lineRule="auto"/>
-        <w:ind w:firstLine="0"/>
-        <w:jc w:val="both"/>
-        <w:rPr>
-          <w:rFonts w:ascii="Times New Roman" w:hAnsi="Times New Roman" w:cs="Times New Roman"/>
-          <w:bCs w:val="0"/>
-          <w:i w:val="0"/>
-          <w:sz w:val="28"/>
-          <w:szCs w:val="28"/>
-          <w:highlight w:val="none"/>
-        </w:rPr>
-      </w:pPr>
-      <w:r>
-        <w:rPr>
-          <w:rFonts w:ascii="Times New Roman" w:hAnsi="Times New Roman" w:cs="Times New Roman"/>
-          <w:bCs w:val="0"/>
-          <w:i w:val="0"/>
-          <w:sz w:val="28"/>
-          <w:szCs w:val="28"/>
-          <w:highlight w:val="none"/>
-        </w:rPr>
-      </w:r>
-      <w:r>
-        <w:rPr>
-          <w:rFonts w:ascii="Times New Roman" w:hAnsi="Times New Roman" w:cs="Times New Roman"/>
-          <w:bCs w:val="0"/>
-          <w:i w:val="0"/>
-          <w:sz w:val="28"/>
-          <w:szCs w:val="28"/>
-          <w:highlight w:val="none"/>
-        </w:rPr>
-      </w:r>
-      <w:r>
-        <w:rPr>
-          <w:rFonts w:ascii="Times New Roman" w:hAnsi="Times New Roman" w:cs="Times New Roman"/>
-          <w:bCs w:val="0"/>
-          <w:i w:val="0"/>
-          <w:sz w:val="28"/>
-          <w:szCs w:val="28"/>
-          <w:highlight w:val="none"/>
-        </w:rPr>
-      </w:r>
-    </w:p>
-    <w:p>
-      <w:pPr>
-        <w:pBdr/>
-        <w:spacing w:after="0" w:line="240" w:lineRule="auto"/>
-        <w:ind w:firstLine="0"/>
-        <w:jc w:val="both"/>
-        <w:rPr>
-          <w:rFonts w:ascii="Times New Roman" w:hAnsi="Times New Roman" w:cs="Times New Roman"/>
-          <w:bCs w:val="0"/>
-          <w:i w:val="0"/>
-          <w:sz w:val="28"/>
-          <w:szCs w:val="28"/>
-          <w:highlight w:val="none"/>
-        </w:rPr>
-      </w:pPr>
-      <w:r>
-        <w:rPr>
-          <w:rFonts w:ascii="Times New Roman" w:hAnsi="Times New Roman" w:cs="Times New Roman"/>
-          <w:bCs w:val="0"/>
-          <w:i w:val="0"/>
-          <w:sz w:val="28"/>
-          <w:szCs w:val="28"/>
-          <w:highlight w:val="none"/>
-        </w:rPr>
-      </w:r>
-      <w:r>
-        <w:rPr>
-          <w:rFonts w:ascii="Times New Roman" w:hAnsi="Times New Roman" w:cs="Times New Roman"/>
-          <w:bCs w:val="0"/>
-          <w:i w:val="0"/>
-          <w:sz w:val="28"/>
-          <w:szCs w:val="28"/>
-          <w:highlight w:val="none"/>
-        </w:rPr>
-      </w:r>
-      <w:r>
-        <w:rPr>
-          <w:rFonts w:ascii="Times New Roman" w:hAnsi="Times New Roman" w:cs="Times New Roman"/>
-          <w:bCs w:val="0"/>
-          <w:i w:val="0"/>
-          <w:sz w:val="28"/>
-          <w:szCs w:val="28"/>
-          <w:highlight w:val="none"/>
-        </w:rPr>
-      </w:r>
-    </w:p>
-    <w:p>
-      <w:pPr>
-        <w:pBdr/>
-        <w:spacing w:after="0" w:line="240" w:lineRule="auto"/>
-        <w:ind w:firstLine="0"/>
-        <w:jc w:val="both"/>
-        <w:rPr>
-          <w:rFonts w:ascii="Times New Roman" w:hAnsi="Times New Roman" w:cs="Times New Roman"/>
-          <w:bCs w:val="0"/>
-          <w:i w:val="0"/>
-          <w:sz w:val="28"/>
-          <w:szCs w:val="28"/>
-          <w:highlight w:val="none"/>
-        </w:rPr>
-      </w:pPr>
-      <w:r>
-        <w:rPr>
-          <w:rFonts w:ascii="Times New Roman" w:hAnsi="Times New Roman" w:cs="Times New Roman"/>
-          <w:bCs w:val="0"/>
-          <w:i w:val="0"/>
-          <w:sz w:val="28"/>
-          <w:szCs w:val="28"/>
-          <w:highlight w:val="none"/>
-        </w:rPr>
-      </w:r>
-      <w:r>
-        <w:rPr>
-          <w:rFonts w:ascii="Times New Roman" w:hAnsi="Times New Roman" w:cs="Times New Roman"/>
-          <w:bCs w:val="0"/>
-          <w:i w:val="0"/>
-          <w:sz w:val="28"/>
-          <w:szCs w:val="28"/>
-          <w:highlight w:val="none"/>
-        </w:rPr>
-      </w:r>
-      <w:r>
-        <w:rPr>
-          <w:rFonts w:ascii="Times New Roman" w:hAnsi="Times New Roman" w:cs="Times New Roman"/>
-          <w:bCs w:val="0"/>
-          <w:i w:val="0"/>
-          <w:sz w:val="28"/>
-          <w:szCs w:val="28"/>
-          <w:highlight w:val="none"/>
-        </w:rPr>
-      </w:r>
-    </w:p>
-    <w:p>
-      <w:pPr>
-        <w:pBdr/>
-        <w:spacing w:after="0" w:line="240" w:lineRule="auto"/>
-        <w:ind w:firstLine="0"/>
-        <w:jc w:val="both"/>
-        <w:rPr>
-          <w:rFonts w:ascii="Times New Roman" w:hAnsi="Times New Roman" w:cs="Times New Roman"/>
-          <w:bCs w:val="0"/>
-          <w:i w:val="0"/>
-          <w:sz w:val="28"/>
-          <w:szCs w:val="28"/>
-          <w:highlight w:val="none"/>
-        </w:rPr>
-      </w:pPr>
-      <w:r>
-        <w:rPr>
-          <w:rFonts w:ascii="Times New Roman" w:hAnsi="Times New Roman" w:cs="Times New Roman"/>
-          <w:bCs w:val="0"/>
-          <w:i w:val="0"/>
-          <w:sz w:val="28"/>
-          <w:szCs w:val="28"/>
-          <w:highlight w:val="none"/>
-        </w:rPr>
-      </w:r>
-      <w:r>
-        <w:rPr>
-          <w:rFonts w:ascii="Times New Roman" w:hAnsi="Times New Roman" w:cs="Times New Roman"/>
-          <w:bCs w:val="0"/>
-          <w:i w:val="0"/>
-          <w:sz w:val="28"/>
-          <w:szCs w:val="28"/>
-          <w:highlight w:val="none"/>
-        </w:rPr>
-      </w:r>
-      <w:r>
-        <w:rPr>
-          <w:rFonts w:ascii="Times New Roman" w:hAnsi="Times New Roman" w:cs="Times New Roman"/>
-          <w:bCs w:val="0"/>
-          <w:i w:val="0"/>
-          <w:sz w:val="28"/>
-          <w:szCs w:val="28"/>
-          <w:highlight w:val="none"/>
-        </w:rPr>
-      </w:r>
-    </w:p>
-    <w:p>
-      <w:pPr>
-        <w:pBdr/>
-        <w:spacing w:after="0" w:line="240" w:lineRule="auto"/>
-        <w:ind w:firstLine="0"/>
-        <w:jc w:val="both"/>
-        <w:rPr>
-          <w:rFonts w:ascii="Times New Roman" w:hAnsi="Times New Roman" w:cs="Times New Roman"/>
-          <w:bCs w:val="0"/>
-          <w:i w:val="0"/>
-          <w:sz w:val="28"/>
-          <w:szCs w:val="28"/>
-          <w:highlight w:val="none"/>
-        </w:rPr>
-      </w:pPr>
-      <w:r>
-        <w:rPr>
-          <w:rFonts w:ascii="Times New Roman" w:hAnsi="Times New Roman" w:eastAsia="Times New Roman" w:cs="Times New Roman"/>
-          <w:bCs w:val="0"/>
-          <w:i w:val="0"/>
-          <w:sz w:val="28"/>
-          <w:szCs w:val="28"/>
-          <w:highlight w:val="none"/>
-          <w:lang w:val="ru-RU" w:bidi="ru-RU"/>
-        </w:rPr>
-      </w:r>
-      <w:r>
-        <w:rPr>
-          <w:rFonts w:ascii="Times New Roman" w:hAnsi="Times New Roman" w:eastAsia="Times New Roman" w:cs="Times New Roman"/>
         </w:rPr>
       </w:r>
     </w:p>
@@ -5702,6 +5747,17 @@
           <w:lang w:val="en-US"/>
         </w:rPr>
       </w:r>
+      <w:r>
+        <w:rPr>
+          <w:rFonts w:ascii="Times New Roman" w:hAnsi="Times New Roman" w:eastAsia="Times New Roman" w:cs="Times New Roman"/>
+          <w:bCs/>
+          <w:i/>
+          <w:sz w:val="28"/>
+          <w:szCs w:val="28"/>
+          <w:highlight w:val="none"/>
+          <w:lang w:val="en-US"/>
+        </w:rPr>
+      </w:r>
     </w:p>
     <w:p>
       <w:pPr>
@@ -5740,15 +5796,14 @@
           <w:sz w:val="28"/>
           <w:szCs w:val="28"/>
           <w:highlight w:val="none"/>
-          <w:lang w:val="en-US" w:bidi="en-US"/>
+          <w:lang w:val="en-US"/>
         </w:rPr>
       </w:r>
       <w:r>
         <w:rPr>
           <w:rFonts w:ascii="Times New Roman" w:hAnsi="Times New Roman" w:eastAsia="Times New Roman" w:cs="Times New Roman"/>
-          <w:bCs w:val="0"/>
+          <w:bCs/>
           <w:i/>
-          <w:iCs/>
           <w:sz w:val="28"/>
           <w:szCs w:val="28"/>
           <w:highlight w:val="none"/>
@@ -5805,6 +5860,12 @@
           <w:szCs w:val="16"/>
         </w:rPr>
       </w:r>
+      <w:r>
+        <w:rPr>
+          <w:sz w:val="16"/>
+          <w:szCs w:val="16"/>
+        </w:rPr>
+      </w:r>
     </w:p>
     <w:p>
       <w:pPr>
@@ -5855,6 +5916,12 @@
           <w:szCs w:val="16"/>
         </w:rPr>
       </w:r>
+      <w:r>
+        <w:rPr>
+          <w:sz w:val="16"/>
+          <w:szCs w:val="16"/>
+        </w:rPr>
+      </w:r>
     </w:p>
     <w:p>
       <w:pPr>
@@ -5885,6 +5952,12 @@
           <w:szCs w:val="16"/>
         </w:rPr>
       </w:r>
+      <w:r>
+        <w:rPr>
+          <w:sz w:val="16"/>
+          <w:szCs w:val="16"/>
+        </w:rPr>
+      </w:r>
     </w:p>
     <w:p>
       <w:pPr>
@@ -5962,6 +6035,12 @@
           <w:szCs w:val="16"/>
         </w:rPr>
       </w:r>
+      <w:r>
+        <w:rPr>
+          <w:sz w:val="16"/>
+          <w:szCs w:val="16"/>
+        </w:rPr>
+      </w:r>
     </w:p>
     <w:p>
       <w:pPr>
@@ -6039,6 +6118,12 @@
           <w:szCs w:val="16"/>
         </w:rPr>
       </w:r>
+      <w:r>
+        <w:rPr>
+          <w:sz w:val="16"/>
+          <w:szCs w:val="16"/>
+        </w:rPr>
+      </w:r>
     </w:p>
     <w:p>
       <w:pPr>
@@ -6116,6 +6201,12 @@
           <w:szCs w:val="16"/>
         </w:rPr>
       </w:r>
+      <w:r>
+        <w:rPr>
+          <w:sz w:val="16"/>
+          <w:szCs w:val="16"/>
+        </w:rPr>
+      </w:r>
     </w:p>
     <w:p>
       <w:pPr>
@@ -6274,6 +6365,12 @@
           <w:szCs w:val="16"/>
         </w:rPr>
       </w:r>
+      <w:r>
+        <w:rPr>
+          <w:sz w:val="16"/>
+          <w:szCs w:val="16"/>
+        </w:rPr>
+      </w:r>
     </w:p>
     <w:p>
       <w:pPr>
@@ -6351,6 +6448,12 @@
           <w:szCs w:val="16"/>
         </w:rPr>
       </w:r>
+      <w:r>
+        <w:rPr>
+          <w:sz w:val="16"/>
+          <w:szCs w:val="16"/>
+        </w:rPr>
+      </w:r>
     </w:p>
     <w:p>
       <w:pPr>
@@ -6455,6 +6558,12 @@
           <w:szCs w:val="16"/>
         </w:rPr>
       </w:r>
+      <w:r>
+        <w:rPr>
+          <w:sz w:val="16"/>
+          <w:szCs w:val="16"/>
+        </w:rPr>
+      </w:r>
     </w:p>
     <w:p>
       <w:pPr>
@@ -6532,6 +6641,12 @@
           <w:szCs w:val="16"/>
         </w:rPr>
       </w:r>
+      <w:r>
+        <w:rPr>
+          <w:sz w:val="16"/>
+          <w:szCs w:val="16"/>
+        </w:rPr>
+      </w:r>
     </w:p>
     <w:p>
       <w:pPr>
@@ -6591,6 +6706,12 @@
           <w:szCs w:val="16"/>
         </w:rPr>
       </w:r>
+      <w:r>
+        <w:rPr>
+          <w:sz w:val="16"/>
+          <w:szCs w:val="16"/>
+        </w:rPr>
+      </w:r>
     </w:p>
     <w:p>
       <w:pPr>
@@ -6621,6 +6742,12 @@
           <w:szCs w:val="16"/>
         </w:rPr>
       </w:r>
+      <w:r>
+        <w:rPr>
+          <w:sz w:val="16"/>
+          <w:szCs w:val="16"/>
+        </w:rPr>
+      </w:r>
     </w:p>
     <w:p>
       <w:pPr>
@@ -6698,6 +6825,12 @@
           <w:szCs w:val="16"/>
         </w:rPr>
       </w:r>
+      <w:r>
+        <w:rPr>
+          <w:sz w:val="16"/>
+          <w:szCs w:val="16"/>
+        </w:rPr>
+      </w:r>
     </w:p>
     <w:p>
       <w:pPr>
@@ -6802,6 +6935,12 @@
           <w:szCs w:val="16"/>
         </w:rPr>
       </w:r>
+      <w:r>
+        <w:rPr>
+          <w:sz w:val="16"/>
+          <w:szCs w:val="16"/>
+        </w:rPr>
+      </w:r>
     </w:p>
     <w:p>
       <w:pPr>
@@ -6879,6 +7018,12 @@
           <w:szCs w:val="16"/>
         </w:rPr>
       </w:r>
+      <w:r>
+        <w:rPr>
+          <w:sz w:val="16"/>
+          <w:szCs w:val="16"/>
+        </w:rPr>
+      </w:r>
     </w:p>
     <w:p>
       <w:pPr>
@@ -7019,6 +7164,12 @@
           <w:szCs w:val="16"/>
         </w:rPr>
       </w:r>
+      <w:r>
+        <w:rPr>
+          <w:sz w:val="16"/>
+          <w:szCs w:val="16"/>
+        </w:rPr>
+      </w:r>
     </w:p>
     <w:p>
       <w:pPr>
@@ -7123,6 +7274,12 @@
           <w:szCs w:val="16"/>
         </w:rPr>
       </w:r>
+      <w:r>
+        <w:rPr>
+          <w:sz w:val="16"/>
+          <w:szCs w:val="16"/>
+        </w:rPr>
+      </w:r>
     </w:p>
     <w:p>
       <w:pPr>
@@ -7227,6 +7384,12 @@
           <w:szCs w:val="16"/>
         </w:rPr>
       </w:r>
+      <w:r>
+        <w:rPr>
+          <w:sz w:val="16"/>
+          <w:szCs w:val="16"/>
+        </w:rPr>
+      </w:r>
     </w:p>
     <w:p>
       <w:pPr>
@@ -7304,6 +7467,12 @@
           <w:szCs w:val="16"/>
         </w:rPr>
       </w:r>
+      <w:r>
+        <w:rPr>
+          <w:sz w:val="16"/>
+          <w:szCs w:val="16"/>
+        </w:rPr>
+      </w:r>
     </w:p>
     <w:p>
       <w:pPr>
@@ -7480,6 +7649,12 @@
           <w:szCs w:val="16"/>
         </w:rPr>
       </w:r>
+      <w:r>
+        <w:rPr>
+          <w:sz w:val="16"/>
+          <w:szCs w:val="16"/>
+        </w:rPr>
+      </w:r>
     </w:p>
     <w:p>
       <w:pPr>
@@ -7557,6 +7732,12 @@
           <w:szCs w:val="16"/>
         </w:rPr>
       </w:r>
+      <w:r>
+        <w:rPr>
+          <w:sz w:val="16"/>
+          <w:szCs w:val="16"/>
+        </w:rPr>
+      </w:r>
     </w:p>
     <w:p>
       <w:pPr>
@@ -7587,6 +7768,12 @@
           <w:szCs w:val="16"/>
         </w:rPr>
       </w:r>
+      <w:r>
+        <w:rPr>
+          <w:sz w:val="16"/>
+          <w:szCs w:val="16"/>
+        </w:rPr>
+      </w:r>
     </w:p>
     <w:p>
       <w:pPr>
@@ -7664,6 +7851,12 @@
           <w:szCs w:val="16"/>
         </w:rPr>
       </w:r>
+      <w:r>
+        <w:rPr>
+          <w:sz w:val="16"/>
+          <w:szCs w:val="16"/>
+        </w:rPr>
+      </w:r>
     </w:p>
     <w:p>
       <w:pPr>
@@ -7858,6 +8051,12 @@
           <w:szCs w:val="16"/>
         </w:rPr>
       </w:r>
+      <w:r>
+        <w:rPr>
+          <w:sz w:val="16"/>
+          <w:szCs w:val="16"/>
+        </w:rPr>
+      </w:r>
     </w:p>
     <w:p>
       <w:pPr>
@@ -8034,6 +8233,12 @@
           <w:szCs w:val="16"/>
         </w:rPr>
       </w:r>
+      <w:r>
+        <w:rPr>
+          <w:sz w:val="16"/>
+          <w:szCs w:val="16"/>
+        </w:rPr>
+      </w:r>
     </w:p>
     <w:p>
       <w:pPr>
@@ -8138,6 +8343,12 @@
           <w:szCs w:val="16"/>
         </w:rPr>
       </w:r>
+      <w:r>
+        <w:rPr>
+          <w:sz w:val="16"/>
+          <w:szCs w:val="16"/>
+        </w:rPr>
+      </w:r>
     </w:p>
     <w:p>
       <w:pPr>
@@ -8215,6 +8426,12 @@
           <w:szCs w:val="16"/>
         </w:rPr>
       </w:r>
+      <w:r>
+        <w:rPr>
+          <w:sz w:val="16"/>
+          <w:szCs w:val="16"/>
+        </w:rPr>
+      </w:r>
     </w:p>
     <w:p>
       <w:pPr>
@@ -8245,6 +8462,12 @@
           <w:szCs w:val="16"/>
         </w:rPr>
       </w:r>
+      <w:r>
+        <w:rPr>
+          <w:sz w:val="16"/>
+          <w:szCs w:val="16"/>
+        </w:rPr>
+      </w:r>
     </w:p>
     <w:p>
       <w:pPr>
@@ -8322,6 +8545,12 @@
           <w:szCs w:val="16"/>
         </w:rPr>
       </w:r>
+      <w:r>
+        <w:rPr>
+          <w:sz w:val="16"/>
+          <w:szCs w:val="16"/>
+        </w:rPr>
+      </w:r>
     </w:p>
     <w:p>
       <w:pPr>
@@ -8552,6 +8781,12 @@
           <w:szCs w:val="16"/>
         </w:rPr>
       </w:r>
+      <w:r>
+        <w:rPr>
+          <w:sz w:val="16"/>
+          <w:szCs w:val="16"/>
+        </w:rPr>
+      </w:r>
     </w:p>
     <w:p>
       <w:pPr>
@@ -8728,6 +8963,12 @@
           <w:szCs w:val="16"/>
         </w:rPr>
       </w:r>
+      <w:r>
+        <w:rPr>
+          <w:sz w:val="16"/>
+          <w:szCs w:val="16"/>
+        </w:rPr>
+      </w:r>
     </w:p>
     <w:p>
       <w:pPr>
@@ -8832,6 +9073,12 @@
           <w:szCs w:val="16"/>
         </w:rPr>
       </w:r>
+      <w:r>
+        <w:rPr>
+          <w:sz w:val="16"/>
+          <w:szCs w:val="16"/>
+        </w:rPr>
+      </w:r>
     </w:p>
     <w:p>
       <w:pPr>
@@ -8909,6 +9156,12 @@
           <w:szCs w:val="16"/>
         </w:rPr>
       </w:r>
+      <w:r>
+        <w:rPr>
+          <w:sz w:val="16"/>
+          <w:szCs w:val="16"/>
+        </w:rPr>
+      </w:r>
     </w:p>
     <w:p>
       <w:pPr>
@@ -8939,6 +9192,12 @@
           <w:szCs w:val="16"/>
         </w:rPr>
       </w:r>
+      <w:r>
+        <w:rPr>
+          <w:sz w:val="16"/>
+          <w:szCs w:val="16"/>
+        </w:rPr>
+      </w:r>
     </w:p>
     <w:p>
       <w:pPr>
@@ -9052,6 +9311,12 @@
           <w:szCs w:val="16"/>
         </w:rPr>
       </w:r>
+      <w:r>
+        <w:rPr>
+          <w:sz w:val="16"/>
+          <w:szCs w:val="16"/>
+        </w:rPr>
+      </w:r>
     </w:p>
     <w:p>
       <w:pPr>
@@ -9156,6 +9421,12 @@
           <w:szCs w:val="16"/>
         </w:rPr>
       </w:r>
+      <w:r>
+        <w:rPr>
+          <w:sz w:val="16"/>
+          <w:szCs w:val="16"/>
+        </w:rPr>
+      </w:r>
     </w:p>
     <w:p>
       <w:pPr>
@@ -9260,6 +9531,12 @@
           <w:szCs w:val="16"/>
         </w:rPr>
       </w:r>
+      <w:r>
+        <w:rPr>
+          <w:sz w:val="16"/>
+          <w:szCs w:val="16"/>
+        </w:rPr>
+      </w:r>
     </w:p>
     <w:p>
       <w:pPr>
@@ -9436,6 +9713,12 @@
           <w:szCs w:val="16"/>
         </w:rPr>
       </w:r>
+      <w:r>
+        <w:rPr>
+          <w:sz w:val="16"/>
+          <w:szCs w:val="16"/>
+        </w:rPr>
+      </w:r>
     </w:p>
     <w:p>
       <w:pPr>
@@ -9468,6 +9751,12 @@
           <w:szCs w:val="16"/>
         </w:rPr>
       </w:r>
+      <w:r>
+        <w:rPr>
+          <w:sz w:val="16"/>
+          <w:szCs w:val="16"/>
+        </w:rPr>
+      </w:r>
     </w:p>
     <w:p>
       <w:pPr>
@@ -9590,6 +9879,12 @@
           <w:szCs w:val="16"/>
         </w:rPr>
       </w:r>
+      <w:r>
+        <w:rPr>
+          <w:sz w:val="16"/>
+          <w:szCs w:val="16"/>
+        </w:rPr>
+      </w:r>
     </w:p>
     <w:p>
       <w:pPr>
@@ -9784,6 +10079,12 @@
           <w:szCs w:val="16"/>
         </w:rPr>
       </w:r>
+      <w:r>
+        <w:rPr>
+          <w:sz w:val="16"/>
+          <w:szCs w:val="16"/>
+        </w:rPr>
+      </w:r>
     </w:p>
     <w:p>
       <w:pPr>
@@ -9978,6 +10279,12 @@
           <w:szCs w:val="16"/>
         </w:rPr>
       </w:r>
+      <w:r>
+        <w:rPr>
+          <w:sz w:val="16"/>
+          <w:szCs w:val="16"/>
+        </w:rPr>
+      </w:r>
     </w:p>
     <w:p>
       <w:pPr>
@@ -10082,6 +10389,12 @@
           <w:szCs w:val="16"/>
         </w:rPr>
       </w:r>
+      <w:r>
+        <w:rPr>
+          <w:sz w:val="16"/>
+          <w:szCs w:val="16"/>
+        </w:rPr>
+      </w:r>
     </w:p>
     <w:p>
       <w:pPr>
@@ -10186,6 +10499,12 @@
           <w:szCs w:val="16"/>
         </w:rPr>
       </w:r>
+      <w:r>
+        <w:rPr>
+          <w:sz w:val="16"/>
+          <w:szCs w:val="16"/>
+        </w:rPr>
+      </w:r>
     </w:p>
     <w:p>
       <w:pPr>
@@ -10263,6 +10582,12 @@
           <w:szCs w:val="16"/>
         </w:rPr>
       </w:r>
+      <w:r>
+        <w:rPr>
+          <w:sz w:val="16"/>
+          <w:szCs w:val="16"/>
+        </w:rPr>
+      </w:r>
     </w:p>
     <w:p>
       <w:pPr>
@@ -10439,6 +10764,12 @@
           <w:szCs w:val="16"/>
         </w:rPr>
       </w:r>
+      <w:r>
+        <w:rPr>
+          <w:sz w:val="16"/>
+          <w:szCs w:val="16"/>
+        </w:rPr>
+      </w:r>
     </w:p>
     <w:p>
       <w:pPr>
@@ -10489,6 +10820,12 @@
           <w:szCs w:val="16"/>
         </w:rPr>
       </w:r>
+      <w:r>
+        <w:rPr>
+          <w:sz w:val="16"/>
+          <w:szCs w:val="16"/>
+        </w:rPr>
+      </w:r>
     </w:p>
     <w:p>
       <w:pPr>
@@ -10683,6 +11020,12 @@
           <w:szCs w:val="16"/>
         </w:rPr>
       </w:r>
+      <w:r>
+        <w:rPr>
+          <w:sz w:val="16"/>
+          <w:szCs w:val="16"/>
+        </w:rPr>
+      </w:r>
     </w:p>
     <w:p>
       <w:pPr>
@@ -10760,6 +11103,12 @@
           <w:szCs w:val="16"/>
         </w:rPr>
       </w:r>
+      <w:r>
+        <w:rPr>
+          <w:sz w:val="16"/>
+          <w:szCs w:val="16"/>
+        </w:rPr>
+      </w:r>
     </w:p>
     <w:p>
       <w:pPr>
@@ -10790,6 +11139,12 @@
           <w:szCs w:val="16"/>
         </w:rPr>
       </w:r>
+      <w:r>
+        <w:rPr>
+          <w:sz w:val="16"/>
+          <w:szCs w:val="16"/>
+        </w:rPr>
+      </w:r>
     </w:p>
     <w:p>
       <w:pPr>
@@ -10885,6 +11240,12 @@
           <w:szCs w:val="16"/>
         </w:rPr>
       </w:r>
+      <w:r>
+        <w:rPr>
+          <w:sz w:val="16"/>
+          <w:szCs w:val="16"/>
+        </w:rPr>
+      </w:r>
     </w:p>
     <w:p>
       <w:pPr>
@@ -10953,6 +11314,12 @@
           <w:szCs w:val="16"/>
         </w:rPr>
       </w:r>
+      <w:r>
+        <w:rPr>
+          <w:sz w:val="16"/>
+          <w:szCs w:val="16"/>
+        </w:rPr>
+      </w:r>
     </w:p>
     <w:p>
       <w:pPr>
@@ -11057,6 +11424,12 @@
           <w:szCs w:val="16"/>
         </w:rPr>
       </w:r>
+      <w:r>
+        <w:rPr>
+          <w:sz w:val="16"/>
+          <w:szCs w:val="16"/>
+        </w:rPr>
+      </w:r>
     </w:p>
     <w:p>
       <w:pPr>
@@ -11161,6 +11534,12 @@
           <w:szCs w:val="16"/>
         </w:rPr>
       </w:r>
+      <w:r>
+        <w:rPr>
+          <w:sz w:val="16"/>
+          <w:szCs w:val="16"/>
+        </w:rPr>
+      </w:r>
     </w:p>
     <w:p>
       <w:pPr>
@@ -11265,6 +11644,12 @@
           <w:szCs w:val="16"/>
         </w:rPr>
       </w:r>
+      <w:r>
+        <w:rPr>
+          <w:sz w:val="16"/>
+          <w:szCs w:val="16"/>
+        </w:rPr>
+      </w:r>
     </w:p>
     <w:p>
       <w:pPr>
@@ -11369,6 +11754,12 @@
           <w:szCs w:val="16"/>
         </w:rPr>
       </w:r>
+      <w:r>
+        <w:rPr>
+          <w:sz w:val="16"/>
+          <w:szCs w:val="16"/>
+        </w:rPr>
+      </w:r>
     </w:p>
     <w:p>
       <w:pPr>
@@ -11401,6 +11792,12 @@
           <w:szCs w:val="16"/>
         </w:rPr>
       </w:r>
+      <w:r>
+        <w:rPr>
+          <w:sz w:val="16"/>
+          <w:szCs w:val="16"/>
+        </w:rPr>
+      </w:r>
     </w:p>
     <w:p>
       <w:pPr>
@@ -11433,6 +11830,12 @@
           <w:szCs w:val="16"/>
         </w:rPr>
       </w:r>
+      <w:r>
+        <w:rPr>
+          <w:sz w:val="16"/>
+          <w:szCs w:val="16"/>
+        </w:rPr>
+      </w:r>
     </w:p>
     <w:p>
       <w:pPr>
@@ -11537,6 +11940,12 @@
           <w:szCs w:val="16"/>
         </w:rPr>
       </w:r>
+      <w:r>
+        <w:rPr>
+          <w:sz w:val="16"/>
+          <w:szCs w:val="16"/>
+        </w:rPr>
+      </w:r>
     </w:p>
     <w:p>
       <w:pPr>
@@ -11641,6 +12050,12 @@
           <w:szCs w:val="16"/>
         </w:rPr>
       </w:r>
+      <w:r>
+        <w:rPr>
+          <w:sz w:val="16"/>
+          <w:szCs w:val="16"/>
+        </w:rPr>
+      </w:r>
     </w:p>
     <w:p>
       <w:pPr>
@@ -11745,6 +12160,12 @@
           <w:szCs w:val="16"/>
         </w:rPr>
       </w:r>
+      <w:r>
+        <w:rPr>
+          <w:sz w:val="16"/>
+          <w:szCs w:val="16"/>
+        </w:rPr>
+      </w:r>
     </w:p>
     <w:p>
       <w:pPr>
@@ -11845,47 +12266,13 @@
       </w:r>
       <w:r>
         <w:rPr>
-          <w:sz w:val="16"/>
-          <w:szCs w:val="16"/>
-        </w:rPr>
-      </w:r>
-      <w:r>
-        <w:rPr>
-          <w:rFonts w:ascii="Times New Roman" w:hAnsi="Times New Roman" w:eastAsia="Times New Roman" w:cs="Times New Roman"/>
-          <w:bCs w:val="0"/>
-          <w:i w:val="0"/>
-          <w:iCs w:val="0"/>
-          <w:sz w:val="28"/>
-          <w:szCs w:val="28"/>
-          <w:highlight w:val="none"/>
-          <w:lang w:val="en-US"/>
-        </w:rPr>
-      </w:r>
-      <w:r>
-        <w:rPr>
-          <w:rFonts w:ascii="Times New Roman" w:hAnsi="Times New Roman" w:eastAsia="Times New Roman" w:cs="Times New Roman"/>
-          <w:bCs w:val="0"/>
-          <w:i/>
-          <w:iCs/>
-          <w:sz w:val="28"/>
-          <w:szCs w:val="28"/>
-          <w:highlight w:val="none"/>
-          <w:lang w:val="en-US"/>
-        </w:rPr>
-      </w:r>
-      <w:r>
-        <w:rPr>
-          <w:rFonts w:ascii="Times New Roman" w:hAnsi="Times New Roman" w:cs="Times New Roman"/>
-          <w:bCs w:val="0"/>
-          <w:i w:val="0"/>
-          <w:sz w:val="28"/>
-          <w:szCs w:val="28"/>
-          <w:highlight w:val="none"/>
-        </w:rPr>
-      </w:r>
-      <w:r>
-        <w:rPr>
-          <w:rFonts w:ascii="JetBrains Mono" w:hAnsi="JetBrains Mono" w:eastAsia="JetBrains Mono" w:cs="JetBrains Mono"/>
+          <w:rFonts w:ascii="JetBrains Mono" w:hAnsi="JetBrains Mono" w:eastAsia="JetBrains Mono" w:cs="JetBrains Mono"/>
+          <w:sz w:val="16"/>
+          <w:szCs w:val="16"/>
+        </w:rPr>
+      </w:r>
+      <w:r>
+        <w:rPr>
           <w:sz w:val="16"/>
           <w:szCs w:val="16"/>
         </w:rPr>
@@ -11944,7 +12331,7 @@
 <w:ftr xmlns:wpc="http://schemas.microsoft.com/office/word/2010/wordprocessingCanvas" xmlns:mc="http://schemas.openxmlformats.org/markup-compatibility/2006" xmlns:o="urn:schemas-microsoft-com:office:office" xmlns:r="http://schemas.openxmlformats.org/officeDocument/2006/relationships" xmlns:m="http://schemas.openxmlformats.org/officeDocument/2006/math" xmlns:v="urn:schemas-microsoft-com:vml" xmlns:wp14="http://schemas.microsoft.com/office/word/2010/wordprocessingDrawing" xmlns:wp="http://schemas.openxmlformats.org/drawingml/2006/wordprocessingDrawing" xmlns:w10="urn:schemas-microsoft-com:office:word" xmlns:w="http://schemas.openxmlformats.org/wordprocessingml/2006/main" xmlns:w14="http://schemas.microsoft.com/office/word/2010/wordml" xmlns:w15="http://schemas.microsoft.com/office/word/2012/wordml" xmlns:wpg="http://schemas.microsoft.com/office/word/2010/wordprocessingGroup" xmlns:wpi="http://schemas.microsoft.com/office/word/2010/wordprocessingInk" xmlns:wne="http://schemas.microsoft.com/office/word/2006/wordml" xmlns:a="http://schemas.openxmlformats.org/drawingml/2006/main" xmlns:wps="http://schemas.microsoft.com/office/word/2010/wordprocessingShape" mc:Ignorable="w14 w15 wp14">
   <w:p>
     <w:pPr>
-      <w:pStyle w:val="902"/>
+      <w:pStyle w:val="921"/>
       <w:pBdr/>
       <w:spacing/>
       <w:ind/>
@@ -11981,7 +12368,7 @@
     </w:r>
     <w:r>
       <w:rPr>
-        <w:rFonts w:ascii="Times New Roman" w:hAnsi="Times New Roman" w:eastAsia="Times New Roman" w:cs="Times New Roman"/>
+        <w:rFonts w:ascii="Times New Roman" w:hAnsi="Times New Roman" w:cs="Times New Roman"/>
         <w:sz w:val="28"/>
         <w:szCs w:val="28"/>
       </w:rPr>
@@ -11989,7 +12376,7 @@
   </w:p>
   <w:p>
     <w:pPr>
-      <w:pStyle w:val="902"/>
+      <w:pStyle w:val="921"/>
       <w:pBdr/>
       <w:spacing/>
       <w:ind/>
@@ -12075,14 +12462,6 @@
         <w:highlight w:val="none"/>
       </w:rPr>
     </w:r>
-    <w:r/>
-    <w:r/>
-    <w:r>
-      <w:rPr>
-        <w:rFonts w:ascii="Times New Roman" w:hAnsi="Times New Roman" w:cs="Times New Roman"/>
-        <w:highlight w:val="none"/>
-      </w:rPr>
-    </w:r>
   </w:p>
 </w:ftr>
 </file>
@@ -12124,7 +12503,7 @@
 <w:hdr xmlns:wpc="http://schemas.microsoft.com/office/word/2010/wordprocessingCanvas" xmlns:mc="http://schemas.openxmlformats.org/markup-compatibility/2006" xmlns:o="urn:schemas-microsoft-com:office:office" xmlns:r="http://schemas.openxmlformats.org/officeDocument/2006/relationships" xmlns:m="http://schemas.openxmlformats.org/officeDocument/2006/math" xmlns:v="urn:schemas-microsoft-com:vml" xmlns:wp14="http://schemas.microsoft.com/office/word/2010/wordprocessingDrawing" xmlns:wp="http://schemas.openxmlformats.org/drawingml/2006/wordprocessingDrawing" xmlns:w10="urn:schemas-microsoft-com:office:word" xmlns:w="http://schemas.openxmlformats.org/wordprocessingml/2006/main" xmlns:w14="http://schemas.microsoft.com/office/word/2010/wordml" xmlns:w15="http://schemas.microsoft.com/office/word/2012/wordml" xmlns:wpg="http://schemas.microsoft.com/office/word/2010/wordprocessingGroup" xmlns:wpi="http://schemas.microsoft.com/office/word/2010/wordprocessingInk" xmlns:wne="http://schemas.microsoft.com/office/word/2006/wordml" xmlns:a="http://schemas.openxmlformats.org/drawingml/2006/main" xmlns:wps="http://schemas.microsoft.com/office/word/2010/wordprocessingShape" mc:Ignorable="w14 w15 wp14">
   <w:p>
     <w:pPr>
-      <w:pStyle w:val="900"/>
+      <w:pStyle w:val="919"/>
       <w:pBdr/>
       <w:spacing/>
       <w:ind/>
@@ -13031,9 +13410,9 @@
     <w:lsdException w:name="Bibliography" w:uiPriority="37"/>
     <w:lsdException w:name="TOC Heading" w:uiPriority="39" w:qFormat="1"/>
   </w:latentStyles>
-  <w:style w:type="table" w:styleId="740">
+  <w:style w:type="table" w:styleId="759">
     <w:name w:val="Table Grid"/>
-    <w:basedOn w:val="926"/>
+    <w:basedOn w:val="945"/>
     <w:uiPriority w:val="59"/>
     <w:pPr>
       <w:pBdr/>
@@ -13230,9 +13609,9 @@
       </w:tcPr>
     </w:tblStylePr>
   </w:style>
-  <w:style w:type="table" w:styleId="741">
+  <w:style w:type="table" w:styleId="760">
     <w:name w:val="Table Grid Light"/>
-    <w:basedOn w:val="926"/>
+    <w:basedOn w:val="945"/>
     <w:uiPriority w:val="59"/>
     <w:pPr>
       <w:pBdr/>
@@ -13429,9 +13808,9 @@
       </w:tcPr>
     </w:tblStylePr>
   </w:style>
-  <w:style w:type="table" w:styleId="742">
+  <w:style w:type="table" w:styleId="761">
     <w:name w:val="Plain Table 1"/>
-    <w:basedOn w:val="926"/>
+    <w:basedOn w:val="945"/>
     <w:uiPriority w:val="59"/>
     <w:pPr>
       <w:pBdr/>
@@ -13654,9 +14033,9 @@
       </w:tcPr>
     </w:tblStylePr>
   </w:style>
-  <w:style w:type="table" w:styleId="743">
+  <w:style w:type="table" w:styleId="762">
     <w:name w:val="Plain Table 2"/>
-    <w:basedOn w:val="926"/>
+    <w:basedOn w:val="945"/>
     <w:uiPriority w:val="59"/>
     <w:pPr>
       <w:pBdr/>
@@ -13887,9 +14266,9 @@
       </w:tcPr>
     </w:tblStylePr>
   </w:style>
-  <w:style w:type="table" w:styleId="744">
+  <w:style w:type="table" w:styleId="763">
     <w:name w:val="Plain Table 3"/>
-    <w:basedOn w:val="926"/>
+    <w:basedOn w:val="945"/>
     <w:uiPriority w:val="99"/>
     <w:pPr>
       <w:pBdr/>
@@ -14117,9 +14496,9 @@
       </w:tcPr>
     </w:tblStylePr>
   </w:style>
-  <w:style w:type="table" w:styleId="745">
+  <w:style w:type="table" w:styleId="764">
     <w:name w:val="Plain Table 4"/>
-    <w:basedOn w:val="926"/>
+    <w:basedOn w:val="945"/>
     <w:uiPriority w:val="99"/>
     <w:pPr>
       <w:pBdr/>
@@ -14333,9 +14712,9 @@
       </w:tcPr>
     </w:tblStylePr>
   </w:style>
-  <w:style w:type="table" w:styleId="746">
+  <w:style w:type="table" w:styleId="765">
     <w:name w:val="Plain Table 5"/>
-    <w:basedOn w:val="926"/>
+    <w:basedOn w:val="945"/>
     <w:uiPriority w:val="99"/>
     <w:pPr>
       <w:pBdr/>
@@ -14566,9 +14945,9 @@
       </w:tcPr>
     </w:tblStylePr>
   </w:style>
-  <w:style w:type="table" w:styleId="747">
+  <w:style w:type="table" w:styleId="766">
     <w:name w:val="Grid Table 1 Light"/>
-    <w:basedOn w:val="926"/>
+    <w:basedOn w:val="945"/>
     <w:uiPriority w:val="99"/>
     <w:pPr>
       <w:pBdr/>
@@ -14789,9 +15168,9 @@
       </w:tcPr>
     </w:tblStylePr>
   </w:style>
-  <w:style w:type="table" w:styleId="748">
+  <w:style w:type="table" w:styleId="767">
     <w:name w:val="Grid Table 1 Light - Accent 1"/>
-    <w:basedOn w:val="926"/>
+    <w:basedOn w:val="945"/>
     <w:uiPriority w:val="99"/>
     <w:pPr>
       <w:pBdr/>
@@ -15012,9 +15391,9 @@
       </w:tcPr>
     </w:tblStylePr>
   </w:style>
-  <w:style w:type="table" w:styleId="749">
+  <w:style w:type="table" w:styleId="768">
     <w:name w:val="Grid Table 1 Light - Accent 2"/>
-    <w:basedOn w:val="926"/>
+    <w:basedOn w:val="945"/>
     <w:uiPriority w:val="99"/>
     <w:pPr>
       <w:pBdr/>
@@ -15235,9 +15614,9 @@
       </w:tcPr>
     </w:tblStylePr>
   </w:style>
-  <w:style w:type="table" w:styleId="750">
+  <w:style w:type="table" w:styleId="769">
     <w:name w:val="Grid Table 1 Light - Accent 3"/>
-    <w:basedOn w:val="926"/>
+    <w:basedOn w:val="945"/>
     <w:uiPriority w:val="99"/>
     <w:pPr>
       <w:pBdr/>
@@ -15458,9 +15837,9 @@
       </w:tcPr>
     </w:tblStylePr>
   </w:style>
-  <w:style w:type="table" w:styleId="751">
+  <w:style w:type="table" w:styleId="770">
     <w:name w:val="Grid Table 1 Light - Accent 4"/>
-    <w:basedOn w:val="926"/>
+    <w:basedOn w:val="945"/>
     <w:uiPriority w:val="99"/>
     <w:pPr>
       <w:pBdr/>
@@ -15681,9 +16060,9 @@
       </w:tcPr>
     </w:tblStylePr>
   </w:style>
-  <w:style w:type="table" w:styleId="752">
+  <w:style w:type="table" w:styleId="771">
     <w:name w:val="Grid Table 1 Light - Accent 5"/>
-    <w:basedOn w:val="926"/>
+    <w:basedOn w:val="945"/>
     <w:uiPriority w:val="99"/>
     <w:pPr>
       <w:pBdr/>
@@ -15904,9 +16283,9 @@
       </w:tcPr>
     </w:tblStylePr>
   </w:style>
-  <w:style w:type="table" w:styleId="753">
+  <w:style w:type="table" w:styleId="772">
     <w:name w:val="Grid Table 1 Light - Accent 6"/>
-    <w:basedOn w:val="926"/>
+    <w:basedOn w:val="945"/>
     <w:uiPriority w:val="99"/>
     <w:pPr>
       <w:pBdr/>
@@ -16127,9 +16506,9 @@
       </w:tcPr>
     </w:tblStylePr>
   </w:style>
-  <w:style w:type="table" w:styleId="754">
+  <w:style w:type="table" w:styleId="773">
     <w:name w:val="Grid Table 2"/>
-    <w:basedOn w:val="926"/>
+    <w:basedOn w:val="945"/>
     <w:uiPriority w:val="99"/>
     <w:pPr>
       <w:pBdr/>
@@ -16359,9 +16738,9 @@
       </w:tcPr>
     </w:tblStylePr>
   </w:style>
-  <w:style w:type="table" w:styleId="755">
+  <w:style w:type="table" w:styleId="774">
     <w:name w:val="Grid Table 2 - Accent 1"/>
-    <w:basedOn w:val="926"/>
+    <w:basedOn w:val="945"/>
     <w:uiPriority w:val="99"/>
     <w:pPr>
       <w:pBdr/>
@@ -16591,9 +16970,9 @@
       </w:tcPr>
     </w:tblStylePr>
   </w:style>
-  <w:style w:type="table" w:styleId="756">
+  <w:style w:type="table" w:styleId="775">
     <w:name w:val="Grid Table 2 - Accent 2"/>
-    <w:basedOn w:val="926"/>
+    <w:basedOn w:val="945"/>
     <w:uiPriority w:val="99"/>
     <w:pPr>
       <w:pBdr/>
@@ -16823,9 +17202,9 @@
       </w:tcPr>
     </w:tblStylePr>
   </w:style>
-  <w:style w:type="table" w:styleId="757">
+  <w:style w:type="table" w:styleId="776">
     <w:name w:val="Grid Table 2 - Accent 3"/>
-    <w:basedOn w:val="926"/>
+    <w:basedOn w:val="945"/>
     <w:uiPriority w:val="99"/>
     <w:pPr>
       <w:pBdr/>
@@ -17055,9 +17434,9 @@
       </w:tcPr>
     </w:tblStylePr>
   </w:style>
-  <w:style w:type="table" w:styleId="758">
+  <w:style w:type="table" w:styleId="777">
     <w:name w:val="Grid Table 2 - Accent 4"/>
-    <w:basedOn w:val="926"/>
+    <w:basedOn w:val="945"/>
     <w:uiPriority w:val="99"/>
     <w:pPr>
       <w:pBdr/>
@@ -17287,9 +17666,9 @@
       </w:tcPr>
     </w:tblStylePr>
   </w:style>
-  <w:style w:type="table" w:styleId="759">
+  <w:style w:type="table" w:styleId="778">
     <w:name w:val="Grid Table 2 - Accent 5"/>
-    <w:basedOn w:val="926"/>
+    <w:basedOn w:val="945"/>
     <w:uiPriority w:val="99"/>
     <w:pPr>
       <w:pBdr/>
@@ -17519,9 +17898,9 @@
       </w:tcPr>
     </w:tblStylePr>
   </w:style>
-  <w:style w:type="table" w:styleId="760">
+  <w:style w:type="table" w:styleId="779">
     <w:name w:val="Grid Table 2 - Accent 6"/>
-    <w:basedOn w:val="926"/>
+    <w:basedOn w:val="945"/>
     <w:uiPriority w:val="99"/>
     <w:pPr>
       <w:pBdr/>
@@ -17751,9 +18130,9 @@
       </w:tcPr>
     </w:tblStylePr>
   </w:style>
-  <w:style w:type="table" w:styleId="761">
+  <w:style w:type="table" w:styleId="780">
     <w:name w:val="Grid Table 3"/>
-    <w:basedOn w:val="926"/>
+    <w:basedOn w:val="945"/>
     <w:uiPriority w:val="99"/>
     <w:pPr>
       <w:pBdr/>
@@ -17996,9 +18375,9 @@
       </w:tcPr>
     </w:tblStylePr>
   </w:style>
-  <w:style w:type="table" w:styleId="762">
+  <w:style w:type="table" w:styleId="781">
     <w:name w:val="Grid Table 3 - Accent 1"/>
-    <w:basedOn w:val="926"/>
+    <w:basedOn w:val="945"/>
     <w:uiPriority w:val="99"/>
     <w:pPr>
       <w:pBdr/>
@@ -18241,9 +18620,9 @@
       </w:tcPr>
     </w:tblStylePr>
   </w:style>
-  <w:style w:type="table" w:styleId="763">
+  <w:style w:type="table" w:styleId="782">
     <w:name w:val="Grid Table 3 - Accent 2"/>
-    <w:basedOn w:val="926"/>
+    <w:basedOn w:val="945"/>
     <w:uiPriority w:val="99"/>
     <w:pPr>
       <w:pBdr/>
@@ -18486,9 +18865,9 @@
       </w:tcPr>
     </w:tblStylePr>
   </w:style>
-  <w:style w:type="table" w:styleId="764">
+  <w:style w:type="table" w:styleId="783">
     <w:name w:val="Grid Table 3 - Accent 3"/>
-    <w:basedOn w:val="926"/>
+    <w:basedOn w:val="945"/>
     <w:uiPriority w:val="99"/>
     <w:pPr>
       <w:pBdr/>
@@ -18731,9 +19110,9 @@
       </w:tcPr>
     </w:tblStylePr>
   </w:style>
-  <w:style w:type="table" w:styleId="765">
+  <w:style w:type="table" w:styleId="784">
     <w:name w:val="Grid Table 3 - Accent 4"/>
-    <w:basedOn w:val="926"/>
+    <w:basedOn w:val="945"/>
     <w:uiPriority w:val="99"/>
     <w:pPr>
       <w:pBdr/>
@@ -18976,9 +19355,9 @@
       </w:tcPr>
     </w:tblStylePr>
   </w:style>
-  <w:style w:type="table" w:styleId="766">
+  <w:style w:type="table" w:styleId="785">
     <w:name w:val="Grid Table 3 - Accent 5"/>
-    <w:basedOn w:val="926"/>
+    <w:basedOn w:val="945"/>
     <w:uiPriority w:val="99"/>
     <w:pPr>
       <w:pBdr/>
@@ -19221,9 +19600,9 @@
       </w:tcPr>
     </w:tblStylePr>
   </w:style>
-  <w:style w:type="table" w:styleId="767">
+  <w:style w:type="table" w:styleId="786">
     <w:name w:val="Grid Table 3 - Accent 6"/>
-    <w:basedOn w:val="926"/>
+    <w:basedOn w:val="945"/>
     <w:uiPriority w:val="99"/>
     <w:pPr>
       <w:pBdr/>
@@ -19466,9 +19845,9 @@
       </w:tcPr>
     </w:tblStylePr>
   </w:style>
-  <w:style w:type="table" w:styleId="768">
+  <w:style w:type="table" w:styleId="787">
     <w:name w:val="Grid Table 4"/>
-    <w:basedOn w:val="926"/>
+    <w:basedOn w:val="945"/>
     <w:uiPriority w:val="59"/>
     <w:pPr>
       <w:pBdr/>
@@ -19699,9 +20078,9 @@
       </w:tcPr>
     </w:tblStylePr>
   </w:style>
-  <w:style w:type="table" w:styleId="769">
+  <w:style w:type="table" w:styleId="788">
     <w:name w:val="Grid Table 4 - Accent 1"/>
-    <w:basedOn w:val="926"/>
+    <w:basedOn w:val="945"/>
     <w:uiPriority w:val="59"/>
     <w:pPr>
       <w:pBdr/>
@@ -19932,9 +20311,9 @@
       </w:tcPr>
     </w:tblStylePr>
   </w:style>
-  <w:style w:type="table" w:styleId="770">
+  <w:style w:type="table" w:styleId="789">
     <w:name w:val="Grid Table 4 - Accent 2"/>
-    <w:basedOn w:val="926"/>
+    <w:basedOn w:val="945"/>
     <w:uiPriority w:val="59"/>
     <w:pPr>
       <w:pBdr/>
@@ -20165,9 +20544,9 @@
       </w:tcPr>
     </w:tblStylePr>
   </w:style>
-  <w:style w:type="table" w:styleId="771">
+  <w:style w:type="table" w:styleId="790">
     <w:name w:val="Grid Table 4 - Accent 3"/>
-    <w:basedOn w:val="926"/>
+    <w:basedOn w:val="945"/>
     <w:uiPriority w:val="59"/>
     <w:pPr>
       <w:pBdr/>
@@ -20398,9 +20777,9 @@
       </w:tcPr>
     </w:tblStylePr>
   </w:style>
-  <w:style w:type="table" w:styleId="772">
+  <w:style w:type="table" w:styleId="791">
     <w:name w:val="Grid Table 4 - Accent 4"/>
-    <w:basedOn w:val="926"/>
+    <w:basedOn w:val="945"/>
     <w:uiPriority w:val="59"/>
     <w:pPr>
       <w:pBdr/>
@@ -20631,9 +21010,9 @@
       </w:tcPr>
     </w:tblStylePr>
   </w:style>
-  <w:style w:type="table" w:styleId="773">
+  <w:style w:type="table" w:styleId="792">
     <w:name w:val="Grid Table 4 - Accent 5"/>
-    <w:basedOn w:val="926"/>
+    <w:basedOn w:val="945"/>
     <w:uiPriority w:val="59"/>
     <w:pPr>
       <w:pBdr/>
@@ -20864,9 +21243,9 @@
       </w:tcPr>
     </w:tblStylePr>
   </w:style>
-  <w:style w:type="table" w:styleId="774">
+  <w:style w:type="table" w:styleId="793">
     <w:name w:val="Grid Table 4 - Accent 6"/>
-    <w:basedOn w:val="926"/>
+    <w:basedOn w:val="945"/>
     <w:uiPriority w:val="59"/>
     <w:pPr>
       <w:pBdr/>
@@ -21097,9 +21476,9 @@
       </w:tcPr>
     </w:tblStylePr>
   </w:style>
-  <w:style w:type="table" w:styleId="775">
+  <w:style w:type="table" w:styleId="794">
     <w:name w:val="Grid Table 5 Dark"/>
-    <w:basedOn w:val="926"/>
+    <w:basedOn w:val="945"/>
     <w:uiPriority w:val="99"/>
     <w:pPr>
       <w:pBdr/>
@@ -21325,9 +21704,9 @@
       </w:tcPr>
     </w:tblStylePr>
   </w:style>
-  <w:style w:type="table" w:styleId="776">
+  <w:style w:type="table" w:styleId="795">
     <w:name w:val="Grid Table 5 Dark- Accent 1"/>
-    <w:basedOn w:val="926"/>
+    <w:basedOn w:val="945"/>
     <w:uiPriority w:val="99"/>
     <w:pPr>
       <w:pBdr/>
@@ -21553,9 +21932,9 @@
       </w:tcPr>
     </w:tblStylePr>
   </w:style>
-  <w:style w:type="table" w:styleId="777">
+  <w:style w:type="table" w:styleId="796">
     <w:name w:val="Grid Table 5 Dark - Accent 2"/>
-    <w:basedOn w:val="926"/>
+    <w:basedOn w:val="945"/>
     <w:uiPriority w:val="99"/>
     <w:pPr>
       <w:pBdr/>
@@ -21781,9 +22160,9 @@
       </w:tcPr>
     </w:tblStylePr>
   </w:style>
-  <w:style w:type="table" w:styleId="778">
+  <w:style w:type="table" w:styleId="797">
     <w:name w:val="Grid Table 5 Dark - Accent 3"/>
-    <w:basedOn w:val="926"/>
+    <w:basedOn w:val="945"/>
     <w:uiPriority w:val="99"/>
     <w:pPr>
       <w:pBdr/>
@@ -22009,9 +22388,9 @@
       </w:tcPr>
     </w:tblStylePr>
   </w:style>
-  <w:style w:type="table" w:styleId="779">
+  <w:style w:type="table" w:styleId="798">
     <w:name w:val="Grid Table 5 Dark- Accent 4"/>
-    <w:basedOn w:val="926"/>
+    <w:basedOn w:val="945"/>
     <w:uiPriority w:val="99"/>
     <w:pPr>
       <w:pBdr/>
@@ -22237,9 +22616,9 @@
       </w:tcPr>
     </w:tblStylePr>
   </w:style>
-  <w:style w:type="table" w:styleId="780">
+  <w:style w:type="table" w:styleId="799">
     <w:name w:val="Grid Table 5 Dark - Accent 5"/>
-    <w:basedOn w:val="926"/>
+    <w:basedOn w:val="945"/>
     <w:uiPriority w:val="99"/>
     <w:pPr>
       <w:pBdr/>
@@ -22465,9 +22844,9 @@
       </w:tcPr>
     </w:tblStylePr>
   </w:style>
-  <w:style w:type="table" w:styleId="781">
+  <w:style w:type="table" w:styleId="800">
     <w:name w:val="Grid Table 5 Dark - Accent 6"/>
-    <w:basedOn w:val="926"/>
+    <w:basedOn w:val="945"/>
     <w:uiPriority w:val="99"/>
     <w:pPr>
       <w:pBdr/>
@@ -22693,9 +23072,9 @@
       </w:tcPr>
     </w:tblStylePr>
   </w:style>
-  <w:style w:type="table" w:styleId="782">
+  <w:style w:type="table" w:styleId="801">
     <w:name w:val="Grid Table 6 Colorful"/>
-    <w:basedOn w:val="926"/>
+    <w:basedOn w:val="945"/>
     <w:uiPriority w:val="99"/>
     <w:pPr>
       <w:pBdr/>
@@ -22923,9 +23302,9 @@
       </w:tcPr>
     </w:tblStylePr>
   </w:style>
-  <w:style w:type="table" w:styleId="783">
+  <w:style w:type="table" w:styleId="802">
     <w:name w:val="Grid Table 6 Colorful - Accent 1"/>
-    <w:basedOn w:val="926"/>
+    <w:basedOn w:val="945"/>
     <w:uiPriority w:val="99"/>
     <w:pPr>
       <w:pBdr/>
@@ -23153,9 +23532,9 @@
       </w:tcPr>
     </w:tblStylePr>
   </w:style>
-  <w:style w:type="table" w:styleId="784">
+  <w:style w:type="table" w:styleId="803">
     <w:name w:val="Grid Table 6 Colorful - Accent 2"/>
-    <w:basedOn w:val="926"/>
+    <w:basedOn w:val="945"/>
     <w:uiPriority w:val="99"/>
     <w:pPr>
       <w:pBdr/>
@@ -23383,9 +23762,9 @@
       </w:tcPr>
     </w:tblStylePr>
   </w:style>
-  <w:style w:type="table" w:styleId="785">
+  <w:style w:type="table" w:styleId="804">
     <w:name w:val="Grid Table 6 Colorful - Accent 3"/>
-    <w:basedOn w:val="926"/>
+    <w:basedOn w:val="945"/>
     <w:uiPriority w:val="99"/>
     <w:pPr>
       <w:pBdr/>
@@ -23613,9 +23992,9 @@
       </w:tcPr>
     </w:tblStylePr>
   </w:style>
-  <w:style w:type="table" w:styleId="786">
+  <w:style w:type="table" w:styleId="805">
     <w:name w:val="Grid Table 6 Colorful - Accent 4"/>
-    <w:basedOn w:val="926"/>
+    <w:basedOn w:val="945"/>
     <w:uiPriority w:val="99"/>
     <w:pPr>
       <w:pBdr/>
@@ -23843,9 +24222,9 @@
       </w:tcPr>
     </w:tblStylePr>
   </w:style>
-  <w:style w:type="table" w:styleId="787">
+  <w:style w:type="table" w:styleId="806">
     <w:name w:val="Grid Table 6 Colorful - Accent 5"/>
-    <w:basedOn w:val="926"/>
+    <w:basedOn w:val="945"/>
     <w:uiPriority w:val="99"/>
     <w:pPr>
       <w:pBdr/>
@@ -24073,9 +24452,9 @@
       </w:tcPr>
     </w:tblStylePr>
   </w:style>
-  <w:style w:type="table" w:styleId="788">
+  <w:style w:type="table" w:styleId="807">
     <w:name w:val="Grid Table 6 Colorful - Accent 6"/>
-    <w:basedOn w:val="926"/>
+    <w:basedOn w:val="945"/>
     <w:uiPriority w:val="99"/>
     <w:pPr>
       <w:pBdr/>
@@ -24303,9 +24682,9 @@
       </w:tcPr>
     </w:tblStylePr>
   </w:style>
-  <w:style w:type="table" w:styleId="789">
+  <w:style w:type="table" w:styleId="808">
     <w:name w:val="Grid Table 7 Colorful"/>
-    <w:basedOn w:val="926"/>
+    <w:basedOn w:val="945"/>
     <w:uiPriority w:val="99"/>
     <w:pPr>
       <w:pBdr/>
@@ -24557,9 +24936,9 @@
       </w:tcPr>
     </w:tblStylePr>
   </w:style>
-  <w:style w:type="table" w:styleId="790">
+  <w:style w:type="table" w:styleId="809">
     <w:name w:val="Grid Table 7 Colorful - Accent 1"/>
-    <w:basedOn w:val="926"/>
+    <w:basedOn w:val="945"/>
     <w:uiPriority w:val="99"/>
     <w:pPr>
       <w:pBdr/>
@@ -24811,9 +25190,9 @@
       </w:tcPr>
     </w:tblStylePr>
   </w:style>
-  <w:style w:type="table" w:styleId="791">
+  <w:style w:type="table" w:styleId="810">
     <w:name w:val="Grid Table 7 Colorful - Accent 2"/>
-    <w:basedOn w:val="926"/>
+    <w:basedOn w:val="945"/>
     <w:uiPriority w:val="99"/>
     <w:pPr>
       <w:pBdr/>
@@ -25065,9 +25444,9 @@
       </w:tcPr>
     </w:tblStylePr>
   </w:style>
-  <w:style w:type="table" w:styleId="792">
+  <w:style w:type="table" w:styleId="811">
     <w:name w:val="Grid Table 7 Colorful - Accent 3"/>
-    <w:basedOn w:val="926"/>
+    <w:basedOn w:val="945"/>
     <w:uiPriority w:val="99"/>
     <w:pPr>
       <w:pBdr/>
@@ -25319,9 +25698,9 @@
       </w:tcPr>
     </w:tblStylePr>
   </w:style>
-  <w:style w:type="table" w:styleId="793">
+  <w:style w:type="table" w:styleId="812">
     <w:name w:val="Grid Table 7 Colorful - Accent 4"/>
-    <w:basedOn w:val="926"/>
+    <w:basedOn w:val="945"/>
     <w:uiPriority w:val="99"/>
     <w:pPr>
       <w:pBdr/>
@@ -25573,9 +25952,9 @@
       </w:tcPr>
     </w:tblStylePr>
   </w:style>
-  <w:style w:type="table" w:styleId="794">
+  <w:style w:type="table" w:styleId="813">
     <w:name w:val="Grid Table 7 Colorful - Accent 5"/>
-    <w:basedOn w:val="926"/>
+    <w:basedOn w:val="945"/>
     <w:uiPriority w:val="99"/>
     <w:pPr>
       <w:pBdr/>
@@ -25827,9 +26206,9 @@
       </w:tcPr>
     </w:tblStylePr>
   </w:style>
-  <w:style w:type="table" w:styleId="795">
+  <w:style w:type="table" w:styleId="814">
     <w:name w:val="Grid Table 7 Colorful - Accent 6"/>
-    <w:basedOn w:val="926"/>
+    <w:basedOn w:val="945"/>
     <w:uiPriority w:val="99"/>
     <w:pPr>
       <w:pBdr/>
@@ -26081,9 +26460,9 @@
       </w:tcPr>
     </w:tblStylePr>
   </w:style>
-  <w:style w:type="table" w:styleId="796">
+  <w:style w:type="table" w:styleId="815">
     <w:name w:val="List Table 1 Light"/>
-    <w:basedOn w:val="926"/>
+    <w:basedOn w:val="945"/>
     <w:uiPriority w:val="99"/>
     <w:pPr>
       <w:pBdr/>
@@ -26297,9 +26676,9 @@
       </w:tcPr>
     </w:tblStylePr>
   </w:style>
-  <w:style w:type="table" w:styleId="797">
+  <w:style w:type="table" w:styleId="816">
     <w:name w:val="List Table 1 Light - Accent 1"/>
-    <w:basedOn w:val="926"/>
+    <w:basedOn w:val="945"/>
     <w:uiPriority w:val="99"/>
     <w:pPr>
       <w:pBdr/>
@@ -26513,9 +26892,9 @@
       </w:tcPr>
     </w:tblStylePr>
   </w:style>
-  <w:style w:type="table" w:styleId="798">
+  <w:style w:type="table" w:styleId="817">
     <w:name w:val="List Table 1 Light - Accent 2"/>
-    <w:basedOn w:val="926"/>
+    <w:basedOn w:val="945"/>
     <w:uiPriority w:val="99"/>
     <w:pPr>
       <w:pBdr/>
@@ -26729,9 +27108,9 @@
       </w:tcPr>
     </w:tblStylePr>
   </w:style>
-  <w:style w:type="table" w:styleId="799">
+  <w:style w:type="table" w:styleId="818">
     <w:name w:val="List Table 1 Light - Accent 3"/>
-    <w:basedOn w:val="926"/>
+    <w:basedOn w:val="945"/>
     <w:uiPriority w:val="99"/>
     <w:pPr>
       <w:pBdr/>
@@ -26945,9 +27324,9 @@
       </w:tcPr>
     </w:tblStylePr>
   </w:style>
-  <w:style w:type="table" w:styleId="800">
+  <w:style w:type="table" w:styleId="819">
     <w:name w:val="List Table 1 Light - Accent 4"/>
-    <w:basedOn w:val="926"/>
+    <w:basedOn w:val="945"/>
     <w:uiPriority w:val="99"/>
     <w:pPr>
       <w:pBdr/>
@@ -27161,9 +27540,9 @@
       </w:tcPr>
     </w:tblStylePr>
   </w:style>
-  <w:style w:type="table" w:styleId="801">
+  <w:style w:type="table" w:styleId="820">
     <w:name w:val="List Table 1 Light - Accent 5"/>
-    <w:basedOn w:val="926"/>
+    <w:basedOn w:val="945"/>
     <w:uiPriority w:val="99"/>
     <w:pPr>
       <w:pBdr/>
@@ -27377,9 +27756,9 @@
       </w:tcPr>
     </w:tblStylePr>
   </w:style>
-  <w:style w:type="table" w:styleId="802">
+  <w:style w:type="table" w:styleId="821">
     <w:name w:val="List Table 1 Light - Accent 6"/>
-    <w:basedOn w:val="926"/>
+    <w:basedOn w:val="945"/>
     <w:uiPriority w:val="99"/>
     <w:pPr>
       <w:pBdr/>
@@ -27593,9 +27972,9 @@
       </w:tcPr>
     </w:tblStylePr>
   </w:style>
-  <w:style w:type="table" w:styleId="803">
+  <w:style w:type="table" w:styleId="822">
     <w:name w:val="List Table 2"/>
-    <w:basedOn w:val="926"/>
+    <w:basedOn w:val="945"/>
     <w:uiPriority w:val="99"/>
     <w:pPr>
       <w:pBdr/>
@@ -27831,9 +28210,9 @@
       </w:tcPr>
     </w:tblStylePr>
   </w:style>
-  <w:style w:type="table" w:styleId="804">
+  <w:style w:type="table" w:styleId="823">
     <w:name w:val="List Table 2 - Accent 1"/>
-    <w:basedOn w:val="926"/>
+    <w:basedOn w:val="945"/>
     <w:uiPriority w:val="99"/>
     <w:pPr>
       <w:pBdr/>
@@ -28069,9 +28448,9 @@
       </w:tcPr>
     </w:tblStylePr>
   </w:style>
-  <w:style w:type="table" w:styleId="805">
+  <w:style w:type="table" w:styleId="824">
     <w:name w:val="List Table 2 - Accent 2"/>
-    <w:basedOn w:val="926"/>
+    <w:basedOn w:val="945"/>
     <w:uiPriority w:val="99"/>
     <w:pPr>
       <w:pBdr/>
@@ -28307,9 +28686,9 @@
       </w:tcPr>
     </w:tblStylePr>
   </w:style>
-  <w:style w:type="table" w:styleId="806">
+  <w:style w:type="table" w:styleId="825">
     <w:name w:val="List Table 2 - Accent 3"/>
-    <w:basedOn w:val="926"/>
+    <w:basedOn w:val="945"/>
     <w:uiPriority w:val="99"/>
     <w:pPr>
       <w:pBdr/>
@@ -28545,9 +28924,9 @@
       </w:tcPr>
     </w:tblStylePr>
   </w:style>
-  <w:style w:type="table" w:styleId="807">
+  <w:style w:type="table" w:styleId="826">
     <w:name w:val="List Table 2 - Accent 4"/>
-    <w:basedOn w:val="926"/>
+    <w:basedOn w:val="945"/>
     <w:uiPriority w:val="99"/>
     <w:pPr>
       <w:pBdr/>
@@ -28783,9 +29162,9 @@
       </w:tcPr>
     </w:tblStylePr>
   </w:style>
-  <w:style w:type="table" w:styleId="808">
+  <w:style w:type="table" w:styleId="827">
     <w:name w:val="List Table 2 - Accent 5"/>
-    <w:basedOn w:val="926"/>
+    <w:basedOn w:val="945"/>
     <w:uiPriority w:val="99"/>
     <w:pPr>
       <w:pBdr/>
@@ -29021,9 +29400,9 @@
       </w:tcPr>
     </w:tblStylePr>
   </w:style>
-  <w:style w:type="table" w:styleId="809">
+  <w:style w:type="table" w:styleId="828">
     <w:name w:val="List Table 2 - Accent 6"/>
-    <w:basedOn w:val="926"/>
+    <w:basedOn w:val="945"/>
     <w:uiPriority w:val="99"/>
     <w:pPr>
       <w:pBdr/>
@@ -29259,9 +29638,9 @@
       </w:tcPr>
     </w:tblStylePr>
   </w:style>
-  <w:style w:type="table" w:styleId="810">
+  <w:style w:type="table" w:styleId="829">
     <w:name w:val="List Table 3"/>
-    <w:basedOn w:val="926"/>
+    <w:basedOn w:val="945"/>
     <w:uiPriority w:val="99"/>
     <w:pPr>
       <w:pBdr/>
@@ -29487,9 +29866,9 @@
       </w:tcPr>
     </w:tblStylePr>
   </w:style>
-  <w:style w:type="table" w:styleId="811">
+  <w:style w:type="table" w:styleId="830">
     <w:name w:val="List Table 3 - Accent 1"/>
-    <w:basedOn w:val="926"/>
+    <w:basedOn w:val="945"/>
     <w:uiPriority w:val="99"/>
     <w:pPr>
       <w:pBdr/>
@@ -29715,9 +30094,9 @@
       </w:tcPr>
     </w:tblStylePr>
   </w:style>
-  <w:style w:type="table" w:styleId="812">
+  <w:style w:type="table" w:styleId="831">
     <w:name w:val="List Table 3 - Accent 2"/>
-    <w:basedOn w:val="926"/>
+    <w:basedOn w:val="945"/>
     <w:uiPriority w:val="99"/>
     <w:pPr>
       <w:pBdr/>
@@ -29943,9 +30322,9 @@
       </w:tcPr>
     </w:tblStylePr>
   </w:style>
-  <w:style w:type="table" w:styleId="813">
+  <w:style w:type="table" w:styleId="832">
     <w:name w:val="List Table 3 - Accent 3"/>
-    <w:basedOn w:val="926"/>
+    <w:basedOn w:val="945"/>
     <w:uiPriority w:val="99"/>
     <w:pPr>
       <w:pBdr/>
@@ -30171,9 +30550,9 @@
       </w:tcPr>
     </w:tblStylePr>
   </w:style>
-  <w:style w:type="table" w:styleId="814">
+  <w:style w:type="table" w:styleId="833">
     <w:name w:val="List Table 3 - Accent 4"/>
-    <w:basedOn w:val="926"/>
+    <w:basedOn w:val="945"/>
     <w:uiPriority w:val="99"/>
     <w:pPr>
       <w:pBdr/>
@@ -30399,9 +30778,9 @@
       </w:tcPr>
     </w:tblStylePr>
   </w:style>
-  <w:style w:type="table" w:styleId="815">
+  <w:style w:type="table" w:styleId="834">
     <w:name w:val="List Table 3 - Accent 5"/>
-    <w:basedOn w:val="926"/>
+    <w:basedOn w:val="945"/>
     <w:uiPriority w:val="99"/>
     <w:pPr>
       <w:pBdr/>
@@ -30627,9 +31006,9 @@
       </w:tcPr>
     </w:tblStylePr>
   </w:style>
-  <w:style w:type="table" w:styleId="816">
+  <w:style w:type="table" w:styleId="835">
     <w:name w:val="List Table 3 - Accent 6"/>
-    <w:basedOn w:val="926"/>
+    <w:basedOn w:val="945"/>
     <w:uiPriority w:val="99"/>
     <w:pPr>
       <w:pBdr/>
@@ -30855,9 +31234,9 @@
       </w:tcPr>
     </w:tblStylePr>
   </w:style>
-  <w:style w:type="table" w:styleId="817">
+  <w:style w:type="table" w:styleId="836">
     <w:name w:val="List Table 4"/>
-    <w:basedOn w:val="926"/>
+    <w:basedOn w:val="945"/>
     <w:uiPriority w:val="99"/>
     <w:pPr>
       <w:pBdr/>
@@ -31080,9 +31459,9 @@
       </w:tcPr>
     </w:tblStylePr>
   </w:style>
-  <w:style w:type="table" w:styleId="818">
+  <w:style w:type="table" w:styleId="837">
     <w:name w:val="List Table 4 - Accent 1"/>
-    <w:basedOn w:val="926"/>
+    <w:basedOn w:val="945"/>
     <w:uiPriority w:val="99"/>
     <w:pPr>
       <w:pBdr/>
@@ -31305,9 +31684,9 @@
       </w:tcPr>
     </w:tblStylePr>
   </w:style>
-  <w:style w:type="table" w:styleId="819">
+  <w:style w:type="table" w:styleId="838">
     <w:name w:val="List Table 4 - Accent 2"/>
-    <w:basedOn w:val="926"/>
+    <w:basedOn w:val="945"/>
     <w:uiPriority w:val="99"/>
     <w:pPr>
       <w:pBdr/>
@@ -31530,9 +31909,9 @@
       </w:tcPr>
     </w:tblStylePr>
   </w:style>
-  <w:style w:type="table" w:styleId="820">
+  <w:style w:type="table" w:styleId="839">
     <w:name w:val="List Table 4 - Accent 3"/>
-    <w:basedOn w:val="926"/>
+    <w:basedOn w:val="945"/>
     <w:uiPriority w:val="99"/>
     <w:pPr>
       <w:pBdr/>
@@ -31755,9 +32134,9 @@
       </w:tcPr>
     </w:tblStylePr>
   </w:style>
-  <w:style w:type="table" w:styleId="821">
+  <w:style w:type="table" w:styleId="840">
     <w:name w:val="List Table 4 - Accent 4"/>
-    <w:basedOn w:val="926"/>
+    <w:basedOn w:val="945"/>
     <w:uiPriority w:val="99"/>
     <w:pPr>
       <w:pBdr/>
@@ -31980,9 +32359,9 @@
       </w:tcPr>
     </w:tblStylePr>
   </w:style>
-  <w:style w:type="table" w:styleId="822">
+  <w:style w:type="table" w:styleId="841">
     <w:name w:val="List Table 4 - Accent 5"/>
-    <w:basedOn w:val="926"/>
+    <w:basedOn w:val="945"/>
     <w:uiPriority w:val="99"/>
     <w:pPr>
       <w:pBdr/>
@@ -32205,9 +32584,9 @@
       </w:tcPr>
     </w:tblStylePr>
   </w:style>
-  <w:style w:type="table" w:styleId="823">
+  <w:style w:type="table" w:styleId="842">
     <w:name w:val="List Table 4 - Accent 6"/>
-    <w:basedOn w:val="926"/>
+    <w:basedOn w:val="945"/>
     <w:uiPriority w:val="99"/>
     <w:pPr>
       <w:pBdr/>
@@ -32430,9 +32809,9 @@
       </w:tcPr>
     </w:tblStylePr>
   </w:style>
-  <w:style w:type="table" w:styleId="824">
+  <w:style w:type="table" w:styleId="843">
     <w:name w:val="List Table 5 Dark"/>
-    <w:basedOn w:val="926"/>
+    <w:basedOn w:val="945"/>
     <w:uiPriority w:val="99"/>
     <w:pPr>
       <w:pBdr/>
@@ -32672,9 +33051,9 @@
       </w:tcPr>
     </w:tblStylePr>
   </w:style>
-  <w:style w:type="table" w:styleId="825">
+  <w:style w:type="table" w:styleId="844">
     <w:name w:val="List Table 5 Dark - Accent 1"/>
-    <w:basedOn w:val="926"/>
+    <w:basedOn w:val="945"/>
     <w:uiPriority w:val="99"/>
     <w:pPr>
       <w:pBdr/>
@@ -32914,9 +33293,9 @@
       </w:tcPr>
     </w:tblStylePr>
   </w:style>
-  <w:style w:type="table" w:styleId="826">
+  <w:style w:type="table" w:styleId="845">
     <w:name w:val="List Table 5 Dark - Accent 2"/>
-    <w:basedOn w:val="926"/>
+    <w:basedOn w:val="945"/>
     <w:uiPriority w:val="99"/>
     <w:pPr>
       <w:pBdr/>
@@ -33156,9 +33535,9 @@
       </w:tcPr>
     </w:tblStylePr>
   </w:style>
-  <w:style w:type="table" w:styleId="827">
+  <w:style w:type="table" w:styleId="846">
     <w:name w:val="List Table 5 Dark - Accent 3"/>
-    <w:basedOn w:val="926"/>
+    <w:basedOn w:val="945"/>
     <w:uiPriority w:val="99"/>
     <w:pPr>
       <w:pBdr/>
@@ -33398,9 +33777,9 @@
       </w:tcPr>
     </w:tblStylePr>
   </w:style>
-  <w:style w:type="table" w:styleId="828">
+  <w:style w:type="table" w:styleId="847">
     <w:name w:val="List Table 5 Dark - Accent 4"/>
-    <w:basedOn w:val="926"/>
+    <w:basedOn w:val="945"/>
     <w:uiPriority w:val="99"/>
     <w:pPr>
       <w:pBdr/>
@@ -33640,9 +34019,9 @@
       </w:tcPr>
     </w:tblStylePr>
   </w:style>
-  <w:style w:type="table" w:styleId="829">
+  <w:style w:type="table" w:styleId="848">
     <w:name w:val="List Table 5 Dark - Accent 5"/>
-    <w:basedOn w:val="926"/>
+    <w:basedOn w:val="945"/>
     <w:uiPriority w:val="99"/>
     <w:pPr>
       <w:pBdr/>
@@ -33882,9 +34261,9 @@
       </w:tcPr>
     </w:tblStylePr>
   </w:style>
-  <w:style w:type="table" w:styleId="830">
+  <w:style w:type="table" w:styleId="849">
     <w:name w:val="List Table 5 Dark - Accent 6"/>
-    <w:basedOn w:val="926"/>
+    <w:basedOn w:val="945"/>
     <w:uiPriority w:val="99"/>
     <w:pPr>
       <w:pBdr/>
@@ -34124,9 +34503,9 @@
       </w:tcPr>
     </w:tblStylePr>
   </w:style>
-  <w:style w:type="table" w:styleId="831">
+  <w:style w:type="table" w:styleId="850">
     <w:name w:val="List Table 6 Colorful"/>
-    <w:basedOn w:val="926"/>
+    <w:basedOn w:val="945"/>
     <w:uiPriority w:val="99"/>
     <w:pPr>
       <w:pBdr/>
@@ -34347,9 +34726,9 @@
       </w:tcPr>
     </w:tblStylePr>
   </w:style>
-  <w:style w:type="table" w:styleId="832">
+  <w:style w:type="table" w:styleId="851">
     <w:name w:val="List Table 6 Colorful - Accent 1"/>
-    <w:basedOn w:val="926"/>
+    <w:basedOn w:val="945"/>
     <w:uiPriority w:val="99"/>
     <w:pPr>
       <w:pBdr/>
@@ -34570,9 +34949,9 @@
       </w:tcPr>
     </w:tblStylePr>
   </w:style>
-  <w:style w:type="table" w:styleId="833">
+  <w:style w:type="table" w:styleId="852">
     <w:name w:val="List Table 6 Colorful - Accent 2"/>
-    <w:basedOn w:val="926"/>
+    <w:basedOn w:val="945"/>
     <w:uiPriority w:val="99"/>
     <w:pPr>
       <w:pBdr/>
@@ -34793,9 +35172,9 @@
       </w:tcPr>
     </w:tblStylePr>
   </w:style>
-  <w:style w:type="table" w:styleId="834">
+  <w:style w:type="table" w:styleId="853">
     <w:name w:val="List Table 6 Colorful - Accent 3"/>
-    <w:basedOn w:val="926"/>
+    <w:basedOn w:val="945"/>
     <w:uiPriority w:val="99"/>
     <w:pPr>
       <w:pBdr/>
@@ -35016,9 +35395,9 @@
       </w:tcPr>
     </w:tblStylePr>
   </w:style>
-  <w:style w:type="table" w:styleId="835">
+  <w:style w:type="table" w:styleId="854">
     <w:name w:val="List Table 6 Colorful - Accent 4"/>
-    <w:basedOn w:val="926"/>
+    <w:basedOn w:val="945"/>
     <w:uiPriority w:val="99"/>
     <w:pPr>
       <w:pBdr/>
@@ -35239,9 +35618,9 @@
       </w:tcPr>
     </w:tblStylePr>
   </w:style>
-  <w:style w:type="table" w:styleId="836">
+  <w:style w:type="table" w:styleId="855">
     <w:name w:val="List Table 6 Colorful - Accent 5"/>
-    <w:basedOn w:val="926"/>
+    <w:basedOn w:val="945"/>
     <w:uiPriority w:val="99"/>
     <w:pPr>
       <w:pBdr/>
@@ -35462,9 +35841,9 @@
       </w:tcPr>
     </w:tblStylePr>
   </w:style>
-  <w:style w:type="table" w:styleId="837">
+  <w:style w:type="table" w:styleId="856">
     <w:name w:val="List Table 6 Colorful - Accent 6"/>
-    <w:basedOn w:val="926"/>
+    <w:basedOn w:val="945"/>
     <w:uiPriority w:val="99"/>
     <w:pPr>
       <w:pBdr/>
@@ -35685,9 +36064,9 @@
       </w:tcPr>
     </w:tblStylePr>
   </w:style>
-  <w:style w:type="table" w:styleId="838">
+  <w:style w:type="table" w:styleId="857">
     <w:name w:val="List Table 7 Colorful"/>
-    <w:basedOn w:val="926"/>
+    <w:basedOn w:val="945"/>
     <w:uiPriority w:val="99"/>
     <w:pPr>
       <w:pBdr/>
@@ -35941,9 +36320,9 @@
       </w:tcPr>
     </w:tblStylePr>
   </w:style>
-  <w:style w:type="table" w:styleId="839">
+  <w:style w:type="table" w:styleId="858">
     <w:name w:val="List Table 7 Colorful - Accent 1"/>
-    <w:basedOn w:val="926"/>
+    <w:basedOn w:val="945"/>
     <w:uiPriority w:val="99"/>
     <w:pPr>
       <w:pBdr/>
@@ -36197,9 +36576,9 @@
       </w:tcPr>
     </w:tblStylePr>
   </w:style>
-  <w:style w:type="table" w:styleId="840">
+  <w:style w:type="table" w:styleId="859">
     <w:name w:val="List Table 7 Colorful - Accent 2"/>
-    <w:basedOn w:val="926"/>
+    <w:basedOn w:val="945"/>
     <w:uiPriority w:val="99"/>
     <w:pPr>
       <w:pBdr/>
@@ -36453,9 +36832,9 @@
       </w:tcPr>
     </w:tblStylePr>
   </w:style>
-  <w:style w:type="table" w:styleId="841">
+  <w:style w:type="table" w:styleId="860">
     <w:name w:val="List Table 7 Colorful - Accent 3"/>
-    <w:basedOn w:val="926"/>
+    <w:basedOn w:val="945"/>
     <w:uiPriority w:val="99"/>
     <w:pPr>
       <w:pBdr/>
@@ -36709,9 +37088,9 @@
       </w:tcPr>
     </w:tblStylePr>
   </w:style>
-  <w:style w:type="table" w:styleId="842">
+  <w:style w:type="table" w:styleId="861">
     <w:name w:val="List Table 7 Colorful - Accent 4"/>
-    <w:basedOn w:val="926"/>
+    <w:basedOn w:val="945"/>
     <w:uiPriority w:val="99"/>
     <w:pPr>
       <w:pBdr/>
@@ -36965,9 +37344,9 @@
       </w:tcPr>
     </w:tblStylePr>
   </w:style>
-  <w:style w:type="table" w:styleId="843">
+  <w:style w:type="table" w:styleId="862">
     <w:name w:val="List Table 7 Colorful - Accent 5"/>
-    <w:basedOn w:val="926"/>
+    <w:basedOn w:val="945"/>
     <w:uiPriority w:val="99"/>
     <w:pPr>
       <w:pBdr/>
@@ -37221,9 +37600,9 @@
       </w:tcPr>
     </w:tblStylePr>
   </w:style>
-  <w:style w:type="table" w:styleId="844">
+  <w:style w:type="table" w:styleId="863">
     <w:name w:val="List Table 7 Colorful - Accent 6"/>
-    <w:basedOn w:val="926"/>
+    <w:basedOn w:val="945"/>
     <w:uiPriority w:val="99"/>
     <w:pPr>
       <w:pBdr/>
@@ -37477,9 +37856,9 @@
       </w:tcPr>
     </w:tblStylePr>
   </w:style>
-  <w:style w:type="table" w:styleId="845">
+  <w:style w:type="table" w:styleId="864">
     <w:name w:val="Lined - Accent"/>
-    <w:basedOn w:val="926"/>
+    <w:basedOn w:val="945"/>
     <w:uiPriority w:val="99"/>
     <w:pPr>
       <w:pBdr/>
@@ -37714,9 +38093,9 @@
       </w:tcPr>
     </w:tblStylePr>
   </w:style>
-  <w:style w:type="table" w:styleId="846">
+  <w:style w:type="table" w:styleId="865">
     <w:name w:val="Lined - Accent 1"/>
-    <w:basedOn w:val="926"/>
+    <w:basedOn w:val="945"/>
     <w:uiPriority w:val="99"/>
     <w:pPr>
       <w:pBdr/>
@@ -37951,9 +38330,9 @@
       </w:tcPr>
     </w:tblStylePr>
   </w:style>
-  <w:style w:type="table" w:styleId="847">
+  <w:style w:type="table" w:styleId="866">
     <w:name w:val="Lined - Accent 2"/>
-    <w:basedOn w:val="926"/>
+    <w:basedOn w:val="945"/>
     <w:uiPriority w:val="99"/>
     <w:pPr>
       <w:pBdr/>
@@ -38188,9 +38567,9 @@
       </w:tcPr>
     </w:tblStylePr>
   </w:style>
-  <w:style w:type="table" w:styleId="848">
+  <w:style w:type="table" w:styleId="867">
     <w:name w:val="Lined - Accent 3"/>
-    <w:basedOn w:val="926"/>
+    <w:basedOn w:val="945"/>
     <w:uiPriority w:val="99"/>
     <w:pPr>
       <w:pBdr/>
@@ -38425,9 +38804,9 @@
       </w:tcPr>
     </w:tblStylePr>
   </w:style>
-  <w:style w:type="table" w:styleId="849">
+  <w:style w:type="table" w:styleId="868">
     <w:name w:val="Lined - Accent 4"/>
-    <w:basedOn w:val="926"/>
+    <w:basedOn w:val="945"/>
     <w:uiPriority w:val="99"/>
     <w:pPr>
       <w:pBdr/>
@@ -38662,9 +39041,9 @@
       </w:tcPr>
     </w:tblStylePr>
   </w:style>
-  <w:style w:type="table" w:styleId="850">
+  <w:style w:type="table" w:styleId="869">
     <w:name w:val="Lined - Accent 5"/>
-    <w:basedOn w:val="926"/>
+    <w:basedOn w:val="945"/>
     <w:uiPriority w:val="99"/>
     <w:pPr>
       <w:pBdr/>
@@ -38899,9 +39278,9 @@
       </w:tcPr>
     </w:tblStylePr>
   </w:style>
-  <w:style w:type="table" w:styleId="851">
+  <w:style w:type="table" w:styleId="870">
     <w:name w:val="Lined - Accent 6"/>
-    <w:basedOn w:val="926"/>
+    <w:basedOn w:val="945"/>
     <w:uiPriority w:val="99"/>
     <w:pPr>
       <w:pBdr/>
@@ -39136,9 +39515,9 @@
       </w:tcPr>
     </w:tblStylePr>
   </w:style>
-  <w:style w:type="table" w:styleId="852">
+  <w:style w:type="table" w:styleId="871">
     <w:name w:val="Bordered &amp; Lined - Accent"/>
-    <w:basedOn w:val="926"/>
+    <w:basedOn w:val="945"/>
     <w:uiPriority w:val="99"/>
     <w:pPr>
       <w:pBdr/>
@@ -39380,9 +39759,9 @@
       </w:tcPr>
     </w:tblStylePr>
   </w:style>
-  <w:style w:type="table" w:styleId="853">
+  <w:style w:type="table" w:styleId="872">
     <w:name w:val="Bordered &amp; Lined - Accent 1"/>
-    <w:basedOn w:val="926"/>
+    <w:basedOn w:val="945"/>
     <w:uiPriority w:val="99"/>
     <w:pPr>
       <w:pBdr/>
@@ -39624,9 +40003,9 @@
       </w:tcPr>
     </w:tblStylePr>
   </w:style>
-  <w:style w:type="table" w:styleId="854">
+  <w:style w:type="table" w:styleId="873">
     <w:name w:val="Bordered &amp; Lined - Accent 2"/>
-    <w:basedOn w:val="926"/>
+    <w:basedOn w:val="945"/>
     <w:uiPriority w:val="99"/>
     <w:pPr>
       <w:pBdr/>
@@ -39868,9 +40247,9 @@
       </w:tcPr>
     </w:tblStylePr>
   </w:style>
-  <w:style w:type="table" w:styleId="855">
+  <w:style w:type="table" w:styleId="874">
     <w:name w:val="Bordered &amp; Lined - Accent 3"/>
-    <w:basedOn w:val="926"/>
+    <w:basedOn w:val="945"/>
     <w:uiPriority w:val="99"/>
     <w:pPr>
       <w:pBdr/>
@@ -40112,9 +40491,9 @@
       </w:tcPr>
     </w:tblStylePr>
   </w:style>
-  <w:style w:type="table" w:styleId="856">
+  <w:style w:type="table" w:styleId="875">
     <w:name w:val="Bordered &amp; Lined - Accent 4"/>
-    <w:basedOn w:val="926"/>
+    <w:basedOn w:val="945"/>
     <w:uiPriority w:val="99"/>
     <w:pPr>
       <w:pBdr/>
@@ -40356,9 +40735,9 @@
       </w:tcPr>
     </w:tblStylePr>
   </w:style>
-  <w:style w:type="table" w:styleId="857">
+  <w:style w:type="table" w:styleId="876">
     <w:name w:val="Bordered &amp; Lined - Accent 5"/>
-    <w:basedOn w:val="926"/>
+    <w:basedOn w:val="945"/>
     <w:uiPriority w:val="99"/>
     <w:pPr>
       <w:pBdr/>
@@ -40600,9 +40979,9 @@
       </w:tcPr>
     </w:tblStylePr>
   </w:style>
-  <w:style w:type="table" w:styleId="858">
+  <w:style w:type="table" w:styleId="877">
     <w:name w:val="Bordered &amp; Lined - Accent 6"/>
-    <w:basedOn w:val="926"/>
+    <w:basedOn w:val="945"/>
     <w:uiPriority w:val="99"/>
     <w:pPr>
       <w:pBdr/>
@@ -40844,9 +41223,9 @@
       </w:tcPr>
     </w:tblStylePr>
   </w:style>
-  <w:style w:type="table" w:styleId="859">
+  <w:style w:type="table" w:styleId="878">
     <w:name w:val="Bordered"/>
-    <w:basedOn w:val="926"/>
+    <w:basedOn w:val="945"/>
     <w:uiPriority w:val="99"/>
     <w:pPr>
       <w:pBdr/>
@@ -41075,9 +41454,9 @@
       </w:tcPr>
     </w:tblStylePr>
   </w:style>
-  <w:style w:type="table" w:styleId="860">
+  <w:style w:type="table" w:styleId="879">
     <w:name w:val="Bordered - Accent 1"/>
-    <w:basedOn w:val="926"/>
+    <w:basedOn w:val="945"/>
     <w:uiPriority w:val="99"/>
     <w:pPr>
       <w:pBdr/>
@@ -41306,9 +41685,9 @@
       </w:tcPr>
     </w:tblStylePr>
   </w:style>
-  <w:style w:type="table" w:styleId="861">
+  <w:style w:type="table" w:styleId="880">
     <w:name w:val="Bordered - Accent 2"/>
-    <w:basedOn w:val="926"/>
+    <w:basedOn w:val="945"/>
     <w:uiPriority w:val="99"/>
     <w:pPr>
       <w:pBdr/>
@@ -41537,9 +41916,9 @@
       </w:tcPr>
     </w:tblStylePr>
   </w:style>
-  <w:style w:type="table" w:styleId="862">
+  <w:style w:type="table" w:styleId="881">
     <w:name w:val="Bordered - Accent 3"/>
-    <w:basedOn w:val="926"/>
+    <w:basedOn w:val="945"/>
     <w:uiPriority w:val="99"/>
     <w:pPr>
       <w:pBdr/>
@@ -41768,9 +42147,9 @@
       </w:tcPr>
     </w:tblStylePr>
   </w:style>
-  <w:style w:type="table" w:styleId="863">
+  <w:style w:type="table" w:styleId="882">
     <w:name w:val="Bordered - Accent 4"/>
-    <w:basedOn w:val="926"/>
+    <w:basedOn w:val="945"/>
     <w:uiPriority w:val="99"/>
     <w:pPr>
       <w:pBdr/>
@@ -41999,9 +42378,9 @@
       </w:tcPr>
     </w:tblStylePr>
   </w:style>
-  <w:style w:type="table" w:styleId="864">
+  <w:style w:type="table" w:styleId="883">
     <w:name w:val="Bordered - Accent 5"/>
-    <w:basedOn w:val="926"/>
+    <w:basedOn w:val="945"/>
     <w:uiPriority w:val="99"/>
     <w:pPr>
       <w:pBdr/>
@@ -42230,9 +42609,9 @@
       </w:tcPr>
     </w:tblStylePr>
   </w:style>
-  <w:style w:type="table" w:styleId="865">
+  <w:style w:type="table" w:styleId="884">
     <w:name w:val="Bordered - Accent 6"/>
-    <w:basedOn w:val="926"/>
+    <w:basedOn w:val="945"/>
     <w:uiPriority w:val="99"/>
     <w:pPr>
       <w:pBdr/>
@@ -42461,11 +42840,11 @@
       </w:tcPr>
     </w:tblStylePr>
   </w:style>
-  <w:style w:type="paragraph" w:styleId="866">
+  <w:style w:type="paragraph" w:styleId="885">
     <w:name w:val="Heading 1"/>
-    <w:basedOn w:val="925"/>
-    <w:next w:val="925"/>
-    <w:link w:val="876"/>
+    <w:basedOn w:val="944"/>
+    <w:next w:val="944"/>
+    <w:link w:val="895"/>
     <w:uiPriority w:val="9"/>
     <w:qFormat/>
     <w:pPr>
@@ -42483,11 +42862,11 @@
       <w:szCs w:val="40"/>
     </w:rPr>
   </w:style>
-  <w:style w:type="paragraph" w:styleId="867">
+  <w:style w:type="paragraph" w:styleId="886">
     <w:name w:val="Heading 2"/>
-    <w:basedOn w:val="925"/>
-    <w:next w:val="925"/>
-    <w:link w:val="877"/>
+    <w:basedOn w:val="944"/>
+    <w:next w:val="944"/>
+    <w:link w:val="896"/>
     <w:uiPriority w:val="9"/>
     <w:unhideWhenUsed/>
     <w:qFormat/>
@@ -42506,11 +42885,11 @@
       <w:szCs w:val="32"/>
     </w:rPr>
   </w:style>
-  <w:style w:type="paragraph" w:styleId="868">
+  <w:style w:type="paragraph" w:styleId="887">
     <w:name w:val="Heading 3"/>
-    <w:basedOn w:val="925"/>
-    <w:next w:val="925"/>
-    <w:link w:val="878"/>
+    <w:basedOn w:val="944"/>
+    <w:next w:val="944"/>
+    <w:link w:val="897"/>
     <w:uiPriority w:val="9"/>
     <w:unhideWhenUsed/>
     <w:qFormat/>
@@ -42529,11 +42908,11 @@
       <w:szCs w:val="28"/>
     </w:rPr>
   </w:style>
-  <w:style w:type="paragraph" w:styleId="869">
+  <w:style w:type="paragraph" w:styleId="888">
     <w:name w:val="Heading 4"/>
-    <w:basedOn w:val="925"/>
-    <w:next w:val="925"/>
-    <w:link w:val="879"/>
+    <w:basedOn w:val="944"/>
+    <w:next w:val="944"/>
+    <w:link w:val="898"/>
     <w:uiPriority w:val="9"/>
     <w:unhideWhenUsed/>
     <w:qFormat/>
@@ -42552,11 +42931,11 @@
       <w:color w:val="0f4761" w:themeColor="accent1" w:themeShade="BF"/>
     </w:rPr>
   </w:style>
-  <w:style w:type="paragraph" w:styleId="870">
+  <w:style w:type="paragraph" w:styleId="889">
     <w:name w:val="Heading 5"/>
-    <w:basedOn w:val="925"/>
-    <w:next w:val="925"/>
-    <w:link w:val="880"/>
+    <w:basedOn w:val="944"/>
+    <w:next w:val="944"/>
+    <w:link w:val="899"/>
     <w:uiPriority w:val="9"/>
     <w:unhideWhenUsed/>
     <w:qFormat/>
@@ -42573,11 +42952,11 @@
       <w:color w:val="0f4761" w:themeColor="accent1" w:themeShade="BF"/>
     </w:rPr>
   </w:style>
-  <w:style w:type="paragraph" w:styleId="871">
+  <w:style w:type="paragraph" w:styleId="890">
     <w:name w:val="Heading 6"/>
-    <w:basedOn w:val="925"/>
-    <w:next w:val="925"/>
-    <w:link w:val="881"/>
+    <w:basedOn w:val="944"/>
+    <w:next w:val="944"/>
+    <w:link w:val="900"/>
     <w:uiPriority w:val="9"/>
     <w:unhideWhenUsed/>
     <w:qFormat/>
@@ -42596,11 +42975,11 @@
       <w:color w:val="595959" w:themeColor="text1" w:themeTint="A6"/>
     </w:rPr>
   </w:style>
-  <w:style w:type="paragraph" w:styleId="872">
+  <w:style w:type="paragraph" w:styleId="891">
     <w:name w:val="Heading 7"/>
-    <w:basedOn w:val="925"/>
-    <w:next w:val="925"/>
-    <w:link w:val="882"/>
+    <w:basedOn w:val="944"/>
+    <w:next w:val="944"/>
+    <w:link w:val="901"/>
     <w:uiPriority w:val="9"/>
     <w:unhideWhenUsed/>
     <w:qFormat/>
@@ -42617,11 +42996,11 @@
       <w:color w:val="595959" w:themeColor="text1" w:themeTint="A6"/>
     </w:rPr>
   </w:style>
-  <w:style w:type="paragraph" w:styleId="873">
+  <w:style w:type="paragraph" w:styleId="892">
     <w:name w:val="Heading 8"/>
-    <w:basedOn w:val="925"/>
-    <w:next w:val="925"/>
-    <w:link w:val="883"/>
+    <w:basedOn w:val="944"/>
+    <w:next w:val="944"/>
+    <w:link w:val="902"/>
     <w:uiPriority w:val="9"/>
     <w:unhideWhenUsed/>
     <w:qFormat/>
@@ -42640,11 +43019,11 @@
       <w:color w:val="272727" w:themeColor="text1" w:themeTint="D8"/>
     </w:rPr>
   </w:style>
-  <w:style w:type="paragraph" w:styleId="874">
+  <w:style w:type="paragraph" w:styleId="893">
     <w:name w:val="Heading 9"/>
-    <w:basedOn w:val="925"/>
-    <w:next w:val="925"/>
-    <w:link w:val="884"/>
+    <w:basedOn w:val="944"/>
+    <w:next w:val="944"/>
+    <w:link w:val="903"/>
     <w:uiPriority w:val="9"/>
     <w:unhideWhenUsed/>
     <w:qFormat/>
@@ -42663,7 +43042,7 @@
       <w:color w:val="272727" w:themeColor="text1" w:themeTint="D8"/>
     </w:rPr>
   </w:style>
-  <w:style w:type="character" w:styleId="875" w:default="1">
+  <w:style w:type="character" w:styleId="894" w:default="1">
     <w:name w:val="Default Paragraph Font"/>
     <w:uiPriority w:val="1"/>
     <w:semiHidden/>
@@ -42674,10 +43053,10 @@
       <w:ind/>
     </w:pPr>
   </w:style>
-  <w:style w:type="character" w:styleId="876">
+  <w:style w:type="character" w:styleId="895">
     <w:name w:val="Heading 1 Char"/>
-    <w:basedOn w:val="875"/>
-    <w:link w:val="866"/>
+    <w:basedOn w:val="894"/>
+    <w:link w:val="885"/>
     <w:uiPriority w:val="9"/>
     <w:pPr>
       <w:pBdr/>
@@ -42691,10 +43070,10 @@
       <w:szCs w:val="40"/>
     </w:rPr>
   </w:style>
-  <w:style w:type="character" w:styleId="877">
+  <w:style w:type="character" w:styleId="896">
     <w:name w:val="Heading 2 Char"/>
-    <w:basedOn w:val="875"/>
-    <w:link w:val="867"/>
+    <w:basedOn w:val="894"/>
+    <w:link w:val="886"/>
     <w:uiPriority w:val="9"/>
     <w:pPr>
       <w:pBdr/>
@@ -42708,10 +43087,10 @@
       <w:szCs w:val="32"/>
     </w:rPr>
   </w:style>
-  <w:style w:type="character" w:styleId="878">
+  <w:style w:type="character" w:styleId="897">
     <w:name w:val="Heading 3 Char"/>
-    <w:basedOn w:val="875"/>
-    <w:link w:val="868"/>
+    <w:basedOn w:val="894"/>
+    <w:link w:val="887"/>
     <w:uiPriority w:val="9"/>
     <w:pPr>
       <w:pBdr/>
@@ -42725,10 +43104,10 @@
       <w:szCs w:val="28"/>
     </w:rPr>
   </w:style>
-  <w:style w:type="character" w:styleId="879">
+  <w:style w:type="character" w:styleId="898">
     <w:name w:val="Heading 4 Char"/>
-    <w:basedOn w:val="875"/>
-    <w:link w:val="869"/>
+    <w:basedOn w:val="894"/>
+    <w:link w:val="888"/>
     <w:uiPriority w:val="9"/>
     <w:pPr>
       <w:pBdr/>
@@ -42742,10 +43121,10 @@
       <w:color w:val="0f4761" w:themeColor="accent1" w:themeShade="BF"/>
     </w:rPr>
   </w:style>
-  <w:style w:type="character" w:styleId="880">
+  <w:style w:type="character" w:styleId="899">
     <w:name w:val="Heading 5 Char"/>
-    <w:basedOn w:val="875"/>
-    <w:link w:val="870"/>
+    <w:basedOn w:val="894"/>
+    <w:link w:val="889"/>
     <w:uiPriority w:val="9"/>
     <w:pPr>
       <w:pBdr/>
@@ -42757,10 +43136,10 @@
       <w:color w:val="0f4761" w:themeColor="accent1" w:themeShade="BF"/>
     </w:rPr>
   </w:style>
-  <w:style w:type="character" w:styleId="881">
+  <w:style w:type="character" w:styleId="900">
     <w:name w:val="Heading 6 Char"/>
-    <w:basedOn w:val="875"/>
-    <w:link w:val="871"/>
+    <w:basedOn w:val="894"/>
+    <w:link w:val="890"/>
     <w:uiPriority w:val="9"/>
     <w:pPr>
       <w:pBdr/>
@@ -42774,10 +43153,10 @@
       <w:color w:val="595959" w:themeColor="text1" w:themeTint="A6"/>
     </w:rPr>
   </w:style>
-  <w:style w:type="character" w:styleId="882">
+  <w:style w:type="character" w:styleId="901">
     <w:name w:val="Heading 7 Char"/>
-    <w:basedOn w:val="875"/>
-    <w:link w:val="872"/>
+    <w:basedOn w:val="894"/>
+    <w:link w:val="891"/>
     <w:uiPriority w:val="9"/>
     <w:pPr>
       <w:pBdr/>
@@ -42789,10 +43168,10 @@
       <w:color w:val="595959" w:themeColor="text1" w:themeTint="A6"/>
     </w:rPr>
   </w:style>
-  <w:style w:type="character" w:styleId="883">
+  <w:style w:type="character" w:styleId="902">
     <w:name w:val="Heading 8 Char"/>
-    <w:basedOn w:val="875"/>
-    <w:link w:val="873"/>
+    <w:basedOn w:val="894"/>
+    <w:link w:val="892"/>
     <w:uiPriority w:val="9"/>
     <w:pPr>
       <w:pBdr/>
@@ -42806,10 +43185,10 @@
       <w:color w:val="272727" w:themeColor="text1" w:themeTint="D8"/>
     </w:rPr>
   </w:style>
-  <w:style w:type="character" w:styleId="884">
+  <w:style w:type="character" w:styleId="903">
     <w:name w:val="Heading 9 Char"/>
-    <w:basedOn w:val="875"/>
-    <w:link w:val="874"/>
+    <w:basedOn w:val="894"/>
+    <w:link w:val="893"/>
     <w:uiPriority w:val="9"/>
     <w:pPr>
       <w:pBdr/>
@@ -42823,11 +43202,11 @@
       <w:color w:val="272727" w:themeColor="text1" w:themeTint="D8"/>
     </w:rPr>
   </w:style>
-  <w:style w:type="paragraph" w:styleId="885">
+  <w:style w:type="paragraph" w:styleId="904">
     <w:name w:val="Title"/>
-    <w:basedOn w:val="925"/>
-    <w:next w:val="925"/>
-    <w:link w:val="886"/>
+    <w:basedOn w:val="944"/>
+    <w:next w:val="944"/>
+    <w:link w:val="905"/>
     <w:uiPriority w:val="10"/>
     <w:qFormat/>
     <w:pPr>
@@ -42843,10 +43222,10 @@
       <w:szCs w:val="56"/>
     </w:rPr>
   </w:style>
-  <w:style w:type="character" w:styleId="886">
+  <w:style w:type="character" w:styleId="905">
     <w:name w:val="Title Char"/>
-    <w:basedOn w:val="875"/>
-    <w:link w:val="885"/>
+    <w:basedOn w:val="894"/>
+    <w:link w:val="904"/>
     <w:uiPriority w:val="10"/>
     <w:pPr>
       <w:pBdr/>
@@ -42860,11 +43239,11 @@
       <w:szCs w:val="56"/>
     </w:rPr>
   </w:style>
-  <w:style w:type="paragraph" w:styleId="887">
+  <w:style w:type="paragraph" w:styleId="906">
     <w:name w:val="Subtitle"/>
-    <w:basedOn w:val="925"/>
-    <w:next w:val="925"/>
-    <w:link w:val="888"/>
+    <w:basedOn w:val="944"/>
+    <w:next w:val="944"/>
+    <w:link w:val="907"/>
     <w:uiPriority w:val="11"/>
     <w:qFormat/>
     <w:pPr>
@@ -42882,10 +43261,10 @@
       <w:szCs w:val="28"/>
     </w:rPr>
   </w:style>
-  <w:style w:type="character" w:styleId="888">
+  <w:style w:type="character" w:styleId="907">
     <w:name w:val="Subtitle Char"/>
-    <w:basedOn w:val="875"/>
-    <w:link w:val="887"/>
+    <w:basedOn w:val="894"/>
+    <w:link w:val="906"/>
     <w:uiPriority w:val="11"/>
     <w:pPr>
       <w:pBdr/>
@@ -42899,11 +43278,11 @@
       <w:szCs w:val="28"/>
     </w:rPr>
   </w:style>
-  <w:style w:type="paragraph" w:styleId="889">
+  <w:style w:type="paragraph" w:styleId="908">
     <w:name w:val="Quote"/>
-    <w:basedOn w:val="925"/>
-    <w:next w:val="925"/>
-    <w:link w:val="890"/>
+    <w:basedOn w:val="944"/>
+    <w:next w:val="944"/>
+    <w:link w:val="909"/>
     <w:uiPriority w:val="29"/>
     <w:qFormat/>
     <w:pPr>
@@ -42918,10 +43297,10 @@
       <w:color w:val="404040" w:themeColor="text1" w:themeTint="BF"/>
     </w:rPr>
   </w:style>
-  <w:style w:type="character" w:styleId="890">
+  <w:style w:type="character" w:styleId="909">
     <w:name w:val="Quote Char"/>
-    <w:basedOn w:val="875"/>
-    <w:link w:val="889"/>
+    <w:basedOn w:val="894"/>
+    <w:link w:val="908"/>
     <w:uiPriority w:val="29"/>
     <w:pPr>
       <w:pBdr/>
@@ -42934,9 +43313,9 @@
       <w:color w:val="404040" w:themeColor="text1" w:themeTint="BF"/>
     </w:rPr>
   </w:style>
-  <w:style w:type="character" w:styleId="891">
+  <w:style w:type="character" w:styleId="910">
     <w:name w:val="Intense Emphasis"/>
-    <w:basedOn w:val="875"/>
+    <w:basedOn w:val="894"/>
     <w:uiPriority w:val="21"/>
     <w:qFormat/>
     <w:pPr>
@@ -42950,11 +43329,11 @@
       <w:color w:val="0f4761" w:themeColor="accent1" w:themeShade="BF"/>
     </w:rPr>
   </w:style>
-  <w:style w:type="paragraph" w:styleId="892">
+  <w:style w:type="paragraph" w:styleId="911">
     <w:name w:val="Intense Quote"/>
-    <w:basedOn w:val="925"/>
-    <w:next w:val="925"/>
-    <w:link w:val="893"/>
+    <w:basedOn w:val="944"/>
+    <w:next w:val="944"/>
+    <w:link w:val="912"/>
     <w:uiPriority w:val="30"/>
     <w:qFormat/>
     <w:pPr>
@@ -42972,10 +43351,10 @@
       <w:color w:val="0f4761" w:themeColor="accent1" w:themeShade="BF"/>
     </w:rPr>
   </w:style>
-  <w:style w:type="character" w:styleId="893">
+  <w:style w:type="character" w:styleId="912">
     <w:name w:val="Intense Quote Char"/>
-    <w:basedOn w:val="875"/>
-    <w:link w:val="892"/>
+    <w:basedOn w:val="894"/>
+    <w:link w:val="911"/>
     <w:uiPriority w:val="30"/>
     <w:pPr>
       <w:pBdr/>
@@ -42988,9 +43367,9 @@
       <w:color w:val="0f4761" w:themeColor="accent1" w:themeShade="BF"/>
     </w:rPr>
   </w:style>
-  <w:style w:type="character" w:styleId="894">
+  <w:style w:type="character" w:styleId="913">
     <w:name w:val="Intense Reference"/>
-    <w:basedOn w:val="875"/>
+    <w:basedOn w:val="894"/>
     <w:uiPriority w:val="32"/>
     <w:qFormat/>
     <w:pPr>
@@ -43006,9 +43385,9 @@
       <w:spacing w:val="5"/>
     </w:rPr>
   </w:style>
-  <w:style w:type="character" w:styleId="895">
+  <w:style w:type="character" w:styleId="914">
     <w:name w:val="Subtle Emphasis"/>
-    <w:basedOn w:val="875"/>
+    <w:basedOn w:val="894"/>
     <w:uiPriority w:val="19"/>
     <w:qFormat/>
     <w:pPr>
@@ -43022,9 +43401,9 @@
       <w:color w:val="404040" w:themeColor="text1" w:themeTint="BF"/>
     </w:rPr>
   </w:style>
-  <w:style w:type="character" w:styleId="896">
+  <w:style w:type="character" w:styleId="915">
     <w:name w:val="Emphasis"/>
-    <w:basedOn w:val="875"/>
+    <w:basedOn w:val="894"/>
     <w:uiPriority w:val="20"/>
     <w:qFormat/>
     <w:pPr>
@@ -43037,9 +43416,9 @@
       <w:iCs/>
     </w:rPr>
   </w:style>
-  <w:style w:type="character" w:styleId="897">
+  <w:style w:type="character" w:styleId="916">
     <w:name w:val="Strong"/>
-    <w:basedOn w:val="875"/>
+    <w:basedOn w:val="894"/>
     <w:uiPriority w:val="22"/>
     <w:qFormat/>
     <w:pPr>
@@ -43052,9 +43431,9 @@
       <w:bCs/>
     </w:rPr>
   </w:style>
-  <w:style w:type="character" w:styleId="898">
+  <w:style w:type="character" w:styleId="917">
     <w:name w:val="Subtle Reference"/>
-    <w:basedOn w:val="875"/>
+    <w:basedOn w:val="894"/>
     <w:uiPriority w:val="31"/>
     <w:qFormat/>
     <w:pPr>
@@ -43067,9 +43446,9 @@
       <w:color w:val="5a5a5a" w:themeColor="text1" w:themeTint="A5"/>
     </w:rPr>
   </w:style>
-  <w:style w:type="character" w:styleId="899">
+  <w:style w:type="character" w:styleId="918">
     <w:name w:val="Book Title"/>
-    <w:basedOn w:val="875"/>
+    <w:basedOn w:val="894"/>
     <w:uiPriority w:val="33"/>
     <w:qFormat/>
     <w:pPr>
@@ -43085,10 +43464,10 @@
       <w:spacing w:val="5"/>
     </w:rPr>
   </w:style>
-  <w:style w:type="paragraph" w:styleId="900">
+  <w:style w:type="paragraph" w:styleId="919">
     <w:name w:val="Header"/>
-    <w:basedOn w:val="925"/>
-    <w:link w:val="901"/>
+    <w:basedOn w:val="944"/>
+    <w:link w:val="920"/>
     <w:uiPriority w:val="99"/>
     <w:unhideWhenUsed/>
     <w:pPr>
@@ -43101,10 +43480,10 @@
       <w:ind/>
     </w:pPr>
   </w:style>
-  <w:style w:type="character" w:styleId="901">
+  <w:style w:type="character" w:styleId="920">
     <w:name w:val="Header Char"/>
-    <w:basedOn w:val="875"/>
-    <w:link w:val="900"/>
+    <w:basedOn w:val="894"/>
+    <w:link w:val="919"/>
     <w:uiPriority w:val="99"/>
     <w:pPr>
       <w:pBdr/>
@@ -43112,10 +43491,10 @@
       <w:ind/>
     </w:pPr>
   </w:style>
-  <w:style w:type="paragraph" w:styleId="902">
+  <w:style w:type="paragraph" w:styleId="921">
     <w:name w:val="Footer"/>
-    <w:basedOn w:val="925"/>
-    <w:link w:val="903"/>
+    <w:basedOn w:val="944"/>
+    <w:link w:val="922"/>
     <w:uiPriority w:val="99"/>
     <w:unhideWhenUsed/>
     <w:pPr>
@@ -43128,10 +43507,10 @@
       <w:ind/>
     </w:pPr>
   </w:style>
-  <w:style w:type="character" w:styleId="903">
+  <w:style w:type="character" w:styleId="922">
     <w:name w:val="Footer Char"/>
-    <w:basedOn w:val="875"/>
-    <w:link w:val="902"/>
+    <w:basedOn w:val="894"/>
+    <w:link w:val="921"/>
     <w:uiPriority w:val="99"/>
     <w:pPr>
       <w:pBdr/>
@@ -43139,10 +43518,10 @@
       <w:ind/>
     </w:pPr>
   </w:style>
-  <w:style w:type="paragraph" w:styleId="904">
+  <w:style w:type="paragraph" w:styleId="923">
     <w:name w:val="Caption"/>
-    <w:basedOn w:val="925"/>
-    <w:next w:val="925"/>
+    <w:basedOn w:val="944"/>
+    <w:next w:val="944"/>
     <w:uiPriority w:val="35"/>
     <w:unhideWhenUsed/>
     <w:qFormat/>
@@ -43159,10 +43538,10 @@
       <w:szCs w:val="18"/>
     </w:rPr>
   </w:style>
-  <w:style w:type="paragraph" w:styleId="905">
+  <w:style w:type="paragraph" w:styleId="924">
     <w:name w:val="footnote text"/>
-    <w:basedOn w:val="925"/>
-    <w:link w:val="906"/>
+    <w:basedOn w:val="944"/>
+    <w:link w:val="925"/>
     <w:uiPriority w:val="99"/>
     <w:semiHidden/>
     <w:unhideWhenUsed/>
@@ -43176,10 +43555,10 @@
       <w:szCs w:val="20"/>
     </w:rPr>
   </w:style>
-  <w:style w:type="character" w:styleId="906">
+  <w:style w:type="character" w:styleId="925">
     <w:name w:val="Footnote Text Char"/>
-    <w:basedOn w:val="875"/>
-    <w:link w:val="905"/>
+    <w:basedOn w:val="894"/>
+    <w:link w:val="924"/>
     <w:uiPriority w:val="99"/>
     <w:semiHidden/>
     <w:pPr>
@@ -43192,9 +43571,9 @@
       <w:szCs w:val="20"/>
     </w:rPr>
   </w:style>
-  <w:style w:type="character" w:styleId="907">
+  <w:style w:type="character" w:styleId="926">
     <w:name w:val="footnote reference"/>
-    <w:basedOn w:val="875"/>
+    <w:basedOn w:val="894"/>
     <w:uiPriority w:val="99"/>
     <w:semiHidden/>
     <w:unhideWhenUsed/>
@@ -43207,10 +43586,10 @@
       <w:vertAlign w:val="superscript"/>
     </w:rPr>
   </w:style>
-  <w:style w:type="paragraph" w:styleId="908">
+  <w:style w:type="paragraph" w:styleId="927">
     <w:name w:val="endnote text"/>
-    <w:basedOn w:val="925"/>
-    <w:link w:val="909"/>
+    <w:basedOn w:val="944"/>
+    <w:link w:val="928"/>
     <w:uiPriority w:val="99"/>
     <w:semiHidden/>
     <w:unhideWhenUsed/>
@@ -43224,10 +43603,10 @@
       <w:szCs w:val="20"/>
     </w:rPr>
   </w:style>
-  <w:style w:type="character" w:styleId="909">
+  <w:style w:type="character" w:styleId="928">
     <w:name w:val="Endnote Text Char"/>
-    <w:basedOn w:val="875"/>
-    <w:link w:val="908"/>
+    <w:basedOn w:val="894"/>
+    <w:link w:val="927"/>
     <w:uiPriority w:val="99"/>
     <w:semiHidden/>
     <w:pPr>
@@ -43240,9 +43619,9 @@
       <w:szCs w:val="20"/>
     </w:rPr>
   </w:style>
-  <w:style w:type="character" w:styleId="910">
+  <w:style w:type="character" w:styleId="929">
     <w:name w:val="endnote reference"/>
-    <w:basedOn w:val="875"/>
+    <w:basedOn w:val="894"/>
     <w:uiPriority w:val="99"/>
     <w:semiHidden/>
     <w:unhideWhenUsed/>
@@ -43255,9 +43634,9 @@
       <w:vertAlign w:val="superscript"/>
     </w:rPr>
   </w:style>
-  <w:style w:type="character" w:styleId="911">
+  <w:style w:type="character" w:styleId="930">
     <w:name w:val="Hyperlink"/>
-    <w:basedOn w:val="875"/>
+    <w:basedOn w:val="894"/>
     <w:uiPriority w:val="99"/>
     <w:unhideWhenUsed/>
     <w:pPr>
@@ -43270,9 +43649,9 @@
       <w:u w:val="single"/>
     </w:rPr>
   </w:style>
-  <w:style w:type="character" w:styleId="912">
+  <w:style w:type="character" w:styleId="931">
     <w:name w:val="FollowedHyperlink"/>
-    <w:basedOn w:val="875"/>
+    <w:basedOn w:val="894"/>
     <w:uiPriority w:val="99"/>
     <w:semiHidden/>
     <w:unhideWhenUsed/>
@@ -43286,10 +43665,10 @@
       <w:u w:val="single"/>
     </w:rPr>
   </w:style>
-  <w:style w:type="paragraph" w:styleId="913">
+  <w:style w:type="paragraph" w:styleId="932">
     <w:name w:val="toc 1"/>
-    <w:basedOn w:val="925"/>
-    <w:next w:val="925"/>
+    <w:basedOn w:val="944"/>
+    <w:next w:val="944"/>
     <w:uiPriority w:val="39"/>
     <w:unhideWhenUsed/>
     <w:pPr>
@@ -43298,10 +43677,10 @@
       <w:ind/>
     </w:pPr>
   </w:style>
-  <w:style w:type="paragraph" w:styleId="914">
+  <w:style w:type="paragraph" w:styleId="933">
     <w:name w:val="toc 2"/>
-    <w:basedOn w:val="925"/>
-    <w:next w:val="925"/>
+    <w:basedOn w:val="944"/>
+    <w:next w:val="944"/>
     <w:uiPriority w:val="39"/>
     <w:unhideWhenUsed/>
     <w:pPr>
@@ -43310,10 +43689,10 @@
       <w:ind w:left="220"/>
     </w:pPr>
   </w:style>
-  <w:style w:type="paragraph" w:styleId="915">
+  <w:style w:type="paragraph" w:styleId="934">
     <w:name w:val="toc 3"/>
-    <w:basedOn w:val="925"/>
-    <w:next w:val="925"/>
+    <w:basedOn w:val="944"/>
+    <w:next w:val="944"/>
     <w:uiPriority w:val="39"/>
     <w:unhideWhenUsed/>
     <w:pPr>
@@ -43322,10 +43701,10 @@
       <w:ind w:left="440"/>
     </w:pPr>
   </w:style>
-  <w:style w:type="paragraph" w:styleId="916">
+  <w:style w:type="paragraph" w:styleId="935">
     <w:name w:val="toc 4"/>
-    <w:basedOn w:val="925"/>
-    <w:next w:val="925"/>
+    <w:basedOn w:val="944"/>
+    <w:next w:val="944"/>
     <w:uiPriority w:val="39"/>
     <w:unhideWhenUsed/>
     <w:pPr>
@@ -43334,10 +43713,10 @@
       <w:ind w:left="660"/>
     </w:pPr>
   </w:style>
-  <w:style w:type="paragraph" w:styleId="917">
+  <w:style w:type="paragraph" w:styleId="936">
     <w:name w:val="toc 5"/>
-    <w:basedOn w:val="925"/>
-    <w:next w:val="925"/>
+    <w:basedOn w:val="944"/>
+    <w:next w:val="944"/>
     <w:uiPriority w:val="39"/>
     <w:unhideWhenUsed/>
     <w:pPr>
@@ -43346,10 +43725,10 @@
       <w:ind w:left="880"/>
     </w:pPr>
   </w:style>
-  <w:style w:type="paragraph" w:styleId="918">
+  <w:style w:type="paragraph" w:styleId="937">
     <w:name w:val="toc 6"/>
-    <w:basedOn w:val="925"/>
-    <w:next w:val="925"/>
+    <w:basedOn w:val="944"/>
+    <w:next w:val="944"/>
     <w:uiPriority w:val="39"/>
     <w:unhideWhenUsed/>
     <w:pPr>
@@ -43358,10 +43737,10 @@
       <w:ind w:left="1100"/>
     </w:pPr>
   </w:style>
-  <w:style w:type="paragraph" w:styleId="919">
+  <w:style w:type="paragraph" w:styleId="938">
     <w:name w:val="toc 7"/>
-    <w:basedOn w:val="925"/>
-    <w:next w:val="925"/>
+    <w:basedOn w:val="944"/>
+    <w:next w:val="944"/>
     <w:uiPriority w:val="39"/>
     <w:unhideWhenUsed/>
     <w:pPr>
@@ -43370,10 +43749,10 @@
       <w:ind w:left="1320"/>
     </w:pPr>
   </w:style>
-  <w:style w:type="paragraph" w:styleId="920">
+  <w:style w:type="paragraph" w:styleId="939">
     <w:name w:val="toc 8"/>
-    <w:basedOn w:val="925"/>
-    <w:next w:val="925"/>
+    <w:basedOn w:val="944"/>
+    <w:next w:val="944"/>
     <w:uiPriority w:val="39"/>
     <w:unhideWhenUsed/>
     <w:pPr>
@@ -43382,10 +43761,10 @@
       <w:ind w:left="1540"/>
     </w:pPr>
   </w:style>
-  <w:style w:type="paragraph" w:styleId="921">
+  <w:style w:type="paragraph" w:styleId="940">
     <w:name w:val="toc 9"/>
-    <w:basedOn w:val="925"/>
-    <w:next w:val="925"/>
+    <w:basedOn w:val="944"/>
+    <w:next w:val="944"/>
     <w:uiPriority w:val="39"/>
     <w:unhideWhenUsed/>
     <w:pPr>
@@ -43394,9 +43773,9 @@
       <w:ind w:left="1760"/>
     </w:pPr>
   </w:style>
-  <w:style w:type="character" w:styleId="922">
+  <w:style w:type="character" w:styleId="941">
     <w:name w:val="Placeholder Text"/>
-    <w:basedOn w:val="875"/>
+    <w:basedOn w:val="894"/>
     <w:uiPriority w:val="99"/>
     <w:semiHidden/>
     <w:pPr>
@@ -43408,7 +43787,7 @@
       <w:color w:val="666666"/>
     </w:rPr>
   </w:style>
-  <w:style w:type="paragraph" w:styleId="923">
+  <w:style w:type="paragraph" w:styleId="942">
     <w:name w:val="TOC Heading"/>
     <w:uiPriority w:val="39"/>
     <w:unhideWhenUsed/>
@@ -43418,10 +43797,10 @@
       <w:ind/>
     </w:pPr>
   </w:style>
-  <w:style w:type="paragraph" w:styleId="924">
+  <w:style w:type="paragraph" w:styleId="943">
     <w:name w:val="table of figures"/>
-    <w:basedOn w:val="925"/>
-    <w:next w:val="925"/>
+    <w:basedOn w:val="944"/>
+    <w:next w:val="944"/>
     <w:uiPriority w:val="99"/>
     <w:unhideWhenUsed/>
     <w:pPr>
@@ -43430,7 +43809,7 @@
       <w:ind/>
     </w:pPr>
   </w:style>
-  <w:style w:type="paragraph" w:styleId="925" w:default="1">
+  <w:style w:type="paragraph" w:styleId="944" w:default="1">
     <w:name w:val="Normal"/>
     <w:qFormat/>
     <w:pPr>
@@ -43439,7 +43818,7 @@
       <w:ind/>
     </w:pPr>
   </w:style>
-  <w:style w:type="table" w:styleId="926" w:default="1">
+  <w:style w:type="table" w:styleId="945" w:default="1">
     <w:name w:val="Normal Table"/>
     <w:uiPriority w:val="99"/>
     <w:semiHidden/>
@@ -43632,7 +44011,7 @@
       </w:tcPr>
     </w:tblStylePr>
   </w:style>
-  <w:style w:type="numbering" w:styleId="927" w:default="1">
+  <w:style w:type="numbering" w:styleId="946" w:default="1">
     <w:name w:val="No List"/>
     <w:uiPriority w:val="99"/>
     <w:semiHidden/>
@@ -43643,9 +44022,9 @@
       <w:ind/>
     </w:pPr>
   </w:style>
-  <w:style w:type="paragraph" w:styleId="928">
+  <w:style w:type="paragraph" w:styleId="947">
     <w:name w:val="No Spacing"/>
-    <w:basedOn w:val="925"/>
+    <w:basedOn w:val="944"/>
     <w:uiPriority w:val="1"/>
     <w:qFormat/>
     <w:pPr>
@@ -43654,9 +44033,9 @@
       <w:ind/>
     </w:pPr>
   </w:style>
-  <w:style w:type="paragraph" w:styleId="929">
+  <w:style w:type="paragraph" w:styleId="948">
     <w:name w:val="List Paragraph"/>
-    <w:basedOn w:val="925"/>
+    <w:basedOn w:val="944"/>
     <w:uiPriority w:val="34"/>
     <w:qFormat/>
     <w:pPr>
